--- a/Stjernekort/testdata/dvr/01. Udbudsbetingelser.docx
+++ b/Stjernekort/testdata/dvr/01. Udbudsbetingelser.docx
@@ -126,7 +126,7 @@
                 <v:stroke joinstyle="miter"/>
                 <v:path gradientshapeok="t" o:connecttype="rect"/>
               </v:shapetype>
-              <v:shape id="Coverpage_ImageText" o:spid="_x0000_s1026" type="#_x0000_t202" style="position:absolute;margin-left:-28.65pt;margin-top:71.25pt;width:482.15pt;height:204.75pt;z-index:251658240;visibility:visible;mso-wrap-style:square;mso-width-percent:0;mso-height-percent:0;mso-wrap-distance-left:9pt;mso-wrap-distance-top:0;mso-wrap-distance-right:9pt;mso-wrap-distance-bottom:0;mso-position-horizontal:absolute;mso-position-horizontal-relative:margin;mso-position-vertical:absolute;mso-position-vertical-relative:page;mso-width-percent:0;mso-height-percent:0;mso-width-relative:margin;mso-height-relative:margin;v-text-anchor:top" o:gfxdata="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" stroked="f" strokeweight=".5pt">
+              <v:shape id="Coverpage_ImageText" o:spid="_x0000_s1026" type="#_x0000_t202" style="position:absolute;margin-left:-28.65pt;margin-top:71.25pt;width:482.15pt;height:204.75pt;z-index:251658240;visibility:visible;mso-wrap-style:square;mso-width-percent:0;mso-height-percent:0;mso-wrap-distance-left:9pt;mso-wrap-distance-top:0;mso-wrap-distance-right:9pt;mso-wrap-distance-bottom:0;mso-position-horizontal:absolute;mso-position-horizontal-relative:margin;mso-position-vertical:absolute;mso-position-vertical-relative:page;mso-width-percent:0;mso-height-percent:0;mso-width-relative:margin;mso-height-relative:margin;v-text-anchor:top" o:gfxdata="UEsDBBQABgAIAAAAIQC2gziS/gAAAOEBAAATAAAAW0NvbnRlbnRfVHlwZXNdLnhtbJSRQU7DMBBF 90jcwfIWJU67QAgl6YK0S0CoHGBkTxKLZGx5TGhvj5O2G0SRWNoz/78nu9wcxkFMGNg6quQqL6RA 0s5Y6ir5vt9lD1JwBDIwOMJKHpHlpr69KfdHjyxSmriSfYz+USnWPY7AufNIadK6MEJMx9ApD/oD OlTrorhX2lFEilmcO2RdNtjC5xDF9pCuTyYBB5bi6bQ4syoJ3g9WQ0ymaiLzg5KdCXlKLjvcW893 SUOqXwnz5DrgnHtJTxOsQfEKIT7DmDSUCaxw7Rqn8787ZsmRM9e2VmPeBN4uqYvTtW7jvijg9N/y JsXecLq0q+WD6m8AAAD//wMAUEsDBBQABgAIAAAAIQA4/SH/1gAAAJQBAAALAAAAX3JlbHMvLnJl bHOkkMFqwzAMhu+DvYPRfXGawxijTi+j0GvpHsDYimMaW0Yy2fr2M4PBMnrbUb/Q94l/f/hMi1qR JVI2sOt6UJgd+ZiDgffL8ekFlFSbvV0oo4EbChzGx4f9GRdb25HMsYhqlCwG5lrLq9biZkxWOiqY 22YiTra2kYMu1l1tQD30/bPm3wwYN0x18gb45AdQl1tp5j/sFB2T0FQ7R0nTNEV3j6o9feQzro1i OWA14Fm+Q8a1a8+Bvu/d/dMb2JY5uiPbhG/ktn4cqGU/er3pcvwCAAD//wMAUEsDBBQABgAIAAAA IQBEhnxnbwIAAFcFAAAOAAAAZHJzL2Uyb0RvYy54bWysVEtv2zAMvg/YfxB0X50HGgxBnSJrkWFA 0RZLh54VWUqEyaJGKbGzXz9KtpOu26XDclBo8ePrI6mr67a27KAwGHAlH1+MOFNOQmXctuTfnlYf PnIWonCVsOBUyY8q8OvF+3dXjZ+rCezAVgoZOXFh3viS72L086IIcqdqES7AK0dKDViLSJ+4LSoU DXmvbTEZjWZFA1h5BKlCoNvbTskX2b/WSsYHrYOKzJaccov5xHxu0lksrsR8i8LvjOzTEP+QRS2M o6AnV7ciCrZH84er2kiEADpeSKgL0NpIlWugasajV9Wsd8KrXAuRE/yJpvD/3Mr7w9o/IovtJ2ip gYmQxod5oMtUT6uxTv+UKSM9UXg80abayCRdzsaT6WxEKkm6CUnTyWXyU5zNPYb4WUHNklBypL5k usThLsQOOkBStADWVCtjbf7A7ebGIjsI6uEq/3rvv8GsYw3lMr0cZc8Okn3n2rrkR+Vx6OOda8xS PFqVMNZ9VZqZKpeag6dBVKfwQkrlYmaJqsvohNIU6i2GPf6c1VuMuzrIIkcGF0/GtXGAufq8P+e0 q+9DyrrDU3Ne1J3E2G7avvcbqI40EgjdtgQvV4badidCfBRI60GtppWPD3RoC8Q69BJnO8Cff7tP eJpa0nLW0LqVPPzYC1Sc2S+O5jnt5iDgIGwGwe3rG6Duj+kx8TKLZIDRDqJGqJ/pJVimKKQSTlKs ksdBvInd0tNLItVymUG0gV7EO7f2MrlOdKYhfGqfBfp+UiMN+T0Miyjmrwa2wyZLB8t9BG3yNCdC OxZ7oml78z70L016Hl5+Z9T5PVz8AgAA//8DAFBLAwQUAAYACAAAACEAhPDRUd4AAAALAQAADwAA AGRycy9kb3ducmV2LnhtbEyPQU7DMBBF90jcwRokdq1NIARCnAoBPQApC5ZuPE1C43Eau21ye4YV XY7+05/3i9XkenHCMXSeNNwtFQik2tuOGg1fm/XiCUSIhqzpPaGGGQOsyuurwuTWn+kTT1VsBJdQ yI2GNsYhlzLULToTln5A4mznR2cin2Mj7WjOXO56mSj1KJ3piD+0ZsC3Fut9dXQabJYc6riv5upn vaPD/LFphu93rW9vptcXEBGn+A/Dnz6rQ8lOW38kG0SvYZFm94xy8JCkIJh4Vhmv22pI00SBLAt5 uaH8BQAA//8DAFBLAQItABQABgAIAAAAIQC2gziS/gAAAOEBAAATAAAAAAAAAAAAAAAAAAAAAABb Q29udGVudF9UeXBlc10ueG1sUEsBAi0AFAAGAAgAAAAhADj9If/WAAAAlAEAAAsAAAAAAAAAAAAA AAAALwEAAF9yZWxzLy5yZWxzUEsBAi0AFAAGAAgAAAAhAESGfGdvAgAAVwUAAA4AAAAAAAAAAAAA AAAALgIAAGRycy9lMm9Eb2MueG1sUEsBAi0AFAAGAAgAAAAhAITw0VHeAAAACwEAAA8AAAAAAAAA AAAAAAAAyQQAAGRycy9kb3ducmV2LnhtbFBLBQYAAAAABAAEAPMAAADUBQAAAAA= " stroked="f" strokeweight=".5pt">
                 <v:textbox inset="0,0,0,0">
                   <w:txbxContent>
                     <w:tbl>
@@ -179,10 +179,7 @@
         </mc:AlternateContent>
       </w:r>
       <w:r>
-        <w:t xml:space="preserve"> </w:t>
-      </w:r>
-      <w:r>
-        <w:t>k</w:t>
+        <w:t xml:space="preserve"> k</w:t>
       </w:r>
     </w:p>
     <w:p/>
@@ -288,8 +285,6 @@
                                   </w:pPr>
                                   <w:r>
                                     <w:fldChar w:fldCharType="begin"/>
-                                  </w:r>
-                                  <w:r>
                                     <w:instrText xml:space="preserve"> MACROBUTTON NoName [</w:instrText>
                                   </w:r>
                                   <w:bookmarkStart w:id="1" w:name="LAN_Text_12"/>
@@ -299,8 +294,6 @@
                                   <w:bookmarkEnd w:id="1"/>
                                   <w:r>
                                     <w:instrText>]</w:instrText>
-                                  </w:r>
-                                  <w:r>
                                     <w:fldChar w:fldCharType="end"/>
                                   </w:r>
                                 </w:p>
@@ -325,8 +318,6 @@
                                   </w:pPr>
                                   <w:r>
                                     <w:fldChar w:fldCharType="begin"/>
-                                  </w:r>
-                                  <w:r>
                                     <w:instrText xml:space="preserve"> MACROBUTTON NoName [</w:instrText>
                                   </w:r>
                                   <w:bookmarkStart w:id="3" w:name="LAN_Text_13"/>
@@ -336,8 +327,6 @@
                                   <w:bookmarkEnd w:id="3"/>
                                   <w:r>
                                     <w:instrText>]</w:instrText>
-                                  </w:r>
-                                  <w:r>
                                     <w:fldChar w:fldCharType="end"/>
                                   </w:r>
                                 </w:p>
@@ -362,8 +351,6 @@
                                   </w:pPr>
                                   <w:r>
                                     <w:fldChar w:fldCharType="begin"/>
-                                  </w:r>
-                                  <w:r>
                                     <w:instrText xml:space="preserve"> MACROBUTTON NoName [</w:instrText>
                                   </w:r>
                                   <w:bookmarkStart w:id="5" w:name="LAN_MonthYear_1"/>
@@ -373,8 +360,6 @@
                                   <w:bookmarkEnd w:id="5"/>
                                   <w:r>
                                     <w:instrText>]</w:instrText>
-                                  </w:r>
-                                  <w:r>
                                     <w:fldChar w:fldCharType="end"/>
                                   </w:r>
                                 </w:p>
@@ -389,8 +374,6 @@
                                   </w:pPr>
                                   <w:r>
                                     <w:fldChar w:fldCharType="begin"/>
-                                  </w:r>
-                                  <w:r>
                                     <w:instrText xml:space="preserve"> MACROBUTTON NoName [</w:instrText>
                                   </w:r>
                                   <w:bookmarkStart w:id="6" w:name="LAN_Optional"/>
@@ -421,8 +404,6 @@
                                   <w:bookmarkEnd w:id="7"/>
                                   <w:r>
                                     <w:instrText>]</w:instrText>
-                                  </w:r>
-                                  <w:r>
                                     <w:fldChar w:fldCharType="end"/>
                                   </w:r>
                                 </w:p>
@@ -432,8 +413,6 @@
                                   </w:pPr>
                                   <w:r>
                                     <w:fldChar w:fldCharType="begin"/>
-                                  </w:r>
-                                  <w:r>
                                     <w:instrText xml:space="preserve"> MACROBUTTON NoName [</w:instrText>
                                   </w:r>
                                   <w:bookmarkStart w:id="8" w:name="LAN_Text_14"/>
@@ -462,8 +441,6 @@
                                   <w:bookmarkEnd w:id="9"/>
                                   <w:r>
                                     <w:instrText>]</w:instrText>
-                                  </w:r>
-                                  <w:r>
                                     <w:fldChar w:fldCharType="end"/>
                                   </w:r>
                                 </w:p>
@@ -478,8 +455,6 @@
                                   </w:pPr>
                                   <w:r>
                                     <w:fldChar w:fldCharType="begin"/>
-                                  </w:r>
-                                  <w:r>
                                     <w:instrText xml:space="preserve"> MACROBUTTON NoName [</w:instrText>
                                   </w:r>
                                   <w:bookmarkStart w:id="10" w:name="LAN_Optional_1"/>
@@ -508,8 +483,6 @@
                                   <w:bookmarkEnd w:id="11"/>
                                   <w:r>
                                     <w:instrText>]</w:instrText>
-                                  </w:r>
-                                  <w:r>
                                     <w:fldChar w:fldCharType="end"/>
                                   </w:r>
                                 </w:p>
@@ -519,8 +492,6 @@
                                   </w:pPr>
                                   <w:r>
                                     <w:fldChar w:fldCharType="begin"/>
-                                  </w:r>
-                                  <w:r>
                                     <w:instrText xml:space="preserve"> MACROBUTTON NoName [</w:instrText>
                                   </w:r>
                                   <w:bookmarkStart w:id="12" w:name="LAN_Text_15"/>
@@ -549,8 +520,6 @@
                                   <w:bookmarkEnd w:id="13"/>
                                   <w:r>
                                     <w:instrText>]</w:instrText>
-                                  </w:r>
-                                  <w:r>
                                     <w:fldChar w:fldCharType="end"/>
                                   </w:r>
                                 </w:p>
@@ -650,7 +619,7 @@
           </mc:Choice>
           <mc:Fallback>
             <w:pict>
-              <v:shape w14:anchorId="0652AA45" id="Coverpage_TextOnly" o:spid="_x0000_s1027" type="#_x0000_t202" style="position:absolute;margin-left:-28.35pt;margin-top:70.9pt;width:482.15pt;height:687.7pt;z-index:251658241;visibility:hidden;mso-wrap-style:square;mso-width-percent:0;mso-height-percent:0;mso-wrap-distance-left:9pt;mso-wrap-distance-top:0;mso-wrap-distance-right:9pt;mso-wrap-distance-bottom:0;mso-position-horizontal:absolute;mso-position-horizontal-relative:margin;mso-position-vertical:absolute;mso-position-vertical-relative:page;mso-width-percent:0;mso-height-percent:0;mso-width-relative:margin;mso-height-relative:margin;v-text-anchor:top" o:gfxdata="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" stroked="f" strokeweight=".5pt">
+              <v:shape w14:anchorId="0652AA45" id="Coverpage_TextOnly" o:spid="_x0000_s1027" type="#_x0000_t202" style="position:absolute;margin-left:-28.35pt;margin-top:70.9pt;width:482.15pt;height:687.7pt;z-index:251658241;visibility:hidden;mso-wrap-style:square;mso-width-percent:0;mso-height-percent:0;mso-wrap-distance-left:9pt;mso-wrap-distance-top:0;mso-wrap-distance-right:9pt;mso-wrap-distance-bottom:0;mso-position-horizontal:absolute;mso-position-horizontal-relative:margin;mso-position-vertical:absolute;mso-position-vertical-relative:page;mso-width-percent:0;mso-height-percent:0;mso-width-relative:margin;mso-height-relative:margin;v-text-anchor:top" o:gfxdata="UEsDBBQABgAIAAAAIQC2gziS/gAAAOEBAAATAAAAW0NvbnRlbnRfVHlwZXNdLnhtbJSRQU7DMBBF 90jcwfIWJU67QAgl6YK0S0CoHGBkTxKLZGx5TGhvj5O2G0SRWNoz/78nu9wcxkFMGNg6quQqL6RA 0s5Y6ir5vt9lD1JwBDIwOMJKHpHlpr69KfdHjyxSmriSfYz+USnWPY7AufNIadK6MEJMx9ApD/oD OlTrorhX2lFEilmcO2RdNtjC5xDF9pCuTyYBB5bi6bQ4syoJ3g9WQ0ymaiLzg5KdCXlKLjvcW893 SUOqXwnz5DrgnHtJTxOsQfEKIT7DmDSUCaxw7Rqn8787ZsmRM9e2VmPeBN4uqYvTtW7jvijg9N/y JsXecLq0q+WD6m8AAAD//wMAUEsDBBQABgAIAAAAIQA4/SH/1gAAAJQBAAALAAAAX3JlbHMvLnJl bHOkkMFqwzAMhu+DvYPRfXGawxijTi+j0GvpHsDYimMaW0Yy2fr2M4PBMnrbUb/Q94l/f/hMi1qR JVI2sOt6UJgd+ZiDgffL8ekFlFSbvV0oo4EbChzGx4f9GRdb25HMsYhqlCwG5lrLq9biZkxWOiqY 22YiTra2kYMu1l1tQD30/bPm3wwYN0x18gb45AdQl1tp5j/sFB2T0FQ7R0nTNEV3j6o9feQzro1i OWA14Fm+Q8a1a8+Bvu/d/dMb2JY5uiPbhG/ktn4cqGU/er3pcvwCAAD//wMAUEsDBBQABgAIAAAA IQBGxbK8cgIAAF4FAAAOAAAAZHJzL2Uyb0RvYy54bWysVN9v2yAQfp+0/wHxvjpJta6K6lRZqkyT qrZqOvWZYEjQMMcOEjv763dgO+m6vXSaH/DBffeT77i6bmvL9gqDAVfy8dmIM+UkVMZtSv7tafnh krMQhauEBadKflCBX8/ev7tq/FRNYAu2UsjIiQvTxpd8G6OfFkWQW1WLcAZeOVJqwFpE2uKmqFA0 5L22xWQ0uigawMojSBUCnd50Sj7L/rVWMt5rHVRktuSUW8wr5nWd1mJ2JaYbFH5rZJ+G+IcsamEc BT26uhFRsB2aP1zVRiIE0PFMQl2A1kaqXANVMx69qma1FV7lWqg5wR/bFP6fW3m3X/kHZLH9DC1d YGpI48M00GGqp9VYpz9lykhPLTwc26bayCQdXown5xcjUknSXX46zxvyU5zMPYb4RUHNklBypHvJ 7RL72xA76ABJ0QJYUy2NtXmDm/XCItsLusNl/lKW5P03mHWsoVzOP46yZwfJvsNZl/yoTIc+3qnG LMWDVQlj3aPSzFS51Bw8EVEdwwsplYu5SxQ/oxNKU6i3GPb4U1ZvMe7qIIscGVw8GtfGAebq8/yc 0q6+DynrDk/te1F3EmO7bqnwFxRYQ3UgZiB0QxO8XBq6vVsR4oNAmhK6cZr8eE+LtkDNh17ibAv4 82/nCU/kJS1nDU1dycOPnUDFmf3qiNZpRAcBB2E9CG5XL4BIMKY3xcsskgFGO4gaoX6mB2GeopBK OEmxSh4HcRG72acHRar5PINoEL2It27lZXKdupq4+NQ+C/Q9YSNx/Q6GeRTTV7ztsMnSwXwXQZtM 6tTXrot9v2mIM3H7Bye9Ei/3GXV6Fme/AAAA//8DAFBLAwQUAAYACAAAACEA88se5uAAAAAMAQAA DwAAAGRycy9kb3ducmV2LnhtbEyPQU+DQBCF7yb+h82YeDHtArGgyNIYk3q3No3HgR2Byu4SdgvU X+940uO89+XNe8V2Mb2YaPSdswridQSCbO10ZxsFh/fd6gGED2g19s6Sggt52JbXVwXm2s32jaZ9 aASHWJ+jgjaEIZfS1y0Z9Gs3kGXv040GA59jI/WIM4ebXiZRlEqDneUPLQ700lL9tT8bBdWUHJed /v54NcvxhJeO5tPhTqnbm+X5CUSgJfzB8Fufq0PJnSp3ttqLXsFqk2aMsnEf8wYmHqMsBVGxsomz BGRZyP8jyh8AAAD//wMAUEsBAi0AFAAGAAgAAAAhALaDOJL+AAAA4QEAABMAAAAAAAAAAAAAAAAA AAAAAFtDb250ZW50X1R5cGVzXS54bWxQSwECLQAUAAYACAAAACEAOP0h/9YAAACUAQAACwAAAAAA AAAAAAAAAAAvAQAAX3JlbHMvLnJlbHNQSwECLQAUAAYACAAAACEARsWyvHICAABeBQAADgAAAAAA AAAAAAAAAAAuAgAAZHJzL2Uyb0RvYy54bWxQSwECLQAUAAYACAAAACEA88se5uAAAAAMAQAADwAA AAAAAAAAAAAAAADMBAAAZHJzL2Rvd25yZXYueG1sUEsFBgAAAAAEAAQA8wAAANkFAAAAAA== " stroked="f" strokeweight=".5pt">
                 <v:textbox inset="0,0,0,0">
                   <w:txbxContent>
                     <w:tbl>
@@ -698,8 +667,6 @@
                             </w:pPr>
                             <w:r>
                               <w:fldChar w:fldCharType="begin"/>
-                            </w:r>
-                            <w:r>
                               <w:instrText xml:space="preserve"> MACROBUTTON NoName [</w:instrText>
                             </w:r>
                             <w:bookmarkStart w:id="15" w:name="LAN_Text_12"/>
@@ -709,8 +676,6 @@
                             <w:bookmarkEnd w:id="15"/>
                             <w:r>
                               <w:instrText>]</w:instrText>
-                            </w:r>
-                            <w:r>
                               <w:fldChar w:fldCharType="end"/>
                             </w:r>
                           </w:p>
@@ -735,8 +700,6 @@
                             </w:pPr>
                             <w:r>
                               <w:fldChar w:fldCharType="begin"/>
-                            </w:r>
-                            <w:r>
                               <w:instrText xml:space="preserve"> MACROBUTTON NoName [</w:instrText>
                             </w:r>
                             <w:bookmarkStart w:id="17" w:name="LAN_Text_13"/>
@@ -746,8 +709,6 @@
                             <w:bookmarkEnd w:id="17"/>
                             <w:r>
                               <w:instrText>]</w:instrText>
-                            </w:r>
-                            <w:r>
                               <w:fldChar w:fldCharType="end"/>
                             </w:r>
                           </w:p>
@@ -772,8 +733,6 @@
                             </w:pPr>
                             <w:r>
                               <w:fldChar w:fldCharType="begin"/>
-                            </w:r>
-                            <w:r>
                               <w:instrText xml:space="preserve"> MACROBUTTON NoName [</w:instrText>
                             </w:r>
                             <w:bookmarkStart w:id="19" w:name="LAN_MonthYear_1"/>
@@ -783,8 +742,6 @@
                             <w:bookmarkEnd w:id="19"/>
                             <w:r>
                               <w:instrText>]</w:instrText>
-                            </w:r>
-                            <w:r>
                               <w:fldChar w:fldCharType="end"/>
                             </w:r>
                           </w:p>
@@ -799,8 +756,6 @@
                             </w:pPr>
                             <w:r>
                               <w:fldChar w:fldCharType="begin"/>
-                            </w:r>
-                            <w:r>
                               <w:instrText xml:space="preserve"> MACROBUTTON NoName [</w:instrText>
                             </w:r>
                             <w:bookmarkStart w:id="20" w:name="LAN_Optional"/>
@@ -831,8 +786,6 @@
                             <w:bookmarkEnd w:id="21"/>
                             <w:r>
                               <w:instrText>]</w:instrText>
-                            </w:r>
-                            <w:r>
                               <w:fldChar w:fldCharType="end"/>
                             </w:r>
                           </w:p>
@@ -842,8 +795,6 @@
                             </w:pPr>
                             <w:r>
                               <w:fldChar w:fldCharType="begin"/>
-                            </w:r>
-                            <w:r>
                               <w:instrText xml:space="preserve"> MACROBUTTON NoName [</w:instrText>
                             </w:r>
                             <w:bookmarkStart w:id="22" w:name="LAN_Text_14"/>
@@ -872,8 +823,6 @@
                             <w:bookmarkEnd w:id="23"/>
                             <w:r>
                               <w:instrText>]</w:instrText>
-                            </w:r>
-                            <w:r>
                               <w:fldChar w:fldCharType="end"/>
                             </w:r>
                           </w:p>
@@ -888,8 +837,6 @@
                             </w:pPr>
                             <w:r>
                               <w:fldChar w:fldCharType="begin"/>
-                            </w:r>
-                            <w:r>
                               <w:instrText xml:space="preserve"> MACROBUTTON NoName [</w:instrText>
                             </w:r>
                             <w:bookmarkStart w:id="24" w:name="LAN_Optional_1"/>
@@ -918,8 +865,6 @@
                             <w:bookmarkEnd w:id="25"/>
                             <w:r>
                               <w:instrText>]</w:instrText>
-                            </w:r>
-                            <w:r>
                               <w:fldChar w:fldCharType="end"/>
                             </w:r>
                           </w:p>
@@ -929,8 +874,6 @@
                             </w:pPr>
                             <w:r>
                               <w:fldChar w:fldCharType="begin"/>
-                            </w:r>
-                            <w:r>
                               <w:instrText xml:space="preserve"> MACROBUTTON NoName [</w:instrText>
                             </w:r>
                             <w:bookmarkStart w:id="26" w:name="LAN_Text_15"/>
@@ -959,8 +902,6 @@
                             <w:bookmarkEnd w:id="27"/>
                             <w:r>
                               <w:instrText>]</w:instrText>
-                            </w:r>
-                            <w:r>
                               <w:fldChar w:fldCharType="end"/>
                             </w:r>
                           </w:p>
@@ -1295,7 +1236,7 @@
           </mc:Choice>
           <mc:Fallback>
             <w:pict>
-              <v:shape w14:anchorId="30E49380" id="Coverpage_Image" o:spid="_x0000_s1028" type="#_x0000_t202" style="position:absolute;margin-left:-28.65pt;margin-top:0;width:492pt;height:464.6pt;z-index:251658242;visibility:visible;mso-wrap-style:square;mso-width-percent:0;mso-height-percent:0;mso-wrap-distance-left:9pt;mso-wrap-distance-top:0;mso-wrap-distance-right:9pt;mso-wrap-distance-bottom:0;mso-position-horizontal:absolute;mso-position-horizontal-relative:margin;mso-position-vertical:bottom;mso-position-vertical-relative:margin;mso-width-percent:0;mso-height-percent:0;mso-width-relative:margin;mso-height-relative:margin;v-text-anchor:top" o:gfxdata="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" stroked="f" strokeweight=".5pt">
+              <v:shape w14:anchorId="30E49380" id="Coverpage_Image" o:spid="_x0000_s1028" type="#_x0000_t202" style="position:absolute;margin-left:-28.65pt;margin-top:0;width:492pt;height:464.6pt;z-index:251658242;visibility:visible;mso-wrap-style:square;mso-width-percent:0;mso-height-percent:0;mso-wrap-distance-left:9pt;mso-wrap-distance-top:0;mso-wrap-distance-right:9pt;mso-wrap-distance-bottom:0;mso-position-horizontal:absolute;mso-position-horizontal-relative:margin;mso-position-vertical:bottom;mso-position-vertical-relative:margin;mso-width-percent:0;mso-height-percent:0;mso-width-relative:margin;mso-height-relative:margin;v-text-anchor:top" o:gfxdata="UEsDBBQABgAIAAAAIQC2gziS/gAAAOEBAAATAAAAW0NvbnRlbnRfVHlwZXNdLnhtbJSRQU7DMBBF 90jcwfIWJU67QAgl6YK0S0CoHGBkTxKLZGx5TGhvj5O2G0SRWNoz/78nu9wcxkFMGNg6quQqL6RA 0s5Y6ir5vt9lD1JwBDIwOMJKHpHlpr69KfdHjyxSmriSfYz+USnWPY7AufNIadK6MEJMx9ApD/oD OlTrorhX2lFEilmcO2RdNtjC5xDF9pCuTyYBB5bi6bQ4syoJ3g9WQ0ymaiLzg5KdCXlKLjvcW893 SUOqXwnz5DrgnHtJTxOsQfEKIT7DmDSUCaxw7Rqn8787ZsmRM9e2VmPeBN4uqYvTtW7jvijg9N/y JsXecLq0q+WD6m8AAAD//wMAUEsDBBQABgAIAAAAIQA4/SH/1gAAAJQBAAALAAAAX3JlbHMvLnJl bHOkkMFqwzAMhu+DvYPRfXGawxijTi+j0GvpHsDYimMaW0Yy2fr2M4PBMnrbUb/Q94l/f/hMi1qR JVI2sOt6UJgd+ZiDgffL8ekFlFSbvV0oo4EbChzGx4f9GRdb25HMsYhqlCwG5lrLq9biZkxWOiqY 22YiTra2kYMu1l1tQD30/bPm3wwYN0x18gb45AdQl1tp5j/sFB2T0FQ7R0nTNEV3j6o9feQzro1i OWA14Fm+Q8a1a8+Bvu/d/dMb2JY5uiPbhG/ktn4cqGU/er3pcvwCAAD//wMAUEsDBBQABgAIAAAA IQDT0PKOdAIAAF4FAAAOAAAAZHJzL2Uyb0RvYy54bWysVM1u2zAMvg/YOwi6r3aytuiCOEWWIsOA oi2aDj0rspQYk0WNUmJnTz9KtpOu26XDfJAp8Z/8yOl1Wxu2V+grsAUfneWcKSuhrOym4N+elh+u OPNB2FIYsKrgB+X59ez9u2njJmoMWzClQkZGrJ80ruDbENwky7zcqlr4M3DKElMD1iLQFTdZiaIh 67XJxnl+mTWApUOQynt6vemYfJbsa61kuNfaq8BMwSm2kE5M5zqe2WwqJhsUblvJPgzxD1HUorLk 9GjqRgTBdlj9YaquJIIHHc4k1BloXUmVcqBsRvmrbFZb4VTKhYrj3bFM/v+ZlXf7lXtAFtrP0FID Y0Ea5yeeHmM+rcY6/ilSRnwq4eFYNtUGJunxcnx+dZ4TSxLv4lOexwvZyU7qDn34oqBmkSg4Ul9S ucT+1odOdBCJ3jyYqlxWxqQLbtYLg2wvqIfL9PXWfxMzljUUy8eLPFm2EPU708ZGOyrBofd3yjFR 4WBUlDH2UWlWlSnV5DwCUR3dCymVDalKlF2SjlKaXL1FsZc/RfUW5S4P0kiewYajcl1ZwJR9mp9T 2OX3IWTdyVNzXuQdydCuW0q84OMBAmsoD4QMhG5ovJPLirp3K3x4EEhTQh2nyQ/3dGgDVHzoKc62 gD//9h7lCbzE5ayhqSu4/7ETqDgzXy3BOo7oQOBArAfC7uoFEAhGtFOcTCQpYDADqRHqZ1oI8+iF WMJK8lXwMJCL0M0+LRSp5vMkRIPoRLi1Kyej6VjViMWn9lmg6wEbCOt3MMyjmLzCbScbNb2b7wJB L4E61rWrYl9vGuI0Fv3CiVvi5T1Jndbi7BcAAAD//wMAUEsDBBQABgAIAAAAIQD6uDJs3gAAAAgB AAAPAAAAZHJzL2Rvd25yZXYueG1sTI9Na8JAEIbvhf6HZQq96aYpVROzERGkH9BDVfC6yU6T0Oxs yK4m/nvHU73N8L4880y2Gm0rztj7xpGCl2kEAql0pqFKwWG/nSxA+KDJ6NYRKrigh1X++JDp1LiB fvC8C5VgCPlUK6hD6FIpfVmj1X7qOiTOfl1vdeC1r6Tp9cBw28o4imbS6ob4Qq073NRY/u1OVkH0 efz4+k72FB83W9lVh/U7FoNSz0/jegki4Bj+y3DTZ3XI2alwJzJetAomb/NXrjIMBMdJPJuDKG5D EoPMM3n/QH4FAAD//wMAUEsBAi0AFAAGAAgAAAAhALaDOJL+AAAA4QEAABMAAAAAAAAAAAAAAAAA AAAAAFtDb250ZW50X1R5cGVzXS54bWxQSwECLQAUAAYACAAAACEAOP0h/9YAAACUAQAACwAAAAAA AAAAAAAAAAAvAQAAX3JlbHMvLnJlbHNQSwECLQAUAAYACAAAACEA09DyjnQCAABeBQAADgAAAAAA AAAAAAAAAAAuAgAAZHJzL2Uyb0RvYy54bWxQSwECLQAUAAYACAAAACEA+rgybN4AAAAIAQAADwAA AAAAAAAAAAAAAADOBAAAZHJzL2Rvd25yZXYueG1sUEsFBgAAAAAEAAQA8wAAANkFAAAAAA== " stroked="f" strokeweight=".5pt">
                 <v:textbox style="mso-fit-shape-to-text:t" inset="0,0,0,0">
                   <w:txbxContent>
                     <w:tbl>
@@ -1524,17 +1465,7 @@
           <w:caps/>
         </w:rPr>
         <w:fldChar w:fldCharType="begin"/>
-      </w:r>
-      <w:r>
-        <w:rPr>
-          <w:caps/>
-        </w:rPr>
         <w:instrText xml:space="preserve"> TOC \o "1-2" \h \z \u </w:instrText>
-      </w:r>
-      <w:r>
-        <w:rPr>
-          <w:caps/>
-        </w:rPr>
         <w:fldChar w:fldCharType="separate"/>
       </w:r>
       <w:hyperlink w:anchor="_Toc240975418" w:history="1">
@@ -1571,46 +1502,10 @@
             <w:webHidden/>
           </w:rPr>
           <w:tab/>
-        </w:r>
-        <w:r>
-          <w:rPr>
-            <w:noProof/>
-            <w:webHidden/>
-          </w:rPr>
           <w:fldChar w:fldCharType="begin"/>
-        </w:r>
-        <w:r>
-          <w:rPr>
-            <w:noProof/>
-            <w:webHidden/>
-          </w:rPr>
           <w:instrText xml:space="preserve"> PAGEREF _Toc240975418 \h </w:instrText>
-        </w:r>
-        <w:r>
-          <w:rPr>
-            <w:noProof/>
-            <w:webHidden/>
-          </w:rPr>
-        </w:r>
-        <w:r>
-          <w:rPr>
-            <w:noProof/>
-            <w:webHidden/>
-          </w:rPr>
           <w:fldChar w:fldCharType="separate"/>
-        </w:r>
-        <w:r>
-          <w:rPr>
-            <w:noProof/>
-            <w:webHidden/>
-          </w:rPr>
           <w:t>1</w:t>
-        </w:r>
-        <w:r>
-          <w:rPr>
-            <w:noProof/>
-            <w:webHidden/>
-          </w:rPr>
           <w:fldChar w:fldCharType="end"/>
         </w:r>
       </w:hyperlink>
@@ -1663,46 +1558,10 @@
             <w:webHidden/>
           </w:rPr>
           <w:tab/>
-        </w:r>
-        <w:r>
-          <w:rPr>
-            <w:noProof/>
-            <w:webHidden/>
-          </w:rPr>
           <w:fldChar w:fldCharType="begin"/>
-        </w:r>
-        <w:r>
-          <w:rPr>
-            <w:noProof/>
-            <w:webHidden/>
-          </w:rPr>
           <w:instrText xml:space="preserve"> PAGEREF _Toc240975419 \h </w:instrText>
-        </w:r>
-        <w:r>
-          <w:rPr>
-            <w:noProof/>
-            <w:webHidden/>
-          </w:rPr>
-        </w:r>
-        <w:r>
-          <w:rPr>
-            <w:noProof/>
-            <w:webHidden/>
-          </w:rPr>
           <w:fldChar w:fldCharType="separate"/>
-        </w:r>
-        <w:r>
-          <w:rPr>
-            <w:noProof/>
-            <w:webHidden/>
-          </w:rPr>
           <w:t>1</w:t>
-        </w:r>
-        <w:r>
-          <w:rPr>
-            <w:noProof/>
-            <w:webHidden/>
-          </w:rPr>
           <w:fldChar w:fldCharType="end"/>
         </w:r>
       </w:hyperlink>
@@ -1755,46 +1614,10 @@
             <w:webHidden/>
           </w:rPr>
           <w:tab/>
-        </w:r>
-        <w:r>
-          <w:rPr>
-            <w:noProof/>
-            <w:webHidden/>
-          </w:rPr>
           <w:fldChar w:fldCharType="begin"/>
-        </w:r>
-        <w:r>
-          <w:rPr>
-            <w:noProof/>
-            <w:webHidden/>
-          </w:rPr>
           <w:instrText xml:space="preserve"> PAGEREF _Toc240975420 \h </w:instrText>
-        </w:r>
-        <w:r>
-          <w:rPr>
-            <w:noProof/>
-            <w:webHidden/>
-          </w:rPr>
-        </w:r>
-        <w:r>
-          <w:rPr>
-            <w:noProof/>
-            <w:webHidden/>
-          </w:rPr>
           <w:fldChar w:fldCharType="separate"/>
-        </w:r>
-        <w:r>
-          <w:rPr>
-            <w:noProof/>
-            <w:webHidden/>
-          </w:rPr>
           <w:t>1</w:t>
-        </w:r>
-        <w:r>
-          <w:rPr>
-            <w:noProof/>
-            <w:webHidden/>
-          </w:rPr>
           <w:fldChar w:fldCharType="end"/>
         </w:r>
       </w:hyperlink>
@@ -1847,46 +1670,10 @@
             <w:webHidden/>
           </w:rPr>
           <w:tab/>
-        </w:r>
-        <w:r>
-          <w:rPr>
-            <w:noProof/>
-            <w:webHidden/>
-          </w:rPr>
           <w:fldChar w:fldCharType="begin"/>
-        </w:r>
-        <w:r>
-          <w:rPr>
-            <w:noProof/>
-            <w:webHidden/>
-          </w:rPr>
           <w:instrText xml:space="preserve"> PAGEREF _Toc240975421 \h </w:instrText>
-        </w:r>
-        <w:r>
-          <w:rPr>
-            <w:noProof/>
-            <w:webHidden/>
-          </w:rPr>
-        </w:r>
-        <w:r>
-          <w:rPr>
-            <w:noProof/>
-            <w:webHidden/>
-          </w:rPr>
           <w:fldChar w:fldCharType="separate"/>
-        </w:r>
-        <w:r>
-          <w:rPr>
-            <w:noProof/>
-            <w:webHidden/>
-          </w:rPr>
           <w:t>2</w:t>
-        </w:r>
-        <w:r>
-          <w:rPr>
-            <w:noProof/>
-            <w:webHidden/>
-          </w:rPr>
           <w:fldChar w:fldCharType="end"/>
         </w:r>
       </w:hyperlink>
@@ -1939,46 +1726,10 @@
             <w:webHidden/>
           </w:rPr>
           <w:tab/>
-        </w:r>
-        <w:r>
-          <w:rPr>
-            <w:noProof/>
-            <w:webHidden/>
-          </w:rPr>
           <w:fldChar w:fldCharType="begin"/>
-        </w:r>
-        <w:r>
-          <w:rPr>
-            <w:noProof/>
-            <w:webHidden/>
-          </w:rPr>
           <w:instrText xml:space="preserve"> PAGEREF _Toc240975422 \h </w:instrText>
-        </w:r>
-        <w:r>
-          <w:rPr>
-            <w:noProof/>
-            <w:webHidden/>
-          </w:rPr>
-        </w:r>
-        <w:r>
-          <w:rPr>
-            <w:noProof/>
-            <w:webHidden/>
-          </w:rPr>
           <w:fldChar w:fldCharType="separate"/>
-        </w:r>
-        <w:r>
-          <w:rPr>
-            <w:noProof/>
-            <w:webHidden/>
-          </w:rPr>
           <w:t>3</w:t>
-        </w:r>
-        <w:r>
-          <w:rPr>
-            <w:noProof/>
-            <w:webHidden/>
-          </w:rPr>
           <w:fldChar w:fldCharType="end"/>
         </w:r>
       </w:hyperlink>
@@ -2035,46 +1786,10 @@
             <w:webHidden/>
           </w:rPr>
           <w:tab/>
-        </w:r>
-        <w:r>
-          <w:rPr>
-            <w:noProof/>
-            <w:webHidden/>
-          </w:rPr>
           <w:fldChar w:fldCharType="begin"/>
-        </w:r>
-        <w:r>
-          <w:rPr>
-            <w:noProof/>
-            <w:webHidden/>
-          </w:rPr>
           <w:instrText xml:space="preserve"> PAGEREF _Toc240975423 \h </w:instrText>
-        </w:r>
-        <w:r>
-          <w:rPr>
-            <w:noProof/>
-            <w:webHidden/>
-          </w:rPr>
-        </w:r>
-        <w:r>
-          <w:rPr>
-            <w:noProof/>
-            <w:webHidden/>
-          </w:rPr>
           <w:fldChar w:fldCharType="separate"/>
-        </w:r>
-        <w:r>
-          <w:rPr>
-            <w:noProof/>
-            <w:webHidden/>
-          </w:rPr>
           <w:t>3</w:t>
-        </w:r>
-        <w:r>
-          <w:rPr>
-            <w:noProof/>
-            <w:webHidden/>
-          </w:rPr>
           <w:fldChar w:fldCharType="end"/>
         </w:r>
       </w:hyperlink>
@@ -2131,46 +1846,10 @@
             <w:webHidden/>
           </w:rPr>
           <w:tab/>
-        </w:r>
-        <w:r>
-          <w:rPr>
-            <w:noProof/>
-            <w:webHidden/>
-          </w:rPr>
           <w:fldChar w:fldCharType="begin"/>
-        </w:r>
-        <w:r>
-          <w:rPr>
-            <w:noProof/>
-            <w:webHidden/>
-          </w:rPr>
           <w:instrText xml:space="preserve"> PAGEREF _Toc240975424 \h </w:instrText>
-        </w:r>
-        <w:r>
-          <w:rPr>
-            <w:noProof/>
-            <w:webHidden/>
-          </w:rPr>
-        </w:r>
-        <w:r>
-          <w:rPr>
-            <w:noProof/>
-            <w:webHidden/>
-          </w:rPr>
           <w:fldChar w:fldCharType="separate"/>
-        </w:r>
-        <w:r>
-          <w:rPr>
-            <w:noProof/>
-            <w:webHidden/>
-          </w:rPr>
           <w:t>3</w:t>
-        </w:r>
-        <w:r>
-          <w:rPr>
-            <w:noProof/>
-            <w:webHidden/>
-          </w:rPr>
           <w:fldChar w:fldCharType="end"/>
         </w:r>
       </w:hyperlink>
@@ -2223,46 +1902,10 @@
             <w:webHidden/>
           </w:rPr>
           <w:tab/>
-        </w:r>
-        <w:r>
-          <w:rPr>
-            <w:noProof/>
-            <w:webHidden/>
-          </w:rPr>
           <w:fldChar w:fldCharType="begin"/>
-        </w:r>
-        <w:r>
-          <w:rPr>
-            <w:noProof/>
-            <w:webHidden/>
-          </w:rPr>
           <w:instrText xml:space="preserve"> PAGEREF _Toc240975425 \h </w:instrText>
-        </w:r>
-        <w:r>
-          <w:rPr>
-            <w:noProof/>
-            <w:webHidden/>
-          </w:rPr>
-        </w:r>
-        <w:r>
-          <w:rPr>
-            <w:noProof/>
-            <w:webHidden/>
-          </w:rPr>
           <w:fldChar w:fldCharType="separate"/>
-        </w:r>
-        <w:r>
-          <w:rPr>
-            <w:noProof/>
-            <w:webHidden/>
-          </w:rPr>
           <w:t>3</w:t>
-        </w:r>
-        <w:r>
-          <w:rPr>
-            <w:noProof/>
-            <w:webHidden/>
-          </w:rPr>
           <w:fldChar w:fldCharType="end"/>
         </w:r>
       </w:hyperlink>
@@ -2315,46 +1958,10 @@
             <w:webHidden/>
           </w:rPr>
           <w:tab/>
-        </w:r>
-        <w:r>
-          <w:rPr>
-            <w:noProof/>
-            <w:webHidden/>
-          </w:rPr>
           <w:fldChar w:fldCharType="begin"/>
-        </w:r>
-        <w:r>
-          <w:rPr>
-            <w:noProof/>
-            <w:webHidden/>
-          </w:rPr>
           <w:instrText xml:space="preserve"> PAGEREF _Toc240975426 \h </w:instrText>
-        </w:r>
-        <w:r>
-          <w:rPr>
-            <w:noProof/>
-            <w:webHidden/>
-          </w:rPr>
-        </w:r>
-        <w:r>
-          <w:rPr>
-            <w:noProof/>
-            <w:webHidden/>
-          </w:rPr>
           <w:fldChar w:fldCharType="separate"/>
-        </w:r>
-        <w:r>
-          <w:rPr>
-            <w:noProof/>
-            <w:webHidden/>
-          </w:rPr>
           <w:t>3</w:t>
-        </w:r>
-        <w:r>
-          <w:rPr>
-            <w:noProof/>
-            <w:webHidden/>
-          </w:rPr>
           <w:fldChar w:fldCharType="end"/>
         </w:r>
       </w:hyperlink>
@@ -2407,46 +2014,10 @@
             <w:webHidden/>
           </w:rPr>
           <w:tab/>
-        </w:r>
-        <w:r>
-          <w:rPr>
-            <w:noProof/>
-            <w:webHidden/>
-          </w:rPr>
           <w:fldChar w:fldCharType="begin"/>
-        </w:r>
-        <w:r>
-          <w:rPr>
-            <w:noProof/>
-            <w:webHidden/>
-          </w:rPr>
           <w:instrText xml:space="preserve"> PAGEREF _Toc240975427 \h </w:instrText>
-        </w:r>
-        <w:r>
-          <w:rPr>
-            <w:noProof/>
-            <w:webHidden/>
-          </w:rPr>
-        </w:r>
-        <w:r>
-          <w:rPr>
-            <w:noProof/>
-            <w:webHidden/>
-          </w:rPr>
           <w:fldChar w:fldCharType="separate"/>
-        </w:r>
-        <w:r>
-          <w:rPr>
-            <w:noProof/>
-            <w:webHidden/>
-          </w:rPr>
           <w:t>3</w:t>
-        </w:r>
-        <w:r>
-          <w:rPr>
-            <w:noProof/>
-            <w:webHidden/>
-          </w:rPr>
           <w:fldChar w:fldCharType="end"/>
         </w:r>
       </w:hyperlink>
@@ -2499,46 +2070,10 @@
             <w:webHidden/>
           </w:rPr>
           <w:tab/>
-        </w:r>
-        <w:r>
-          <w:rPr>
-            <w:noProof/>
-            <w:webHidden/>
-          </w:rPr>
           <w:fldChar w:fldCharType="begin"/>
-        </w:r>
-        <w:r>
-          <w:rPr>
-            <w:noProof/>
-            <w:webHidden/>
-          </w:rPr>
           <w:instrText xml:space="preserve"> PAGEREF _Toc240975428 \h </w:instrText>
-        </w:r>
-        <w:r>
-          <w:rPr>
-            <w:noProof/>
-            <w:webHidden/>
-          </w:rPr>
-        </w:r>
-        <w:r>
-          <w:rPr>
-            <w:noProof/>
-            <w:webHidden/>
-          </w:rPr>
           <w:fldChar w:fldCharType="separate"/>
-        </w:r>
-        <w:r>
-          <w:rPr>
-            <w:noProof/>
-            <w:webHidden/>
-          </w:rPr>
           <w:t>3</w:t>
-        </w:r>
-        <w:r>
-          <w:rPr>
-            <w:noProof/>
-            <w:webHidden/>
-          </w:rPr>
           <w:fldChar w:fldCharType="end"/>
         </w:r>
       </w:hyperlink>
@@ -2595,46 +2130,10 @@
             <w:webHidden/>
           </w:rPr>
           <w:tab/>
-        </w:r>
-        <w:r>
-          <w:rPr>
-            <w:noProof/>
-            <w:webHidden/>
-          </w:rPr>
           <w:fldChar w:fldCharType="begin"/>
-        </w:r>
-        <w:r>
-          <w:rPr>
-            <w:noProof/>
-            <w:webHidden/>
-          </w:rPr>
           <w:instrText xml:space="preserve"> PAGEREF _Toc240975429 \h </w:instrText>
-        </w:r>
-        <w:r>
-          <w:rPr>
-            <w:noProof/>
-            <w:webHidden/>
-          </w:rPr>
-        </w:r>
-        <w:r>
-          <w:rPr>
-            <w:noProof/>
-            <w:webHidden/>
-          </w:rPr>
           <w:fldChar w:fldCharType="separate"/>
-        </w:r>
-        <w:r>
-          <w:rPr>
-            <w:noProof/>
-            <w:webHidden/>
-          </w:rPr>
           <w:t>3</w:t>
-        </w:r>
-        <w:r>
-          <w:rPr>
-            <w:noProof/>
-            <w:webHidden/>
-          </w:rPr>
           <w:fldChar w:fldCharType="end"/>
         </w:r>
       </w:hyperlink>
@@ -2691,46 +2190,10 @@
             <w:webHidden/>
           </w:rPr>
           <w:tab/>
-        </w:r>
-        <w:r>
-          <w:rPr>
-            <w:noProof/>
-            <w:webHidden/>
-          </w:rPr>
           <w:fldChar w:fldCharType="begin"/>
-        </w:r>
-        <w:r>
-          <w:rPr>
-            <w:noProof/>
-            <w:webHidden/>
-          </w:rPr>
           <w:instrText xml:space="preserve"> PAGEREF _Toc240975430 \h </w:instrText>
-        </w:r>
-        <w:r>
-          <w:rPr>
-            <w:noProof/>
-            <w:webHidden/>
-          </w:rPr>
-        </w:r>
-        <w:r>
-          <w:rPr>
-            <w:noProof/>
-            <w:webHidden/>
-          </w:rPr>
           <w:fldChar w:fldCharType="separate"/>
-        </w:r>
-        <w:r>
-          <w:rPr>
-            <w:noProof/>
-            <w:webHidden/>
-          </w:rPr>
           <w:t>4</w:t>
-        </w:r>
-        <w:r>
-          <w:rPr>
-            <w:noProof/>
-            <w:webHidden/>
-          </w:rPr>
           <w:fldChar w:fldCharType="end"/>
         </w:r>
       </w:hyperlink>
@@ -2787,46 +2250,10 @@
             <w:webHidden/>
           </w:rPr>
           <w:tab/>
-        </w:r>
-        <w:r>
-          <w:rPr>
-            <w:noProof/>
-            <w:webHidden/>
-          </w:rPr>
           <w:fldChar w:fldCharType="begin"/>
-        </w:r>
-        <w:r>
-          <w:rPr>
-            <w:noProof/>
-            <w:webHidden/>
-          </w:rPr>
           <w:instrText xml:space="preserve"> PAGEREF _Toc240975431 \h </w:instrText>
-        </w:r>
-        <w:r>
-          <w:rPr>
-            <w:noProof/>
-            <w:webHidden/>
-          </w:rPr>
-        </w:r>
-        <w:r>
-          <w:rPr>
-            <w:noProof/>
-            <w:webHidden/>
-          </w:rPr>
           <w:fldChar w:fldCharType="separate"/>
-        </w:r>
-        <w:r>
-          <w:rPr>
-            <w:noProof/>
-            <w:webHidden/>
-          </w:rPr>
           <w:t>4</w:t>
-        </w:r>
-        <w:r>
-          <w:rPr>
-            <w:noProof/>
-            <w:webHidden/>
-          </w:rPr>
           <w:fldChar w:fldCharType="end"/>
         </w:r>
       </w:hyperlink>
@@ -2883,46 +2310,10 @@
             <w:webHidden/>
           </w:rPr>
           <w:tab/>
-        </w:r>
-        <w:r>
-          <w:rPr>
-            <w:noProof/>
-            <w:webHidden/>
-          </w:rPr>
           <w:fldChar w:fldCharType="begin"/>
-        </w:r>
-        <w:r>
-          <w:rPr>
-            <w:noProof/>
-            <w:webHidden/>
-          </w:rPr>
           <w:instrText xml:space="preserve"> PAGEREF _Toc240975432 \h </w:instrText>
-        </w:r>
-        <w:r>
-          <w:rPr>
-            <w:noProof/>
-            <w:webHidden/>
-          </w:rPr>
-        </w:r>
-        <w:r>
-          <w:rPr>
-            <w:noProof/>
-            <w:webHidden/>
-          </w:rPr>
           <w:fldChar w:fldCharType="separate"/>
-        </w:r>
-        <w:r>
-          <w:rPr>
-            <w:noProof/>
-            <w:webHidden/>
-          </w:rPr>
           <w:t>4</w:t>
-        </w:r>
-        <w:r>
-          <w:rPr>
-            <w:noProof/>
-            <w:webHidden/>
-          </w:rPr>
           <w:fldChar w:fldCharType="end"/>
         </w:r>
       </w:hyperlink>
@@ -2975,46 +2366,10 @@
             <w:webHidden/>
           </w:rPr>
           <w:tab/>
-        </w:r>
-        <w:r>
-          <w:rPr>
-            <w:noProof/>
-            <w:webHidden/>
-          </w:rPr>
           <w:fldChar w:fldCharType="begin"/>
-        </w:r>
-        <w:r>
-          <w:rPr>
-            <w:noProof/>
-            <w:webHidden/>
-          </w:rPr>
           <w:instrText xml:space="preserve"> PAGEREF _Toc240975433 \h </w:instrText>
-        </w:r>
-        <w:r>
-          <w:rPr>
-            <w:noProof/>
-            <w:webHidden/>
-          </w:rPr>
-        </w:r>
-        <w:r>
-          <w:rPr>
-            <w:noProof/>
-            <w:webHidden/>
-          </w:rPr>
           <w:fldChar w:fldCharType="separate"/>
-        </w:r>
-        <w:r>
-          <w:rPr>
-            <w:noProof/>
-            <w:webHidden/>
-          </w:rPr>
           <w:t>4</w:t>
-        </w:r>
-        <w:r>
-          <w:rPr>
-            <w:noProof/>
-            <w:webHidden/>
-          </w:rPr>
           <w:fldChar w:fldCharType="end"/>
         </w:r>
       </w:hyperlink>
@@ -3067,46 +2422,10 @@
             <w:webHidden/>
           </w:rPr>
           <w:tab/>
-        </w:r>
-        <w:r>
-          <w:rPr>
-            <w:noProof/>
-            <w:webHidden/>
-          </w:rPr>
           <w:fldChar w:fldCharType="begin"/>
-        </w:r>
-        <w:r>
-          <w:rPr>
-            <w:noProof/>
-            <w:webHidden/>
-          </w:rPr>
           <w:instrText xml:space="preserve"> PAGEREF _Toc240975434 \h </w:instrText>
-        </w:r>
-        <w:r>
-          <w:rPr>
-            <w:noProof/>
-            <w:webHidden/>
-          </w:rPr>
-        </w:r>
-        <w:r>
-          <w:rPr>
-            <w:noProof/>
-            <w:webHidden/>
-          </w:rPr>
           <w:fldChar w:fldCharType="separate"/>
-        </w:r>
-        <w:r>
-          <w:rPr>
-            <w:noProof/>
-            <w:webHidden/>
-          </w:rPr>
           <w:t>5</w:t>
-        </w:r>
-        <w:r>
-          <w:rPr>
-            <w:noProof/>
-            <w:webHidden/>
-          </w:rPr>
           <w:fldChar w:fldCharType="end"/>
         </w:r>
       </w:hyperlink>
@@ -3159,46 +2478,10 @@
             <w:webHidden/>
           </w:rPr>
           <w:tab/>
-        </w:r>
-        <w:r>
-          <w:rPr>
-            <w:noProof/>
-            <w:webHidden/>
-          </w:rPr>
           <w:fldChar w:fldCharType="begin"/>
-        </w:r>
-        <w:r>
-          <w:rPr>
-            <w:noProof/>
-            <w:webHidden/>
-          </w:rPr>
           <w:instrText xml:space="preserve"> PAGEREF _Toc240975435 \h </w:instrText>
-        </w:r>
-        <w:r>
-          <w:rPr>
-            <w:noProof/>
-            <w:webHidden/>
-          </w:rPr>
-        </w:r>
-        <w:r>
-          <w:rPr>
-            <w:noProof/>
-            <w:webHidden/>
-          </w:rPr>
           <w:fldChar w:fldCharType="separate"/>
-        </w:r>
-        <w:r>
-          <w:rPr>
-            <w:noProof/>
-            <w:webHidden/>
-          </w:rPr>
           <w:t>5</w:t>
-        </w:r>
-        <w:r>
-          <w:rPr>
-            <w:noProof/>
-            <w:webHidden/>
-          </w:rPr>
           <w:fldChar w:fldCharType="end"/>
         </w:r>
       </w:hyperlink>
@@ -3255,46 +2538,10 @@
             <w:webHidden/>
           </w:rPr>
           <w:tab/>
-        </w:r>
-        <w:r>
-          <w:rPr>
-            <w:noProof/>
-            <w:webHidden/>
-          </w:rPr>
           <w:fldChar w:fldCharType="begin"/>
-        </w:r>
-        <w:r>
-          <w:rPr>
-            <w:noProof/>
-            <w:webHidden/>
-          </w:rPr>
           <w:instrText xml:space="preserve"> PAGEREF _Toc240975436 \h </w:instrText>
-        </w:r>
-        <w:r>
-          <w:rPr>
-            <w:noProof/>
-            <w:webHidden/>
-          </w:rPr>
-        </w:r>
-        <w:r>
-          <w:rPr>
-            <w:noProof/>
-            <w:webHidden/>
-          </w:rPr>
           <w:fldChar w:fldCharType="separate"/>
-        </w:r>
-        <w:r>
-          <w:rPr>
-            <w:noProof/>
-            <w:webHidden/>
-          </w:rPr>
           <w:t>5</w:t>
-        </w:r>
-        <w:r>
-          <w:rPr>
-            <w:noProof/>
-            <w:webHidden/>
-          </w:rPr>
           <w:fldChar w:fldCharType="end"/>
         </w:r>
       </w:hyperlink>
@@ -3351,46 +2598,10 @@
             <w:webHidden/>
           </w:rPr>
           <w:tab/>
-        </w:r>
-        <w:r>
-          <w:rPr>
-            <w:noProof/>
-            <w:webHidden/>
-          </w:rPr>
           <w:fldChar w:fldCharType="begin"/>
-        </w:r>
-        <w:r>
-          <w:rPr>
-            <w:noProof/>
-            <w:webHidden/>
-          </w:rPr>
           <w:instrText xml:space="preserve"> PAGEREF _Toc240975437 \h </w:instrText>
-        </w:r>
-        <w:r>
-          <w:rPr>
-            <w:noProof/>
-            <w:webHidden/>
-          </w:rPr>
-        </w:r>
-        <w:r>
-          <w:rPr>
-            <w:noProof/>
-            <w:webHidden/>
-          </w:rPr>
           <w:fldChar w:fldCharType="separate"/>
-        </w:r>
-        <w:r>
-          <w:rPr>
-            <w:noProof/>
-            <w:webHidden/>
-          </w:rPr>
           <w:t>5</w:t>
-        </w:r>
-        <w:r>
-          <w:rPr>
-            <w:noProof/>
-            <w:webHidden/>
-          </w:rPr>
           <w:fldChar w:fldCharType="end"/>
         </w:r>
       </w:hyperlink>
@@ -3447,46 +2658,10 @@
             <w:webHidden/>
           </w:rPr>
           <w:tab/>
-        </w:r>
-        <w:r>
-          <w:rPr>
-            <w:noProof/>
-            <w:webHidden/>
-          </w:rPr>
           <w:fldChar w:fldCharType="begin"/>
-        </w:r>
-        <w:r>
-          <w:rPr>
-            <w:noProof/>
-            <w:webHidden/>
-          </w:rPr>
           <w:instrText xml:space="preserve"> PAGEREF _Toc240975438 \h </w:instrText>
-        </w:r>
-        <w:r>
-          <w:rPr>
-            <w:noProof/>
-            <w:webHidden/>
-          </w:rPr>
-        </w:r>
-        <w:r>
-          <w:rPr>
-            <w:noProof/>
-            <w:webHidden/>
-          </w:rPr>
           <w:fldChar w:fldCharType="separate"/>
-        </w:r>
-        <w:r>
-          <w:rPr>
-            <w:noProof/>
-            <w:webHidden/>
-          </w:rPr>
           <w:t>5</w:t>
-        </w:r>
-        <w:r>
-          <w:rPr>
-            <w:noProof/>
-            <w:webHidden/>
-          </w:rPr>
           <w:fldChar w:fldCharType="end"/>
         </w:r>
       </w:hyperlink>
@@ -3543,46 +2718,10 @@
             <w:webHidden/>
           </w:rPr>
           <w:tab/>
-        </w:r>
-        <w:r>
-          <w:rPr>
-            <w:noProof/>
-            <w:webHidden/>
-          </w:rPr>
           <w:fldChar w:fldCharType="begin"/>
-        </w:r>
-        <w:r>
-          <w:rPr>
-            <w:noProof/>
-            <w:webHidden/>
-          </w:rPr>
           <w:instrText xml:space="preserve"> PAGEREF _Toc240975439 \h </w:instrText>
-        </w:r>
-        <w:r>
-          <w:rPr>
-            <w:noProof/>
-            <w:webHidden/>
-          </w:rPr>
-        </w:r>
-        <w:r>
-          <w:rPr>
-            <w:noProof/>
-            <w:webHidden/>
-          </w:rPr>
           <w:fldChar w:fldCharType="separate"/>
-        </w:r>
-        <w:r>
-          <w:rPr>
-            <w:noProof/>
-            <w:webHidden/>
-          </w:rPr>
           <w:t>6</w:t>
-        </w:r>
-        <w:r>
-          <w:rPr>
-            <w:noProof/>
-            <w:webHidden/>
-          </w:rPr>
           <w:fldChar w:fldCharType="end"/>
         </w:r>
       </w:hyperlink>
@@ -3639,46 +2778,10 @@
             <w:webHidden/>
           </w:rPr>
           <w:tab/>
-        </w:r>
-        <w:r>
-          <w:rPr>
-            <w:noProof/>
-            <w:webHidden/>
-          </w:rPr>
           <w:fldChar w:fldCharType="begin"/>
-        </w:r>
-        <w:r>
-          <w:rPr>
-            <w:noProof/>
-            <w:webHidden/>
-          </w:rPr>
           <w:instrText xml:space="preserve"> PAGEREF _Toc240975440 \h </w:instrText>
-        </w:r>
-        <w:r>
-          <w:rPr>
-            <w:noProof/>
-            <w:webHidden/>
-          </w:rPr>
-        </w:r>
-        <w:r>
-          <w:rPr>
-            <w:noProof/>
-            <w:webHidden/>
-          </w:rPr>
           <w:fldChar w:fldCharType="separate"/>
-        </w:r>
-        <w:r>
-          <w:rPr>
-            <w:noProof/>
-            <w:webHidden/>
-          </w:rPr>
           <w:t>6</w:t>
-        </w:r>
-        <w:r>
-          <w:rPr>
-            <w:noProof/>
-            <w:webHidden/>
-          </w:rPr>
           <w:fldChar w:fldCharType="end"/>
         </w:r>
       </w:hyperlink>
@@ -3735,46 +2838,10 @@
             <w:webHidden/>
           </w:rPr>
           <w:tab/>
-        </w:r>
-        <w:r>
-          <w:rPr>
-            <w:noProof/>
-            <w:webHidden/>
-          </w:rPr>
           <w:fldChar w:fldCharType="begin"/>
-        </w:r>
-        <w:r>
-          <w:rPr>
-            <w:noProof/>
-            <w:webHidden/>
-          </w:rPr>
           <w:instrText xml:space="preserve"> PAGEREF _Toc240975441 \h </w:instrText>
-        </w:r>
-        <w:r>
-          <w:rPr>
-            <w:noProof/>
-            <w:webHidden/>
-          </w:rPr>
-        </w:r>
-        <w:r>
-          <w:rPr>
-            <w:noProof/>
-            <w:webHidden/>
-          </w:rPr>
           <w:fldChar w:fldCharType="separate"/>
-        </w:r>
-        <w:r>
-          <w:rPr>
-            <w:noProof/>
-            <w:webHidden/>
-          </w:rPr>
           <w:t>6</w:t>
-        </w:r>
-        <w:r>
-          <w:rPr>
-            <w:noProof/>
-            <w:webHidden/>
-          </w:rPr>
           <w:fldChar w:fldCharType="end"/>
         </w:r>
       </w:hyperlink>
@@ -3831,46 +2898,10 @@
             <w:webHidden/>
           </w:rPr>
           <w:tab/>
-        </w:r>
-        <w:r>
-          <w:rPr>
-            <w:noProof/>
-            <w:webHidden/>
-          </w:rPr>
           <w:fldChar w:fldCharType="begin"/>
-        </w:r>
-        <w:r>
-          <w:rPr>
-            <w:noProof/>
-            <w:webHidden/>
-          </w:rPr>
           <w:instrText xml:space="preserve"> PAGEREF _Toc240975442 \h </w:instrText>
-        </w:r>
-        <w:r>
-          <w:rPr>
-            <w:noProof/>
-            <w:webHidden/>
-          </w:rPr>
-        </w:r>
-        <w:r>
-          <w:rPr>
-            <w:noProof/>
-            <w:webHidden/>
-          </w:rPr>
           <w:fldChar w:fldCharType="separate"/>
-        </w:r>
-        <w:r>
-          <w:rPr>
-            <w:noProof/>
-            <w:webHidden/>
-          </w:rPr>
           <w:t>7</w:t>
-        </w:r>
-        <w:r>
-          <w:rPr>
-            <w:noProof/>
-            <w:webHidden/>
-          </w:rPr>
           <w:fldChar w:fldCharType="end"/>
         </w:r>
       </w:hyperlink>
@@ -3927,46 +2958,10 @@
             <w:webHidden/>
           </w:rPr>
           <w:tab/>
-        </w:r>
-        <w:r>
-          <w:rPr>
-            <w:noProof/>
-            <w:webHidden/>
-          </w:rPr>
           <w:fldChar w:fldCharType="begin"/>
-        </w:r>
-        <w:r>
-          <w:rPr>
-            <w:noProof/>
-            <w:webHidden/>
-          </w:rPr>
           <w:instrText xml:space="preserve"> PAGEREF _Toc240975443 \h </w:instrText>
-        </w:r>
-        <w:r>
-          <w:rPr>
-            <w:noProof/>
-            <w:webHidden/>
-          </w:rPr>
-        </w:r>
-        <w:r>
-          <w:rPr>
-            <w:noProof/>
-            <w:webHidden/>
-          </w:rPr>
           <w:fldChar w:fldCharType="separate"/>
-        </w:r>
-        <w:r>
-          <w:rPr>
-            <w:noProof/>
-            <w:webHidden/>
-          </w:rPr>
           <w:t>7</w:t>
-        </w:r>
-        <w:r>
-          <w:rPr>
-            <w:noProof/>
-            <w:webHidden/>
-          </w:rPr>
           <w:fldChar w:fldCharType="end"/>
         </w:r>
       </w:hyperlink>
@@ -4019,46 +3014,10 @@
             <w:webHidden/>
           </w:rPr>
           <w:tab/>
-        </w:r>
-        <w:r>
-          <w:rPr>
-            <w:noProof/>
-            <w:webHidden/>
-          </w:rPr>
           <w:fldChar w:fldCharType="begin"/>
-        </w:r>
-        <w:r>
-          <w:rPr>
-            <w:noProof/>
-            <w:webHidden/>
-          </w:rPr>
           <w:instrText xml:space="preserve"> PAGEREF _Toc240975444 \h </w:instrText>
-        </w:r>
-        <w:r>
-          <w:rPr>
-            <w:noProof/>
-            <w:webHidden/>
-          </w:rPr>
-        </w:r>
-        <w:r>
-          <w:rPr>
-            <w:noProof/>
-            <w:webHidden/>
-          </w:rPr>
           <w:fldChar w:fldCharType="separate"/>
-        </w:r>
-        <w:r>
-          <w:rPr>
-            <w:noProof/>
-            <w:webHidden/>
-          </w:rPr>
           <w:t>7</w:t>
-        </w:r>
-        <w:r>
-          <w:rPr>
-            <w:noProof/>
-            <w:webHidden/>
-          </w:rPr>
           <w:fldChar w:fldCharType="end"/>
         </w:r>
       </w:hyperlink>
@@ -4115,46 +3074,10 @@
             <w:webHidden/>
           </w:rPr>
           <w:tab/>
-        </w:r>
-        <w:r>
-          <w:rPr>
-            <w:noProof/>
-            <w:webHidden/>
-          </w:rPr>
           <w:fldChar w:fldCharType="begin"/>
-        </w:r>
-        <w:r>
-          <w:rPr>
-            <w:noProof/>
-            <w:webHidden/>
-          </w:rPr>
           <w:instrText xml:space="preserve"> PAGEREF _Toc240975445 \h </w:instrText>
-        </w:r>
-        <w:r>
-          <w:rPr>
-            <w:noProof/>
-            <w:webHidden/>
-          </w:rPr>
-        </w:r>
-        <w:r>
-          <w:rPr>
-            <w:noProof/>
-            <w:webHidden/>
-          </w:rPr>
           <w:fldChar w:fldCharType="separate"/>
-        </w:r>
-        <w:r>
-          <w:rPr>
-            <w:noProof/>
-            <w:webHidden/>
-          </w:rPr>
           <w:t>7</w:t>
-        </w:r>
-        <w:r>
-          <w:rPr>
-            <w:noProof/>
-            <w:webHidden/>
-          </w:rPr>
           <w:fldChar w:fldCharType="end"/>
         </w:r>
       </w:hyperlink>
@@ -4211,46 +3134,10 @@
             <w:webHidden/>
           </w:rPr>
           <w:tab/>
-        </w:r>
-        <w:r>
-          <w:rPr>
-            <w:noProof/>
-            <w:webHidden/>
-          </w:rPr>
           <w:fldChar w:fldCharType="begin"/>
-        </w:r>
-        <w:r>
-          <w:rPr>
-            <w:noProof/>
-            <w:webHidden/>
-          </w:rPr>
           <w:instrText xml:space="preserve"> PAGEREF _Toc240975446 \h </w:instrText>
-        </w:r>
-        <w:r>
-          <w:rPr>
-            <w:noProof/>
-            <w:webHidden/>
-          </w:rPr>
-        </w:r>
-        <w:r>
-          <w:rPr>
-            <w:noProof/>
-            <w:webHidden/>
-          </w:rPr>
           <w:fldChar w:fldCharType="separate"/>
-        </w:r>
-        <w:r>
-          <w:rPr>
-            <w:noProof/>
-            <w:webHidden/>
-          </w:rPr>
           <w:t>8</w:t>
-        </w:r>
-        <w:r>
-          <w:rPr>
-            <w:noProof/>
-            <w:webHidden/>
-          </w:rPr>
           <w:fldChar w:fldCharType="end"/>
         </w:r>
       </w:hyperlink>
@@ -4307,46 +3194,10 @@
             <w:webHidden/>
           </w:rPr>
           <w:tab/>
-        </w:r>
-        <w:r>
-          <w:rPr>
-            <w:noProof/>
-            <w:webHidden/>
-          </w:rPr>
           <w:fldChar w:fldCharType="begin"/>
-        </w:r>
-        <w:r>
-          <w:rPr>
-            <w:noProof/>
-            <w:webHidden/>
-          </w:rPr>
           <w:instrText xml:space="preserve"> PAGEREF _Toc240975447 \h </w:instrText>
-        </w:r>
-        <w:r>
-          <w:rPr>
-            <w:noProof/>
-            <w:webHidden/>
-          </w:rPr>
-        </w:r>
-        <w:r>
-          <w:rPr>
-            <w:noProof/>
-            <w:webHidden/>
-          </w:rPr>
           <w:fldChar w:fldCharType="separate"/>
-        </w:r>
-        <w:r>
-          <w:rPr>
-            <w:noProof/>
-            <w:webHidden/>
-          </w:rPr>
           <w:t>9</w:t>
-        </w:r>
-        <w:r>
-          <w:rPr>
-            <w:noProof/>
-            <w:webHidden/>
-          </w:rPr>
           <w:fldChar w:fldCharType="end"/>
         </w:r>
       </w:hyperlink>
@@ -4403,46 +3254,10 @@
             <w:webHidden/>
           </w:rPr>
           <w:tab/>
-        </w:r>
-        <w:r>
-          <w:rPr>
-            <w:noProof/>
-            <w:webHidden/>
-          </w:rPr>
           <w:fldChar w:fldCharType="begin"/>
-        </w:r>
-        <w:r>
-          <w:rPr>
-            <w:noProof/>
-            <w:webHidden/>
-          </w:rPr>
           <w:instrText xml:space="preserve"> PAGEREF _Toc240975448 \h </w:instrText>
-        </w:r>
-        <w:r>
-          <w:rPr>
-            <w:noProof/>
-            <w:webHidden/>
-          </w:rPr>
-        </w:r>
-        <w:r>
-          <w:rPr>
-            <w:noProof/>
-            <w:webHidden/>
-          </w:rPr>
           <w:fldChar w:fldCharType="separate"/>
-        </w:r>
-        <w:r>
-          <w:rPr>
-            <w:noProof/>
-            <w:webHidden/>
-          </w:rPr>
           <w:t>9</w:t>
-        </w:r>
-        <w:r>
-          <w:rPr>
-            <w:noProof/>
-            <w:webHidden/>
-          </w:rPr>
           <w:fldChar w:fldCharType="end"/>
         </w:r>
       </w:hyperlink>
@@ -4495,46 +3310,10 @@
             <w:webHidden/>
           </w:rPr>
           <w:tab/>
-        </w:r>
-        <w:r>
-          <w:rPr>
-            <w:noProof/>
-            <w:webHidden/>
-          </w:rPr>
           <w:fldChar w:fldCharType="begin"/>
-        </w:r>
-        <w:r>
-          <w:rPr>
-            <w:noProof/>
-            <w:webHidden/>
-          </w:rPr>
           <w:instrText xml:space="preserve"> PAGEREF _Toc240975449 \h </w:instrText>
-        </w:r>
-        <w:r>
-          <w:rPr>
-            <w:noProof/>
-            <w:webHidden/>
-          </w:rPr>
-        </w:r>
-        <w:r>
-          <w:rPr>
-            <w:noProof/>
-            <w:webHidden/>
-          </w:rPr>
           <w:fldChar w:fldCharType="separate"/>
-        </w:r>
-        <w:r>
-          <w:rPr>
-            <w:noProof/>
-            <w:webHidden/>
-          </w:rPr>
           <w:t>10</w:t>
-        </w:r>
-        <w:r>
-          <w:rPr>
-            <w:noProof/>
-            <w:webHidden/>
-          </w:rPr>
           <w:fldChar w:fldCharType="end"/>
         </w:r>
       </w:hyperlink>
@@ -4591,46 +3370,10 @@
             <w:webHidden/>
           </w:rPr>
           <w:tab/>
-        </w:r>
-        <w:r>
-          <w:rPr>
-            <w:noProof/>
-            <w:webHidden/>
-          </w:rPr>
           <w:fldChar w:fldCharType="begin"/>
-        </w:r>
-        <w:r>
-          <w:rPr>
-            <w:noProof/>
-            <w:webHidden/>
-          </w:rPr>
           <w:instrText xml:space="preserve"> PAGEREF _Toc240975450 \h </w:instrText>
-        </w:r>
-        <w:r>
-          <w:rPr>
-            <w:noProof/>
-            <w:webHidden/>
-          </w:rPr>
-        </w:r>
-        <w:r>
-          <w:rPr>
-            <w:noProof/>
-            <w:webHidden/>
-          </w:rPr>
           <w:fldChar w:fldCharType="separate"/>
-        </w:r>
-        <w:r>
-          <w:rPr>
-            <w:noProof/>
-            <w:webHidden/>
-          </w:rPr>
           <w:t>10</w:t>
-        </w:r>
-        <w:r>
-          <w:rPr>
-            <w:noProof/>
-            <w:webHidden/>
-          </w:rPr>
           <w:fldChar w:fldCharType="end"/>
         </w:r>
       </w:hyperlink>
@@ -4687,46 +3430,10 @@
             <w:webHidden/>
           </w:rPr>
           <w:tab/>
-        </w:r>
-        <w:r>
-          <w:rPr>
-            <w:noProof/>
-            <w:webHidden/>
-          </w:rPr>
           <w:fldChar w:fldCharType="begin"/>
-        </w:r>
-        <w:r>
-          <w:rPr>
-            <w:noProof/>
-            <w:webHidden/>
-          </w:rPr>
           <w:instrText xml:space="preserve"> PAGEREF _Toc240975451 \h </w:instrText>
-        </w:r>
-        <w:r>
-          <w:rPr>
-            <w:noProof/>
-            <w:webHidden/>
-          </w:rPr>
-        </w:r>
-        <w:r>
-          <w:rPr>
-            <w:noProof/>
-            <w:webHidden/>
-          </w:rPr>
           <w:fldChar w:fldCharType="separate"/>
-        </w:r>
-        <w:r>
-          <w:rPr>
-            <w:noProof/>
-            <w:webHidden/>
-          </w:rPr>
           <w:t>13</w:t>
-        </w:r>
-        <w:r>
-          <w:rPr>
-            <w:noProof/>
-            <w:webHidden/>
-          </w:rPr>
           <w:fldChar w:fldCharType="end"/>
         </w:r>
       </w:hyperlink>
@@ -4779,46 +3486,10 @@
             <w:webHidden/>
           </w:rPr>
           <w:tab/>
-        </w:r>
-        <w:r>
-          <w:rPr>
-            <w:noProof/>
-            <w:webHidden/>
-          </w:rPr>
           <w:fldChar w:fldCharType="begin"/>
-        </w:r>
-        <w:r>
-          <w:rPr>
-            <w:noProof/>
-            <w:webHidden/>
-          </w:rPr>
           <w:instrText xml:space="preserve"> PAGEREF _Toc240975452 \h </w:instrText>
-        </w:r>
-        <w:r>
-          <w:rPr>
-            <w:noProof/>
-            <w:webHidden/>
-          </w:rPr>
-        </w:r>
-        <w:r>
-          <w:rPr>
-            <w:noProof/>
-            <w:webHidden/>
-          </w:rPr>
           <w:fldChar w:fldCharType="separate"/>
-        </w:r>
-        <w:r>
-          <w:rPr>
-            <w:noProof/>
-            <w:webHidden/>
-          </w:rPr>
           <w:t>15</w:t>
-        </w:r>
-        <w:r>
-          <w:rPr>
-            <w:noProof/>
-            <w:webHidden/>
-          </w:rPr>
           <w:fldChar w:fldCharType="end"/>
         </w:r>
       </w:hyperlink>
@@ -4871,46 +3542,10 @@
             <w:webHidden/>
           </w:rPr>
           <w:tab/>
-        </w:r>
-        <w:r>
-          <w:rPr>
-            <w:noProof/>
-            <w:webHidden/>
-          </w:rPr>
           <w:fldChar w:fldCharType="begin"/>
-        </w:r>
-        <w:r>
-          <w:rPr>
-            <w:noProof/>
-            <w:webHidden/>
-          </w:rPr>
           <w:instrText xml:space="preserve"> PAGEREF _Toc240975453 \h </w:instrText>
-        </w:r>
-        <w:r>
-          <w:rPr>
-            <w:noProof/>
-            <w:webHidden/>
-          </w:rPr>
-        </w:r>
-        <w:r>
-          <w:rPr>
-            <w:noProof/>
-            <w:webHidden/>
-          </w:rPr>
           <w:fldChar w:fldCharType="separate"/>
-        </w:r>
-        <w:r>
-          <w:rPr>
-            <w:noProof/>
-            <w:webHidden/>
-          </w:rPr>
           <w:t>15</w:t>
-        </w:r>
-        <w:r>
-          <w:rPr>
-            <w:noProof/>
-            <w:webHidden/>
-          </w:rPr>
           <w:fldChar w:fldCharType="end"/>
         </w:r>
       </w:hyperlink>
@@ -4963,46 +3598,10 @@
             <w:webHidden/>
           </w:rPr>
           <w:tab/>
-        </w:r>
-        <w:r>
-          <w:rPr>
-            <w:noProof/>
-            <w:webHidden/>
-          </w:rPr>
           <w:fldChar w:fldCharType="begin"/>
-        </w:r>
-        <w:r>
-          <w:rPr>
-            <w:noProof/>
-            <w:webHidden/>
-          </w:rPr>
           <w:instrText xml:space="preserve"> PAGEREF _Toc240975454 \h </w:instrText>
-        </w:r>
-        <w:r>
-          <w:rPr>
-            <w:noProof/>
-            <w:webHidden/>
-          </w:rPr>
-        </w:r>
-        <w:r>
-          <w:rPr>
-            <w:noProof/>
-            <w:webHidden/>
-          </w:rPr>
           <w:fldChar w:fldCharType="separate"/>
-        </w:r>
-        <w:r>
-          <w:rPr>
-            <w:noProof/>
-            <w:webHidden/>
-          </w:rPr>
           <w:t>16</w:t>
-        </w:r>
-        <w:r>
-          <w:rPr>
-            <w:noProof/>
-            <w:webHidden/>
-          </w:rPr>
           <w:fldChar w:fldCharType="end"/>
         </w:r>
       </w:hyperlink>
@@ -5055,46 +3654,10 @@
             <w:webHidden/>
           </w:rPr>
           <w:tab/>
-        </w:r>
-        <w:r>
-          <w:rPr>
-            <w:noProof/>
-            <w:webHidden/>
-          </w:rPr>
           <w:fldChar w:fldCharType="begin"/>
-        </w:r>
-        <w:r>
-          <w:rPr>
-            <w:noProof/>
-            <w:webHidden/>
-          </w:rPr>
           <w:instrText xml:space="preserve"> PAGEREF _Toc240975455 \h </w:instrText>
-        </w:r>
-        <w:r>
-          <w:rPr>
-            <w:noProof/>
-            <w:webHidden/>
-          </w:rPr>
-        </w:r>
-        <w:r>
-          <w:rPr>
-            <w:noProof/>
-            <w:webHidden/>
-          </w:rPr>
           <w:fldChar w:fldCharType="separate"/>
-        </w:r>
-        <w:r>
-          <w:rPr>
-            <w:noProof/>
-            <w:webHidden/>
-          </w:rPr>
           <w:t>16</w:t>
-        </w:r>
-        <w:r>
-          <w:rPr>
-            <w:noProof/>
-            <w:webHidden/>
-          </w:rPr>
           <w:fldChar w:fldCharType="end"/>
         </w:r>
       </w:hyperlink>
@@ -5151,46 +3714,10 @@
             <w:webHidden/>
           </w:rPr>
           <w:tab/>
-        </w:r>
-        <w:r>
-          <w:rPr>
-            <w:noProof/>
-            <w:webHidden/>
-          </w:rPr>
           <w:fldChar w:fldCharType="begin"/>
-        </w:r>
-        <w:r>
-          <w:rPr>
-            <w:noProof/>
-            <w:webHidden/>
-          </w:rPr>
           <w:instrText xml:space="preserve"> PAGEREF _Toc240975456 \h </w:instrText>
-        </w:r>
-        <w:r>
-          <w:rPr>
-            <w:noProof/>
-            <w:webHidden/>
-          </w:rPr>
-        </w:r>
-        <w:r>
-          <w:rPr>
-            <w:noProof/>
-            <w:webHidden/>
-          </w:rPr>
           <w:fldChar w:fldCharType="separate"/>
-        </w:r>
-        <w:r>
-          <w:rPr>
-            <w:noProof/>
-            <w:webHidden/>
-          </w:rPr>
           <w:t>16</w:t>
-        </w:r>
-        <w:r>
-          <w:rPr>
-            <w:noProof/>
-            <w:webHidden/>
-          </w:rPr>
           <w:fldChar w:fldCharType="end"/>
         </w:r>
       </w:hyperlink>
@@ -5247,46 +3774,10 @@
             <w:webHidden/>
           </w:rPr>
           <w:tab/>
-        </w:r>
-        <w:r>
-          <w:rPr>
-            <w:noProof/>
-            <w:webHidden/>
-          </w:rPr>
           <w:fldChar w:fldCharType="begin"/>
-        </w:r>
-        <w:r>
-          <w:rPr>
-            <w:noProof/>
-            <w:webHidden/>
-          </w:rPr>
           <w:instrText xml:space="preserve"> PAGEREF _Toc240975457 \h </w:instrText>
-        </w:r>
-        <w:r>
-          <w:rPr>
-            <w:noProof/>
-            <w:webHidden/>
-          </w:rPr>
-        </w:r>
-        <w:r>
-          <w:rPr>
-            <w:noProof/>
-            <w:webHidden/>
-          </w:rPr>
           <w:fldChar w:fldCharType="separate"/>
-        </w:r>
-        <w:r>
-          <w:rPr>
-            <w:noProof/>
-            <w:webHidden/>
-          </w:rPr>
           <w:t>16</w:t>
-        </w:r>
-        <w:r>
-          <w:rPr>
-            <w:noProof/>
-            <w:webHidden/>
-          </w:rPr>
           <w:fldChar w:fldCharType="end"/>
         </w:r>
       </w:hyperlink>
@@ -5339,46 +3830,10 @@
             <w:webHidden/>
           </w:rPr>
           <w:tab/>
-        </w:r>
-        <w:r>
-          <w:rPr>
-            <w:noProof/>
-            <w:webHidden/>
-          </w:rPr>
           <w:fldChar w:fldCharType="begin"/>
-        </w:r>
-        <w:r>
-          <w:rPr>
-            <w:noProof/>
-            <w:webHidden/>
-          </w:rPr>
           <w:instrText xml:space="preserve"> PAGEREF _Toc240975458 \h </w:instrText>
-        </w:r>
-        <w:r>
-          <w:rPr>
-            <w:noProof/>
-            <w:webHidden/>
-          </w:rPr>
-        </w:r>
-        <w:r>
-          <w:rPr>
-            <w:noProof/>
-            <w:webHidden/>
-          </w:rPr>
           <w:fldChar w:fldCharType="separate"/>
-        </w:r>
-        <w:r>
-          <w:rPr>
-            <w:noProof/>
-            <w:webHidden/>
-          </w:rPr>
           <w:t>17</w:t>
-        </w:r>
-        <w:r>
-          <w:rPr>
-            <w:noProof/>
-            <w:webHidden/>
-          </w:rPr>
           <w:fldChar w:fldCharType="end"/>
         </w:r>
       </w:hyperlink>
@@ -5431,46 +3886,10 @@
             <w:webHidden/>
           </w:rPr>
           <w:tab/>
-        </w:r>
-        <w:r>
-          <w:rPr>
-            <w:noProof/>
-            <w:webHidden/>
-          </w:rPr>
           <w:fldChar w:fldCharType="begin"/>
-        </w:r>
-        <w:r>
-          <w:rPr>
-            <w:noProof/>
-            <w:webHidden/>
-          </w:rPr>
           <w:instrText xml:space="preserve"> PAGEREF _Toc240975459 \h </w:instrText>
-        </w:r>
-        <w:r>
-          <w:rPr>
-            <w:noProof/>
-            <w:webHidden/>
-          </w:rPr>
-        </w:r>
-        <w:r>
-          <w:rPr>
-            <w:noProof/>
-            <w:webHidden/>
-          </w:rPr>
           <w:fldChar w:fldCharType="separate"/>
-        </w:r>
-        <w:r>
-          <w:rPr>
-            <w:noProof/>
-            <w:webHidden/>
-          </w:rPr>
           <w:t>17</w:t>
-        </w:r>
-        <w:r>
-          <w:rPr>
-            <w:noProof/>
-            <w:webHidden/>
-          </w:rPr>
           <w:fldChar w:fldCharType="end"/>
         </w:r>
       </w:hyperlink>
@@ -5523,46 +3942,10 @@
             <w:webHidden/>
           </w:rPr>
           <w:tab/>
-        </w:r>
-        <w:r>
-          <w:rPr>
-            <w:noProof/>
-            <w:webHidden/>
-          </w:rPr>
           <w:fldChar w:fldCharType="begin"/>
-        </w:r>
-        <w:r>
-          <w:rPr>
-            <w:noProof/>
-            <w:webHidden/>
-          </w:rPr>
           <w:instrText xml:space="preserve"> PAGEREF _Toc240975460 \h </w:instrText>
-        </w:r>
-        <w:r>
-          <w:rPr>
-            <w:noProof/>
-            <w:webHidden/>
-          </w:rPr>
-        </w:r>
-        <w:r>
-          <w:rPr>
-            <w:noProof/>
-            <w:webHidden/>
-          </w:rPr>
           <w:fldChar w:fldCharType="separate"/>
-        </w:r>
-        <w:r>
-          <w:rPr>
-            <w:noProof/>
-            <w:webHidden/>
-          </w:rPr>
           <w:t>21</w:t>
-        </w:r>
-        <w:r>
-          <w:rPr>
-            <w:noProof/>
-            <w:webHidden/>
-          </w:rPr>
           <w:fldChar w:fldCharType="end"/>
         </w:r>
       </w:hyperlink>
@@ -5615,10 +3998,7 @@
       <w:bookmarkStart w:id="30" w:name="_Toc240975418"/>
       <w:r>
         <w:lastRenderedPageBreak/>
-        <w:t>I</w:t>
-      </w:r>
-      <w:r>
-        <w:t>ndledning</w:t>
+        <w:t>Indledning</w:t>
       </w:r>
       <w:bookmarkEnd w:id="30"/>
     </w:p>
@@ -5627,13 +4007,46 @@
         <w:spacing w:line="276" w:lineRule="auto"/>
       </w:pPr>
       <w:r>
-        <w:t xml:space="preserve">Nærværende udbud er udbudt i henhold til </w:t>
+        <w:t xml:space="preserve">Nærværende udbud er udbudt i henhold til udbudsloven, lov nr. 1564 af 15. december 2015.</w:t>
       </w:r>
+    </w:p>
+    <w:p>
+      <w:pPr>
+        <w:spacing w:line="276" w:lineRule="auto"/>
+      </w:pPr>
+    </w:p>
+    <w:p>
+      <w:pPr>
+        <w:spacing w:line="276" w:lineRule="auto"/>
+      </w:pPr>
       <w:r>
-        <w:t>u</w:t>
+        <w:t xml:space="preserve">Udbuddet omfatter udvikling af Den Veterinære Receptløsning (DVR).</w:t>
       </w:r>
+    </w:p>
+    <w:p>
+      <w:pPr>
+        <w:spacing w:line="276" w:lineRule="auto"/>
+        <w:rPr>
+          <w:ins w:id="1147" w:author="Claude" w:date="2026-09-29T12:00:00Z"/>
+        </w:rPr>
+      </w:pPr>
+      <w:ins w:id="1148" w:author="Claude" w:date="2026-09-29T12:00:00Z">
+        <w:r>
+          <w:t xml:space="preserve">Der skal desuden gives tilbud på en option på udvikling og levering af DVR online (webbaseret brugergrænseflade til dyrlæger), jf. Kontraktens punkt 6.2, bilag 3A, afsnit 3.5, og bilag 12, punkt 8.</w:t>
+        </w:r>
+      </w:ins>
+    </w:p>
+    <w:p>
+      <w:pPr>
+        <w:spacing w:line="276" w:lineRule="auto"/>
+      </w:pPr>
+    </w:p>
+    <w:p>
+      <w:pPr>
+        <w:spacing w:line="276" w:lineRule="auto"/>
+      </w:pPr>
       <w:r>
-        <w:t>dbudsloven, lov nr. 1564 af 15. december 2015.</w:t>
+        <w:t xml:space="preserve">Udbuddet gennemføres som et udbud med forhandling, jf. udbudslovens § 61 stk. 1, nr. a, idet Lægemiddelstyrelsens behov ikke kan imødekommes uden tilpasning af allerede tilgængelige løsninger.</w:t>
       </w:r>
     </w:p>
     <w:p>
@@ -5646,78 +4059,7 @@
         <w:spacing w:line="276" w:lineRule="auto"/>
       </w:pPr>
       <w:r>
-        <w:t>Udbuddet omfatter udvikling af Den Veterinære Recept</w:t>
-      </w:r>
-      <w:r>
-        <w:t>løsning</w:t>
-      </w:r>
-      <w:r>
-        <w:t xml:space="preserve"> (DVR).</w:t>
-      </w:r>
-    </w:p>
-    <w:p>
-      <w:pPr>
-        <w:spacing w:line="276" w:lineRule="auto"/>
-      </w:pPr>
-    </w:p>
-    <w:p>
-      <w:pPr>
-        <w:spacing w:line="276" w:lineRule="auto"/>
-      </w:pPr>
-      <w:r>
-        <w:t xml:space="preserve">Udbuddet </w:t>
-      </w:r>
-      <w:r>
-        <w:t>gennemføres som et udbud med forhandling</w:t>
-      </w:r>
-      <w:r>
-        <w:t xml:space="preserve">, jf. udbudslovens § 61 stk. 1, nr. a, idet </w:t>
-      </w:r>
-      <w:r>
-        <w:t>Lægemiddelstyrelsens behov ikke kan imødekommes uden tilpasning af allerede tilgængelige løsninger.</w:t>
-      </w:r>
-    </w:p>
-    <w:p>
-      <w:pPr>
-        <w:spacing w:line="276" w:lineRule="auto"/>
-      </w:pPr>
-    </w:p>
-    <w:p>
-      <w:pPr>
-        <w:spacing w:line="276" w:lineRule="auto"/>
-      </w:pPr>
-      <w:r>
-        <w:t>Kontrakten</w:t>
-      </w:r>
-      <w:r>
-        <w:t xml:space="preserve"> l</w:t>
-      </w:r>
-      <w:r>
-        <w:t xml:space="preserve">øber i </w:t>
-      </w:r>
-      <w:r>
-        <w:t>6</w:t>
-      </w:r>
-      <w:r>
-        <w:t xml:space="preserve"> år og med option på forlængelse i </w:t>
-      </w:r>
-      <w:r>
-        <w:t xml:space="preserve">2 </w:t>
-      </w:r>
-      <w:r>
-        <w:t xml:space="preserve">x </w:t>
-      </w:r>
-      <w:r>
-        <w:t xml:space="preserve">1 </w:t>
-      </w:r>
-      <w:r>
-        <w:t>år</w:t>
-      </w:r>
-      <w:r>
-        <w:t xml:space="preserve"> for 1 år ad gangen</w:t>
-      </w:r>
-      <w:r>
-        <w:t>.</w:t>
+        <w:t xml:space="preserve">Kontrakten løber i 6 år og med option på forlængelse i 2 x 1 år for 1 år ad gangen.</w:t>
       </w:r>
     </w:p>
     <w:p>
@@ -5741,10 +4083,7 @@
       </w:pPr>
       <w:bookmarkStart w:id="31" w:name="_Toc240975419"/>
       <w:r>
-        <w:t>D</w:t>
-      </w:r>
-      <w:r>
-        <w:t>en ordregivende myndighed</w:t>
+        <w:t>Den ordregivende myndighed</w:t>
       </w:r>
       <w:bookmarkEnd w:id="31"/>
     </w:p>
@@ -5785,10 +4124,7 @@
         <w:ind w:left="567"/>
       </w:pPr>
       <w:r>
-        <w:t>DK-</w:t>
-      </w:r>
-      <w:r>
-        <w:t>2300 København S</w:t>
+        <w:t>DK-2300 København S</w:t>
       </w:r>
     </w:p>
     <w:p>
@@ -5818,13 +4154,7 @@
         <w:rPr>
           <w:lang w:val="en-US"/>
         </w:rPr>
-        <w:t xml:space="preserve">Tlf.: +45 </w:t>
-      </w:r>
-      <w:r>
-        <w:rPr>
-          <w:lang w:val="en-US"/>
-        </w:rPr>
-        <w:t>4488 9595</w:t>
+        <w:t xml:space="preserve">Tlf.: +45 4488 9595</w:t>
       </w:r>
     </w:p>
     <w:p>
@@ -5839,13 +4169,7 @@
         <w:rPr>
           <w:lang w:val="en-US"/>
         </w:rPr>
-        <w:t xml:space="preserve">Fax: +45 </w:t>
-      </w:r>
-      <w:r>
-        <w:rPr>
-          <w:lang w:val="en-US"/>
-        </w:rPr>
-        <w:t>4488 9599</w:t>
+        <w:t xml:space="preserve">Fax: +45 4488 9599</w:t>
       </w:r>
     </w:p>
     <w:p>
@@ -5919,19 +4243,7 @@
         <w:rPr>
           <w:color w:val="000000"/>
         </w:rPr>
-        <w:t xml:space="preserve">Udbuddet gennemføres i </w:t>
-      </w:r>
-      <w:r>
-        <w:rPr>
-          <w:color w:val="000000"/>
-        </w:rPr>
-        <w:t>udbudssystemet EU-Supply (herefter</w:t>
-      </w:r>
-      <w:r>
-        <w:rPr>
-          <w:color w:val="000000"/>
-        </w:rPr>
-        <w:t xml:space="preserve"> betegnet ”udbudssystemet”).</w:t>
+        <w:t xml:space="preserve">Udbuddet gennemføres i udbudssystemet EU-Supply (herefter betegnet ”udbudssystemet”).</w:t>
       </w:r>
     </w:p>
     <w:p>
@@ -6002,13 +4314,7 @@
         <w:rPr>
           <w:lang w:val="en-US"/>
         </w:rPr>
-        <w:t>Rambøll Management Consulting A/S</w:t>
-      </w:r>
-      <w:r>
-        <w:rPr>
-          <w:lang w:val="en-US"/>
-        </w:rPr>
-        <w:t xml:space="preserve"> </w:t>
+        <w:t xml:space="preserve">Rambøll Management Consulting A/S </w:t>
       </w:r>
     </w:p>
     <w:p>
@@ -6023,31 +4329,7 @@
         <w:rPr>
           <w:lang w:val="en-US"/>
         </w:rPr>
-        <w:t xml:space="preserve">Att.: </w:t>
-      </w:r>
-      <w:r>
-        <w:rPr>
-          <w:lang w:val="en-US"/>
-        </w:rPr>
-        <w:t xml:space="preserve">Maj-Britt </w:t>
-      </w:r>
-      <w:r>
-        <w:rPr>
-          <w:lang w:val="en-US"/>
-        </w:rPr>
-        <w:t xml:space="preserve">Rose </w:t>
-      </w:r>
-      <w:r>
-        <w:rPr>
-          <w:lang w:val="en-US"/>
-        </w:rPr>
-        <w:t>B</w:t>
-      </w:r>
-      <w:r>
-        <w:rPr>
-          <w:lang w:val="en-US"/>
-        </w:rPr>
-        <w:t>öwadt</w:t>
+        <w:t xml:space="preserve">Att.: Maj-Britt Rose Böwadt</w:t>
       </w:r>
     </w:p>
     <w:p>
@@ -6078,10 +4360,7 @@
       </w:pPr>
       <w:bookmarkStart w:id="32" w:name="_Toc240975420"/>
       <w:r>
-        <w:t>O</w:t>
-      </w:r>
-      <w:r>
-        <w:t>m ordregiver</w:t>
+        <w:t>Om ordregiver</w:t>
       </w:r>
       <w:bookmarkEnd w:id="32"/>
     </w:p>
@@ -6090,26 +4369,20 @@
         <w:spacing w:line="276" w:lineRule="auto"/>
       </w:pPr>
       <w:r>
-        <w:t>Lægemiddelstyrelsen har</w:t>
+        <w:t xml:space="preserve">Lægemiddelstyrelsen har cirka 650 medarbejdere, og de fire største faggrupper er farmaceuter, kontorassistenter, læger og jurister/samfundsfaglige kandidater.</w:t>
       </w:r>
+    </w:p>
+    <w:p>
+      <w:pPr>
+        <w:spacing w:line="276" w:lineRule="auto"/>
+      </w:pPr>
+    </w:p>
+    <w:p>
+      <w:pPr>
+        <w:spacing w:line="276" w:lineRule="auto"/>
+      </w:pPr>
       <w:r>
-        <w:t xml:space="preserve"> cirka 650 medarbejdere, og de fire største faggrupper er farmaceuter, kontorassistenter, læger og jurister/samfundsfaglige kandidater.</w:t>
-      </w:r>
-    </w:p>
-    <w:p>
-      <w:pPr>
-        <w:spacing w:line="276" w:lineRule="auto"/>
-      </w:pPr>
-    </w:p>
-    <w:p>
-      <w:pPr>
-        <w:spacing w:line="276" w:lineRule="auto"/>
-      </w:pPr>
-      <w:r>
-        <w:t>Lægemiddelstyrelsen</w:t>
-      </w:r>
-      <w:r>
-        <w:t>:</w:t>
+        <w:t>Lægemiddelstyrelsen:</w:t>
       </w:r>
     </w:p>
     <w:p>
@@ -6195,19 +4468,7 @@
       </w:pPr>
       <w:r>
         <w:lastRenderedPageBreak/>
-        <w:t xml:space="preserve">De fleste af </w:t>
-      </w:r>
-      <w:r>
-        <w:t>Lægemiddelstyrelsens</w:t>
-      </w:r>
-      <w:r>
-        <w:t xml:space="preserve"> opgaver løse</w:t>
-      </w:r>
-      <w:r>
-        <w:t xml:space="preserve">s </w:t>
-      </w:r>
-      <w:r>
-        <w:t xml:space="preserve"> i tæt samarbejde med kolleger i lægemiddelmyndigheder og organisationer i de øvrige EU-lande.</w:t>
+        <w:t xml:space="preserve">De fleste af Lægemiddelstyrelsens opgaver løses  i tæt samarbejde med kolleger i lægemiddelmyndigheder og organisationer i de øvrige EU-lande.</w:t>
       </w:r>
     </w:p>
     <w:p>
@@ -6231,10 +4492,7 @@
       </w:pPr>
       <w:bookmarkStart w:id="33" w:name="_Toc240975421"/>
       <w:r>
-        <w:t>U</w:t>
-      </w:r>
-      <w:r>
-        <w:t>dbudsmaterialet</w:t>
+        <w:t>Udbudsmaterialet</w:t>
       </w:r>
       <w:bookmarkEnd w:id="33"/>
     </w:p>
@@ -6338,16 +4596,7 @@
         <w:contextualSpacing w:val="0"/>
       </w:pPr>
       <w:r>
-        <w:t>Kontrakt</w:t>
-      </w:r>
-      <w:r>
-        <w:t xml:space="preserve"> om </w:t>
-      </w:r>
-      <w:r>
-        <w:t>udvikling af den Veterinære Recept</w:t>
-      </w:r>
-      <w:r>
-        <w:t>løsning</w:t>
+        <w:t xml:space="preserve">Kontrakt om udvikling af den Veterinære Receptløsning</w:t>
       </w:r>
     </w:p>
     <w:p>
@@ -6361,13 +4610,7 @@
         <w:contextualSpacing w:val="0"/>
       </w:pPr>
       <w:r>
-        <w:t xml:space="preserve">Bilag til </w:t>
-      </w:r>
-      <w:r>
-        <w:t>K</w:t>
-      </w:r>
-      <w:r>
-        <w:t>ontrakt:</w:t>
+        <w:t xml:space="preserve">Bilag til Kontrakt:</w:t>
       </w:r>
     </w:p>
     <w:p>
@@ -6380,13 +4623,7 @@
       </w:pPr>
       <w:bookmarkStart w:id="34" w:name="_Hlk128049052"/>
       <w:r>
-        <w:t>Bilag 1</w:t>
-      </w:r>
-      <w:r>
-        <w:t xml:space="preserve">: </w:t>
-      </w:r>
-      <w:r>
-        <w:t>Tidsplan</w:t>
+        <w:t xml:space="preserve">Bilag 1: Tidsplan</w:t>
       </w:r>
     </w:p>
     <w:p>
@@ -6398,13 +4635,7 @@
         </w:numPr>
       </w:pPr>
       <w:r>
-        <w:t>Bilag 2</w:t>
-      </w:r>
-      <w:r>
-        <w:t xml:space="preserve">: </w:t>
-      </w:r>
-      <w:r>
-        <w:t>Kundens it-miljø</w:t>
+        <w:t xml:space="preserve">Bilag 2: Kundens it-miljø</w:t>
       </w:r>
     </w:p>
     <w:p>
@@ -6416,13 +4647,7 @@
         </w:numPr>
       </w:pPr>
       <w:r>
-        <w:t>Bilag 3</w:t>
-      </w:r>
-      <w:r>
-        <w:t xml:space="preserve">: </w:t>
-      </w:r>
-      <w:r>
-        <w:t>Leverancebeskrivelse</w:t>
+        <w:t xml:space="preserve">Bilag 3: Leverancebeskrivelse</w:t>
       </w:r>
     </w:p>
     <w:p>
@@ -6434,13 +4659,7 @@
         </w:numPr>
       </w:pPr>
       <w:r>
-        <w:t>Bilag 3A</w:t>
-      </w:r>
-      <w:r>
-        <w:t xml:space="preserve">: </w:t>
-      </w:r>
-      <w:r>
-        <w:t>Kravspecifikation</w:t>
+        <w:t xml:space="preserve">Bilag 3A: Kravspecifikation</w:t>
       </w:r>
     </w:p>
     <w:p>
@@ -6452,13 +4671,7 @@
         </w:numPr>
       </w:pPr>
       <w:r>
-        <w:t>Bilag 3B</w:t>
-      </w:r>
-      <w:r>
-        <w:t xml:space="preserve">: </w:t>
-      </w:r>
-      <w:r>
-        <w:t>Løsningsbeskrivelse</w:t>
+        <w:t xml:space="preserve">Bilag 3B: Løsningsbeskrivelse</w:t>
       </w:r>
     </w:p>
     <w:p>
@@ -6470,13 +4683,7 @@
         </w:numPr>
       </w:pPr>
       <w:r>
-        <w:t>Bilag 4</w:t>
-      </w:r>
-      <w:r>
-        <w:t xml:space="preserve">: </w:t>
-      </w:r>
-      <w:r>
-        <w:t>Dokumentation</w:t>
+        <w:t xml:space="preserve">Bilag 4: Dokumentation</w:t>
       </w:r>
     </w:p>
     <w:p>
@@ -6488,13 +4695,7 @@
         </w:numPr>
       </w:pPr>
       <w:r>
-        <w:t>Bilag 5</w:t>
-      </w:r>
-      <w:r>
-        <w:t xml:space="preserve">: </w:t>
-      </w:r>
-      <w:r>
-        <w:t>Vedligeholdelse og support</w:t>
+        <w:t xml:space="preserve">Bilag 5: Vedligeholdelse og support</w:t>
       </w:r>
     </w:p>
     <w:p>
@@ -6506,13 +4707,7 @@
         </w:numPr>
       </w:pPr>
       <w:r>
-        <w:t>Bilag 6</w:t>
-      </w:r>
-      <w:r>
-        <w:t xml:space="preserve">: </w:t>
-      </w:r>
-      <w:r>
-        <w:t>Servicemål</w:t>
+        <w:t xml:space="preserve">Bilag 6: Servicemål</w:t>
       </w:r>
     </w:p>
     <w:p>
@@ -6524,13 +4719,7 @@
         </w:numPr>
       </w:pPr>
       <w:r>
-        <w:t>Bilag 7</w:t>
-      </w:r>
-      <w:r>
-        <w:t xml:space="preserve">: </w:t>
-      </w:r>
-      <w:r>
-        <w:t>Drift (</w:t>
+        <w:t xml:space="preserve">Bilag 7: Drift (</w:t>
       </w:r>
       <w:r>
         <w:rPr>
@@ -6552,13 +4741,7 @@
         </w:numPr>
       </w:pPr>
       <w:r>
-        <w:t>Bilag 8</w:t>
-      </w:r>
-      <w:r>
-        <w:t xml:space="preserve">: </w:t>
-      </w:r>
-      <w:r>
-        <w:t>Databehandleraftale</w:t>
+        <w:t xml:space="preserve">Bilag 8: Databehandleraftale</w:t>
       </w:r>
     </w:p>
     <w:p>
@@ -6570,13 +4753,7 @@
         </w:numPr>
       </w:pPr>
       <w:r>
-        <w:t>Bilag 9</w:t>
-      </w:r>
-      <w:r>
-        <w:t xml:space="preserve">: </w:t>
-      </w:r>
-      <w:r>
-        <w:t>Ændringshåndtering</w:t>
+        <w:t xml:space="preserve">Bilag 9: Ændringshåndtering</w:t>
       </w:r>
     </w:p>
     <w:p>
@@ -6588,13 +4765,7 @@
         </w:numPr>
       </w:pPr>
       <w:r>
-        <w:t>Bilag 10</w:t>
-      </w:r>
-      <w:r>
-        <w:t xml:space="preserve">: </w:t>
-      </w:r>
-      <w:r>
-        <w:t>Samarbejdsorganisation</w:t>
+        <w:t xml:space="preserve">Bilag 10: Samarbejdsorganisation</w:t>
       </w:r>
     </w:p>
     <w:p>
@@ -6606,13 +4777,7 @@
         </w:numPr>
       </w:pPr>
       <w:r>
-        <w:t>Bilag 11</w:t>
-      </w:r>
-      <w:r>
-        <w:t xml:space="preserve">: </w:t>
-      </w:r>
-      <w:r>
-        <w:t>Kundens deltagelse</w:t>
+        <w:t xml:space="preserve">Bilag 11: Kundens deltagelse</w:t>
       </w:r>
     </w:p>
     <w:p>
@@ -6624,13 +4789,7 @@
         </w:numPr>
       </w:pPr>
       <w:r>
-        <w:t>Bilag 12</w:t>
-      </w:r>
-      <w:r>
-        <w:t xml:space="preserve">: </w:t>
-      </w:r>
-      <w:r>
-        <w:t>Leverancevederlag og betalingsplan samt øvrige priser</w:t>
+        <w:t xml:space="preserve">Bilag 12: Leverancevederlag og betalingsplan samt øvrige priser</w:t>
       </w:r>
     </w:p>
     <w:p>
@@ -6642,13 +4801,7 @@
         </w:numPr>
       </w:pPr>
       <w:r>
-        <w:t>Bilag 12A</w:t>
-      </w:r>
-      <w:r>
-        <w:t xml:space="preserve">: </w:t>
-      </w:r>
-      <w:r>
-        <w:t>Priser</w:t>
+        <w:t xml:space="preserve">Bilag 12A: Priser</w:t>
       </w:r>
     </w:p>
     <w:p>
@@ -6660,13 +4813,7 @@
         </w:numPr>
       </w:pPr>
       <w:r>
-        <w:t>Bilag 13</w:t>
-      </w:r>
-      <w:r>
-        <w:t xml:space="preserve">: </w:t>
-      </w:r>
-      <w:r>
-        <w:t>Samfundsansvar</w:t>
+        <w:t xml:space="preserve">Bilag 13: Samfundsansvar</w:t>
       </w:r>
     </w:p>
     <w:p>
@@ -6678,13 +4825,7 @@
         </w:numPr>
       </w:pPr>
       <w:r>
-        <w:t>Bilag 14</w:t>
-      </w:r>
-      <w:r>
-        <w:t xml:space="preserve">: </w:t>
-      </w:r>
-      <w:r>
-        <w:t>Prøver</w:t>
+        <w:t xml:space="preserve">Bilag 14: Prøver</w:t>
       </w:r>
     </w:p>
     <w:p>
@@ -6696,13 +4837,7 @@
         </w:numPr>
       </w:pPr>
       <w:r>
-        <w:t>Bilag 15</w:t>
-      </w:r>
-      <w:r>
-        <w:t xml:space="preserve">: </w:t>
-      </w:r>
-      <w:r>
-        <w:t>Licensbetingelser</w:t>
+        <w:t xml:space="preserve">Bilag 15: Licensbetingelser</w:t>
       </w:r>
     </w:p>
     <w:p>
@@ -6714,13 +4849,7 @@
         </w:numPr>
       </w:pPr>
       <w:r>
-        <w:t>Bilag 16</w:t>
-      </w:r>
-      <w:r>
-        <w:t xml:space="preserve">: </w:t>
-      </w:r>
-      <w:r>
-        <w:t>Leverandørens forpligtelser ved ophør</w:t>
+        <w:t xml:space="preserve">Bilag 16: Leverandørens forpligtelser ved ophør</w:t>
       </w:r>
     </w:p>
     <w:p>
@@ -6732,16 +4861,7 @@
         </w:numPr>
       </w:pPr>
       <w:r>
-        <w:t>Bilag 17</w:t>
-      </w:r>
-      <w:r>
-        <w:t xml:space="preserve">: </w:t>
-      </w:r>
-      <w:r>
-        <w:t>Spørgsmål og svar</w:t>
-      </w:r>
-      <w:r>
-        <w:t xml:space="preserve"> </w:t>
+        <w:t xml:space="preserve">Bilag 17: Spørgsmål og svar </w:t>
       </w:r>
     </w:p>
     <w:bookmarkEnd w:id="34"/>
@@ -6757,13 +4877,7 @@
         <w:contextualSpacing w:val="0"/>
       </w:pPr>
       <w:r>
-        <w:t>Tro</w:t>
-      </w:r>
-      <w:r>
-        <w:t>-</w:t>
-      </w:r>
-      <w:r>
-        <w:t xml:space="preserve"> og love erklæring vedrørende sanktioner mod Rusland og russiske interesser</w:t>
+        <w:t xml:space="preserve">Tro- og love erklæring vedrørende sanktioner mod Rusland og russiske interesser</w:t>
       </w:r>
     </w:p>
     <w:p>
@@ -6778,10 +4892,7 @@
         <w:contextualSpacing w:val="0"/>
       </w:pPr>
       <w:r>
-        <w:t xml:space="preserve">TIL </w:t>
-      </w:r>
-      <w:r>
-        <w:t xml:space="preserve">BRUG FOR DOKUMENTATION: Erklæring om konsortiedannelse </w:t>
+        <w:t xml:space="preserve">TIL BRUG FOR DOKUMENTATION: Erklæring om konsortiedannelse </w:t>
       </w:r>
     </w:p>
     <w:p>
@@ -6809,32 +4920,20 @@
         <w:spacing w:line="276" w:lineRule="auto"/>
       </w:pPr>
       <w:r>
-        <w:t xml:space="preserve">Udbudsmaterialet </w:t>
+        <w:t xml:space="preserve">Udbudsmaterialet er gjort tilgængeligt via udbudssystemet angivet i udbudsbekendtgørelsen.</w:t>
       </w:r>
+    </w:p>
+    <w:p>
+      <w:pPr>
+        <w:spacing w:line="276" w:lineRule="auto"/>
+      </w:pPr>
+    </w:p>
+    <w:p>
+      <w:pPr>
+        <w:spacing w:line="276" w:lineRule="auto"/>
+      </w:pPr>
       <w:r>
-        <w:t>er gjort tilgængeligt via udbudssystemet angivet i udbudsbekendtgørelsen.</w:t>
-      </w:r>
-    </w:p>
-    <w:p>
-      <w:pPr>
-        <w:spacing w:line="276" w:lineRule="auto"/>
-      </w:pPr>
-    </w:p>
-    <w:p>
-      <w:pPr>
-        <w:spacing w:line="276" w:lineRule="auto"/>
-      </w:pPr>
-      <w:r>
-        <w:t xml:space="preserve">Yderligere oplysninger, rettelser mv. samt </w:t>
-      </w:r>
-      <w:r>
-        <w:t xml:space="preserve">spørgsmål og svar vil indgå som en del af udbudsmaterialet og vil blive indeholdt i den endelige </w:t>
-      </w:r>
-      <w:r>
-        <w:t>K</w:t>
-      </w:r>
-      <w:r>
-        <w:t>ontrakt.</w:t>
+        <w:t xml:space="preserve">Yderligere oplysninger, rettelser mv. samt spørgsmål og svar vil indgå som en del af udbudsmaterialet og vil blive indeholdt i den endelige Kontrakt.</w:t>
       </w:r>
     </w:p>
     <w:p>
@@ -6878,13 +4977,7 @@
       <w:bookmarkStart w:id="36" w:name="_Toc240975422"/>
       <w:r>
         <w:lastRenderedPageBreak/>
-        <w:t xml:space="preserve">Oplysninger om </w:t>
-      </w:r>
-      <w:r>
-        <w:t>K</w:t>
-      </w:r>
-      <w:r>
-        <w:t>ontrakten</w:t>
+        <w:t xml:space="preserve">Oplysninger om Kontrakten</w:t>
       </w:r>
       <w:bookmarkEnd w:id="35"/>
       <w:bookmarkEnd w:id="36"/>
@@ -6914,28 +5007,7 @@
         <w:spacing w:line="276" w:lineRule="auto"/>
       </w:pPr>
       <w:r>
-        <w:t xml:space="preserve">I henhold til Udbudslovens § 49, stk. 2 om opdeling i delkontrakter (opdel-eller-forklar-princippet) er det </w:t>
-      </w:r>
-      <w:r>
-        <w:t>Lægemiddelstyrelsen</w:t>
-      </w:r>
-      <w:r>
-        <w:t>s</w:t>
-      </w:r>
-      <w:r>
-        <w:t xml:space="preserve"> vurdering, at </w:t>
-      </w:r>
-      <w:r>
-        <w:t>K</w:t>
-      </w:r>
-      <w:r>
-        <w:t>ontrakten ikke</w:t>
-      </w:r>
-      <w:r>
-        <w:t xml:space="preserve"> </w:t>
-      </w:r>
-      <w:r>
-        <w:t>hverken it-strategisk, teknisk eller forretningsmæssigt er egnet til at opdele i særskilte delkontrakter.</w:t>
+        <w:t xml:space="preserve">I henhold til Udbudslovens § 49, stk. 2 om opdeling i delkontrakter (opdel-eller-forklar-princippet) er det Lægemiddelstyrelsens vurdering, at Kontrakten ikke hverken it-strategisk, teknisk eller forretningsmæssigt er egnet til at opdele i særskilte delkontrakter.</w:t>
       </w:r>
     </w:p>
     <w:p>
@@ -6953,10 +5025,7 @@
     <w:p/>
     <w:p>
       <w:r>
-        <w:t xml:space="preserve">Der er </w:t>
-      </w:r>
-      <w:r>
-        <w:t>ikke</w:t>
+        <w:t xml:space="preserve">Der er ikke</w:t>
       </w:r>
       <w:r>
         <w:rPr>
@@ -6990,10 +5059,7 @@
       </w:pPr>
       <w:bookmarkStart w:id="41" w:name="_Toc240975425"/>
       <w:r>
-        <w:t>S</w:t>
-      </w:r>
-      <w:r>
-        <w:t>prog</w:t>
+        <w:t>Sprog</w:t>
       </w:r>
       <w:bookmarkEnd w:id="41"/>
     </w:p>
@@ -7002,62 +5068,20 @@
         <w:spacing w:line="276" w:lineRule="auto"/>
       </w:pPr>
       <w:r>
-        <w:t>Sproget i udbudsmaterialet er dansk, og udbudsprocessen</w:t>
+        <w:t xml:space="preserve">Sproget i udbudsmaterialet er dansk, og udbudsprocessen, herunder forhandlingerne, gennemføres på dansk. </w:t>
       </w:r>
+    </w:p>
+    <w:p>
+      <w:pPr>
+        <w:spacing w:line="276" w:lineRule="auto"/>
+      </w:pPr>
+    </w:p>
+    <w:p>
+      <w:pPr>
+        <w:spacing w:line="276" w:lineRule="auto"/>
+      </w:pPr>
       <w:r>
-        <w:t>, herunder forhandlingerne,</w:t>
-      </w:r>
-      <w:r>
-        <w:t xml:space="preserve"> gennemføres på dansk. </w:t>
-      </w:r>
-    </w:p>
-    <w:p>
-      <w:pPr>
-        <w:spacing w:line="276" w:lineRule="auto"/>
-      </w:pPr>
-    </w:p>
-    <w:p>
-      <w:pPr>
-        <w:spacing w:line="276" w:lineRule="auto"/>
-      </w:pPr>
-      <w:r>
-        <w:t>Ansøgningen og t</w:t>
-      </w:r>
-      <w:r>
-        <w:t xml:space="preserve">ilbuddet skal </w:t>
-      </w:r>
-      <w:r>
-        <w:t>være</w:t>
-      </w:r>
-      <w:r>
-        <w:t xml:space="preserve"> på dansk</w:t>
-      </w:r>
-      <w:r>
-        <w:t>. D</w:t>
-      </w:r>
-      <w:r>
-        <w:t xml:space="preserve">og accepteres </w:t>
-      </w:r>
-      <w:r>
-        <w:t xml:space="preserve">det, at </w:t>
-      </w:r>
-      <w:r>
-        <w:t xml:space="preserve">teknisk dokumentation, </w:t>
-      </w:r>
-      <w:r>
-        <w:t xml:space="preserve">eventuelle licensbetingelser i bilag 15 </w:t>
-      </w:r>
-      <w:r>
-        <w:t>og egnethedsdokumentation kan være</w:t>
-      </w:r>
-      <w:r>
-        <w:t xml:space="preserve"> </w:t>
-      </w:r>
-      <w:r>
-        <w:t>på engelsk</w:t>
-      </w:r>
-      <w:r>
-        <w:t>.</w:t>
+        <w:t xml:space="preserve">Ansøgningen og tilbuddet skal være på dansk. Dog accepteres det, at teknisk dokumentation, eventuelle licensbetingelser i bilag 15 og egnethedsdokumentation kan være på engelsk.</w:t>
       </w:r>
       <w:r>
         <w:rPr>
@@ -7087,10 +5111,7 @@
       </w:pPr>
       <w:bookmarkStart w:id="42" w:name="_Toc240975426"/>
       <w:r>
-        <w:t>A</w:t>
-      </w:r>
-      <w:r>
-        <w:t>lternative tilbud</w:t>
+        <w:t>Alternative tilbud</w:t>
       </w:r>
       <w:bookmarkEnd w:id="42"/>
     </w:p>
@@ -7123,10 +5144,7 @@
       </w:pPr>
       <w:bookmarkStart w:id="43" w:name="_Toc240975427"/>
       <w:r>
-        <w:t>T</w:t>
-      </w:r>
-      <w:r>
-        <w:t>idsplan for udbudsforretningen</w:t>
+        <w:t>Tidsplan for udbudsforretningen</w:t>
       </w:r>
       <w:bookmarkEnd w:id="43"/>
     </w:p>
@@ -7135,53 +5153,20 @@
         <w:spacing w:line="276" w:lineRule="auto"/>
       </w:pPr>
       <w:r>
-        <w:t>U</w:t>
+        <w:t xml:space="preserve">Udbuddet gennemføres efter tidsplanen i bilag A.</w:t>
       </w:r>
+    </w:p>
+    <w:p>
+      <w:pPr>
+        <w:spacing w:line="276" w:lineRule="auto"/>
+      </w:pPr>
+    </w:p>
+    <w:p>
+      <w:pPr>
+        <w:spacing w:line="276" w:lineRule="auto"/>
+      </w:pPr>
       <w:r>
-        <w:t>dbud</w:t>
-      </w:r>
-      <w:r>
-        <w:t>det</w:t>
-      </w:r>
-      <w:r>
-        <w:t xml:space="preserve"> </w:t>
-      </w:r>
-      <w:r>
-        <w:t>gennemføres</w:t>
-      </w:r>
-      <w:r>
-        <w:t xml:space="preserve"> </w:t>
-      </w:r>
-      <w:r>
-        <w:t>efter tidsplanen i bilag A.</w:t>
-      </w:r>
-    </w:p>
-    <w:p>
-      <w:pPr>
-        <w:spacing w:line="276" w:lineRule="auto"/>
-      </w:pPr>
-    </w:p>
-    <w:p>
-      <w:pPr>
-        <w:spacing w:line="276" w:lineRule="auto"/>
-      </w:pPr>
-      <w:r>
-        <w:t>Lægemiddelstyrelsen</w:t>
-      </w:r>
-      <w:r>
-        <w:t xml:space="preserve"> kan inden for udbudslovens rammer ændre t</w:t>
-      </w:r>
-      <w:r>
-        <w:t>idsplanen</w:t>
-      </w:r>
-      <w:r>
-        <w:t>,</w:t>
-      </w:r>
-      <w:r>
-        <w:t xml:space="preserve"> bl.a. forløbet af forhandlingsfasen, herunder ved et eventuelt behov for at gennemføre yderligere forhandlingsmøder eller efter opfordring fra tilbudsgiverne om at udarbejde yderligere eller reviderede tilbud.</w:t>
-      </w:r>
-      <w:r>
-        <w:t xml:space="preserve"> </w:t>
+        <w:t xml:space="preserve">Lægemiddelstyrelsen kan inden for udbudslovens rammer ændre tidsplanen, bl.a. forløbet af forhandlingsfasen, herunder ved et eventuelt behov for at gennemføre yderligere forhandlingsmøder eller efter opfordring fra tilbudsgiverne om at udarbejde yderligere eller reviderede tilbud. </w:t>
       </w:r>
     </w:p>
     <w:p>
@@ -7255,22 +5240,7 @@
         <w:spacing w:line="276" w:lineRule="auto"/>
       </w:pPr>
       <w:r>
-        <w:t>Udelukkelsesgrunde, kriterier for udvælgelse og minimumskrav til egnethed er angivet i udbudsbekendtgørelsen</w:t>
-      </w:r>
-      <w:r>
-        <w:t>.</w:t>
-      </w:r>
-      <w:r>
-        <w:t xml:space="preserve"> </w:t>
-      </w:r>
-      <w:r>
-        <w:t xml:space="preserve">Ansøger opfordres til at </w:t>
-      </w:r>
-      <w:r>
-        <w:t>læse denne grundigt</w:t>
-      </w:r>
-      <w:r>
-        <w:t>.</w:t>
+        <w:t xml:space="preserve">Udelukkelsesgrunde, kriterier for udvælgelse og minimumskrav til egnethed er angivet i udbudsbekendtgørelsen. Ansøger opfordres til at læse denne grundigt.</w:t>
       </w:r>
     </w:p>
     <w:p>
@@ -7314,32 +5284,20 @@
         <w:spacing w:line="276" w:lineRule="auto"/>
       </w:pPr>
       <w:r>
-        <w:t>Lægemiddelstyrelsen</w:t>
+        <w:t xml:space="preserve">Lægemiddelstyrelsen har udarbejdet et ESPD, som er tilgængeligt via udbudssystemet. </w:t>
       </w:r>
+    </w:p>
+    <w:p>
+      <w:pPr>
+        <w:spacing w:line="276" w:lineRule="auto"/>
+      </w:pPr>
+    </w:p>
+    <w:p>
+      <w:pPr>
+        <w:spacing w:line="276" w:lineRule="auto"/>
+      </w:pPr>
       <w:r>
-        <w:t xml:space="preserve"> har udarbejdet et ESPD, som er tilgængeligt via udbudssystemet. </w:t>
-      </w:r>
-    </w:p>
-    <w:p>
-      <w:pPr>
-        <w:spacing w:line="276" w:lineRule="auto"/>
-      </w:pPr>
-    </w:p>
-    <w:p>
-      <w:pPr>
-        <w:spacing w:line="276" w:lineRule="auto"/>
-      </w:pPr>
-      <w:r>
-        <w:t xml:space="preserve">Ansøger skal udfylde ESPD via udbudssystemet. I forbindelse med udfyldelse af ESPD skal ansøger grundigt gennemgå den offentliggjorte udbudsbekendtgørelse og følge de instruktioner, der fremgår heraf. Ansøger bør ikke indsende anden dokumentation eller andre bilag end den dokumentation og de bilag, </w:t>
-      </w:r>
-      <w:r>
-        <w:t>Lægemiddelstyrelsen</w:t>
-      </w:r>
-      <w:r>
-        <w:t xml:space="preserve"> har</w:t>
-      </w:r>
-      <w:r>
-        <w:t xml:space="preserve"> anmodet om. </w:t>
+        <w:t xml:space="preserve">Ansøger skal udfylde ESPD via udbudssystemet. I forbindelse med udfyldelse af ESPD skal ansøger grundigt gennemgå den offentliggjorte udbudsbekendtgørelse og følge de instruktioner, der fremgår heraf. Ansøger bør ikke indsende anden dokumentation eller andre bilag end den dokumentation og de bilag, Lægemiddelstyrelsen har anmodet om. </w:t>
       </w:r>
     </w:p>
     <w:p>
@@ -7401,10 +5359,7 @@
         <w:spacing w:line="276" w:lineRule="auto"/>
       </w:pPr>
       <w:r>
-        <w:t>Ved sammenslutninger af ansøgere (</w:t>
-      </w:r>
-      <w:r>
-        <w:t>konsortium) skal hver enkelt deltager i sammenslutningen vedlægge et særskilt ESPD, som omfatter ovennævnte erklæringer.</w:t>
+        <w:t>Ved sammenslutninger af ansøgere (konsortium) skal hver enkelt deltager i sammenslutningen vedlægge et særskilt ESPD, som omfatter ovennævnte erklæringer.</w:t>
       </w:r>
     </w:p>
     <w:p>
@@ -7451,25 +5406,13 @@
     </w:p>
     <w:p>
       <w:r>
-        <w:t xml:space="preserve">EU har indført forbud mod deltagelse i EU-udbud af virksomheder med russisk involvering, jf. artikel 5k i </w:t>
+        <w:t xml:space="preserve">EU har indført forbud mod deltagelse i EU-udbud af virksomheder med russisk involvering, jf. artikel 5k i Rådets Forordning (EU) no. 833/2014 af 31. juli 2014 om restriktive foranstaltninger på baggrund af Ruslands handlinger, der destabiliserer situationen i Ukraine, som ændret ved Rådets Forordning (EU) nr. 2022/578 af 8. april 2022, Rådets forordning (EU) 2022/879 af 3. juni 2022, og Rådets forordning (EU) 2022/1269 af 21. juli 2022. </w:t>
       </w:r>
+    </w:p>
+    <w:p/>
+    <w:p>
       <w:r>
-        <w:t>Rådets Forordning (EU) no. 833/2014 af 31. juli 2014 om restriktive foranstaltninger på baggrund af Ruslands handlinger, der destabiliserer situationen i Ukraine, som ændret ved Rådets Forordning (EU) nr. 2022/578 af 8. april 2022, Rådets forordning (EU) 2022/879 af 3. juni 2022, og Rådets forordning (EU) 2022/1269 af 21. juli 2022.</w:t>
-      </w:r>
-      <w:r>
-        <w:t xml:space="preserve"> </w:t>
-      </w:r>
-    </w:p>
-    <w:p/>
-    <w:p>
-      <w:r>
-        <w:t xml:space="preserve">Tilbudsgiver skal, sammen med det </w:t>
-      </w:r>
-      <w:r>
-        <w:t>e</w:t>
-      </w:r>
-      <w:r>
-        <w:t xml:space="preserve">ndelige tilbud, aflevere en tro og love erklæring om, at virksomheden og tilbuddet ikke har russisk involvering, der overskrider grænserne i forordningen. </w:t>
+        <w:t xml:space="preserve">Tilbudsgiver skal, sammen med det endelige tilbud, aflevere en tro og love erklæring om, at virksomheden og tilbuddet ikke har russisk involvering, der overskrider grænserne i forordningen. </w:t>
       </w:r>
     </w:p>
     <w:p/>
@@ -7490,31 +5433,7 @@
         <w:spacing w:line="276" w:lineRule="auto"/>
       </w:pPr>
       <w:r>
-        <w:t xml:space="preserve">Hvis tro og love erklæring ikke medfølger tilbuddet, </w:t>
-      </w:r>
-      <w:r>
-        <w:t xml:space="preserve">kan </w:t>
-      </w:r>
-      <w:r>
-        <w:t>Lægemiddelstyrelsen</w:t>
-      </w:r>
-      <w:r>
-        <w:t xml:space="preserve"> give mulighed for eftersendelse indenfor en kort tidsfrist</w:t>
-      </w:r>
-      <w:r>
-        <w:t>.</w:t>
-      </w:r>
-      <w:r>
-        <w:t xml:space="preserve"> </w:t>
-      </w:r>
-      <w:r>
-        <w:t>Lægemiddelstyrelsen</w:t>
-      </w:r>
-      <w:r>
-        <w:t xml:space="preserve"> er dog ikke forpligtet hertil.</w:t>
-      </w:r>
-      <w:r>
-        <w:t xml:space="preserve"> </w:t>
+        <w:t xml:space="preserve">Hvis tro og love erklæring ikke medfølger tilbuddet, kan Lægemiddelstyrelsen give mulighed for eftersendelse indenfor en kort tidsfrist. Lægemiddelstyrelsen er dog ikke forpligtet hertil. </w:t>
       </w:r>
     </w:p>
     <w:p>
@@ -7539,10 +5458,7 @@
       <w:bookmarkStart w:id="68" w:name="_Toc240975434"/>
       <w:r>
         <w:lastRenderedPageBreak/>
-        <w:t>S</w:t>
-      </w:r>
-      <w:r>
-        <w:t>kriftlige spørgsmål</w:t>
+        <w:t>Skriftlige spørgsmål</w:t>
       </w:r>
       <w:bookmarkEnd w:id="68"/>
     </w:p>
@@ -7551,125 +5467,59 @@
         <w:spacing w:line="276" w:lineRule="auto"/>
       </w:pPr>
       <w:r>
-        <w:t>Tilbudsgiver kan stille skriftlige spørgsmål til udbudsmaterialet til</w:t>
+        <w:t xml:space="preserve">Tilbudsgiver kan stille skriftlige spørgsmål til udbudsmaterialet til det indledende tilbud og det endelige tilbud. </w:t>
       </w:r>
+    </w:p>
+    <w:p>
+      <w:pPr>
+        <w:spacing w:line="276" w:lineRule="auto"/>
+      </w:pPr>
+    </w:p>
+    <w:p>
+      <w:pPr>
+        <w:spacing w:line="276" w:lineRule="auto"/>
+      </w:pPr>
       <w:r>
-        <w:t xml:space="preserve"> </w:t>
+        <w:t xml:space="preserve">Tilbudsgiverne har således mulighed for at få afklaret uklarheder og få supplerende oplysninger om udbudsmaterialet og de udbudte ydelser ved fremsættelse af skriftlige spørgsmål. </w:t>
       </w:r>
+    </w:p>
+    <w:p>
+      <w:pPr>
+        <w:spacing w:line="276" w:lineRule="auto"/>
+      </w:pPr>
+    </w:p>
+    <w:p>
+      <w:pPr>
+        <w:spacing w:line="276" w:lineRule="auto"/>
+      </w:pPr>
       <w:r>
-        <w:t>det indledende tilbud og det endelige tilbud</w:t>
+        <w:t xml:space="preserve">Spørgsmål skal stilles via udbudssystemet med tydelig angivelse af de steder i udbudsmaterialet (sideantal og afsnit), der spørges til. Lægemiddelstyrelsen ser gerne – såfremt muligt ud fra spørgsmålets karakter - at spørgsmålet tillige ledsages af et konkret forslag til justering af udbudsmaterialet.</w:t>
       </w:r>
+    </w:p>
+    <w:p>
+      <w:pPr>
+        <w:spacing w:line="276" w:lineRule="auto"/>
+      </w:pPr>
+    </w:p>
+    <w:p>
+      <w:pPr>
+        <w:spacing w:line="276" w:lineRule="auto"/>
+      </w:pPr>
       <w:r>
-        <w:t>.</w:t>
+        <w:t xml:space="preserve">Spørgsmål (i anonymiseret form) og svar vil løbende blive offentliggjort via udbudssystemet.  </w:t>
       </w:r>
+    </w:p>
+    <w:p>
+      <w:pPr>
+        <w:spacing w:line="276" w:lineRule="auto"/>
+      </w:pPr>
+    </w:p>
+    <w:p>
+      <w:pPr>
+        <w:spacing w:line="276" w:lineRule="auto"/>
+      </w:pPr>
       <w:r>
-        <w:t xml:space="preserve"> </w:t>
-      </w:r>
-    </w:p>
-    <w:p>
-      <w:pPr>
-        <w:spacing w:line="276" w:lineRule="auto"/>
-      </w:pPr>
-    </w:p>
-    <w:p>
-      <w:pPr>
-        <w:spacing w:line="276" w:lineRule="auto"/>
-      </w:pPr>
-      <w:r>
-        <w:t xml:space="preserve">Tilbudsgiverne har således mulighed for at få </w:t>
-      </w:r>
-      <w:r>
-        <w:t xml:space="preserve">afklaret uklarheder og få </w:t>
-      </w:r>
-      <w:r>
-        <w:t xml:space="preserve">supplerende oplysninger om udbudsmaterialet og de udbudte ydelser ved fremsættelse af skriftlige spørgsmål. </w:t>
-      </w:r>
-    </w:p>
-    <w:p>
-      <w:pPr>
-        <w:spacing w:line="276" w:lineRule="auto"/>
-      </w:pPr>
-    </w:p>
-    <w:p>
-      <w:pPr>
-        <w:spacing w:line="276" w:lineRule="auto"/>
-      </w:pPr>
-      <w:r>
-        <w:t xml:space="preserve">Spørgsmål skal </w:t>
-      </w:r>
-      <w:r>
-        <w:t>stilles</w:t>
-      </w:r>
-      <w:r>
-        <w:t xml:space="preserve"> via </w:t>
-      </w:r>
-      <w:r>
-        <w:t>udbudssystemet</w:t>
-      </w:r>
-      <w:r>
-        <w:t xml:space="preserve"> med tydelig angivelse af de steder i udbudsmaterialet (sideantal og afsnit), der spørges </w:t>
-      </w:r>
-      <w:r>
-        <w:t xml:space="preserve">til. </w:t>
-      </w:r>
-      <w:r>
-        <w:t>Lægemiddelstyrelsen</w:t>
-      </w:r>
-      <w:r>
-        <w:t xml:space="preserve"> ser gerne – såfremt muligt ud fra spørgsmålets karakter - at spørgsmålet tillige ledsages af et konkret forslag til justering af udbudsmaterialet.</w:t>
-      </w:r>
-    </w:p>
-    <w:p>
-      <w:pPr>
-        <w:spacing w:line="276" w:lineRule="auto"/>
-      </w:pPr>
-    </w:p>
-    <w:p>
-      <w:pPr>
-        <w:spacing w:line="276" w:lineRule="auto"/>
-      </w:pPr>
-      <w:r>
-        <w:t xml:space="preserve">Spørgsmål (i anonymiseret form) og svar vil løbende blive offentliggjort via </w:t>
-      </w:r>
-      <w:r>
-        <w:t xml:space="preserve">udbudssystemet. </w:t>
-      </w:r>
-      <w:r>
-        <w:t xml:space="preserve"> </w:t>
-      </w:r>
-    </w:p>
-    <w:p>
-      <w:pPr>
-        <w:spacing w:line="276" w:lineRule="auto"/>
-      </w:pPr>
-    </w:p>
-    <w:p>
-      <w:pPr>
-        <w:spacing w:line="276" w:lineRule="auto"/>
-      </w:pPr>
-      <w:r>
-        <w:t>Hvis</w:t>
-      </w:r>
-      <w:r>
-        <w:t xml:space="preserve"> </w:t>
-      </w:r>
-      <w:r>
-        <w:t>et</w:t>
-      </w:r>
-      <w:r>
-        <w:t xml:space="preserve"> spørgsmål give</w:t>
-      </w:r>
-      <w:r>
-        <w:t>r</w:t>
-      </w:r>
-      <w:r>
-        <w:t xml:space="preserve"> anledning til en konkret tydeliggørelse, justering eller supplering af udbudsmaterialet, herunder aftalegrundlaget</w:t>
-      </w:r>
-      <w:r>
-        <w:t xml:space="preserve"> med bilag</w:t>
-      </w:r>
-      <w:r>
-        <w:t>, vil tilbudsgiverne blive orienteret herom samtidig med besvarelsen af de stillede spørgsmål.</w:t>
+        <w:t xml:space="preserve">Hvis et spørgsmål giver anledning til en konkret tydeliggørelse, justering eller supplering af udbudsmaterialet, herunder aftalegrundlaget med bilag, vil tilbudsgiverne blive orienteret herom samtidig med besvarelsen af de stillede spørgsmål.</w:t>
       </w:r>
     </w:p>
     <w:p>
@@ -7698,37 +5548,7 @@
         </w:rPr>
       </w:pPr>
       <w:r>
-        <w:t>Alle s</w:t>
-      </w:r>
-      <w:r>
-        <w:t>pørgsmål</w:t>
-      </w:r>
-      <w:r>
-        <w:t xml:space="preserve"> </w:t>
-      </w:r>
-      <w:r>
-        <w:t>(</w:t>
-      </w:r>
-      <w:r>
-        <w:t>inkl.</w:t>
-      </w:r>
-      <w:r>
-        <w:t xml:space="preserve"> spørgsmål modtaget efter fristerne i Bilag A)</w:t>
-      </w:r>
-      <w:r>
-        <w:t xml:space="preserve"> </w:t>
-      </w:r>
-      <w:r>
-        <w:t>vil blive besvaret</w:t>
-      </w:r>
-      <w:r>
-        <w:t>,</w:t>
-      </w:r>
-      <w:r>
-        <w:t xml:space="preserve"> i det omfang</w:t>
-      </w:r>
-      <w:r>
-        <w:t xml:space="preserve"> det er muligt at fremkomme med en besvarelse senest 6 kalenderdage inden tilbudsfristen for indledende, reviderede eller endelige tilbuds udløb. </w:t>
+        <w:t xml:space="preserve">Alle spørgsmål (inkl. spørgsmål modtaget efter fristerne i Bilag A) vil blive besvaret, i det omfang det er muligt at fremkomme med en besvarelse senest 6 kalenderdage inden tilbudsfristen for indledende, reviderede eller endelige tilbuds udløb. </w:t>
       </w:r>
     </w:p>
     <w:p>
@@ -7752,10 +5572,7 @@
       </w:pPr>
       <w:bookmarkStart w:id="69" w:name="_Toc240975435"/>
       <w:r>
-        <w:t>F</w:t>
-      </w:r>
-      <w:r>
-        <w:t>orhandlingsfasen</w:t>
+        <w:t>Forhandlingsfasen</w:t>
       </w:r>
       <w:bookmarkEnd w:id="69"/>
     </w:p>
@@ -7802,10 +5619,7 @@
         <w:contextualSpacing w:val="0"/>
       </w:pPr>
       <w:r>
-        <w:t>A</w:t>
-      </w:r>
-      <w:r>
-        <w:t>fgivelse af indledende tilbud</w:t>
+        <w:t>Afgivelse af indledende tilbud</w:t>
       </w:r>
     </w:p>
     <w:p>
@@ -7819,10 +5633,7 @@
         <w:contextualSpacing w:val="0"/>
       </w:pPr>
       <w:r>
-        <w:t>F</w:t>
-      </w:r>
-      <w:r>
-        <w:t>orhandlingsmøde</w:t>
+        <w:t>Forhandlingsmøde</w:t>
       </w:r>
     </w:p>
     <w:p>
@@ -7864,44 +5675,20 @@
         <w:spacing w:line="276" w:lineRule="auto"/>
       </w:pPr>
       <w:r>
-        <w:t xml:space="preserve">Som grundlag for første forhandlingsmøde med </w:t>
+        <w:t xml:space="preserve">Som grundlag for første forhandlingsmøde med tilbudsgiver, skal tilbudsgiver afgive et indledende tilbud indenfor fristen, jf. tidsplanen i bilag A.</w:t>
       </w:r>
+    </w:p>
+    <w:p>
+      <w:pPr>
+        <w:spacing w:line="276" w:lineRule="auto"/>
+      </w:pPr>
+    </w:p>
+    <w:p>
+      <w:pPr>
+        <w:spacing w:line="276" w:lineRule="auto"/>
+      </w:pPr>
       <w:r>
-        <w:t>tilbudsgiver</w:t>
-      </w:r>
-      <w:r>
-        <w:t xml:space="preserve">, skal </w:t>
-      </w:r>
-      <w:r>
-        <w:t>tilbudsgiver</w:t>
-      </w:r>
-      <w:r>
-        <w:t xml:space="preserve"> afgive et </w:t>
-      </w:r>
-      <w:r>
-        <w:t>indledende tilbud</w:t>
-      </w:r>
-      <w:r>
-        <w:t xml:space="preserve"> indenfor fristen, jf. tidsplanen i bilag A.</w:t>
-      </w:r>
-    </w:p>
-    <w:p>
-      <w:pPr>
-        <w:spacing w:line="276" w:lineRule="auto"/>
-      </w:pPr>
-    </w:p>
-    <w:p>
-      <w:pPr>
-        <w:spacing w:line="276" w:lineRule="auto"/>
-      </w:pPr>
-      <w:r>
-        <w:t>Tilbud skal afgives via u</w:t>
-      </w:r>
-      <w:r>
-        <w:t>dbudssystemet</w:t>
-      </w:r>
-      <w:r>
-        <w:t>.</w:t>
+        <w:t>Tilbud skal afgives via udbudssystemet.</w:t>
       </w:r>
     </w:p>
     <w:p>
@@ -7948,31 +5735,7 @@
         <w:contextualSpacing w:val="0"/>
       </w:pPr>
       <w:r>
-        <w:t>Bør u</w:t>
-      </w:r>
-      <w:r>
-        <w:t xml:space="preserve">dformes på grundlag af vedlagte udkast til </w:t>
-      </w:r>
-      <w:r>
-        <w:t>K</w:t>
-      </w:r>
-      <w:r>
-        <w:t>ontrakt med bilag</w:t>
-      </w:r>
-      <w:r>
-        <w:t xml:space="preserve">, </w:t>
-      </w:r>
-      <w:r>
-        <w:t xml:space="preserve">der udtrykker de krav, ønsker og forventninger, som </w:t>
-      </w:r>
-      <w:r>
-        <w:t>Lægemiddelstyrelsen</w:t>
-      </w:r>
-      <w:r>
-        <w:t xml:space="preserve"> har til tilbudsgivers tilbud.</w:t>
-      </w:r>
-      <w:r>
-        <w:t xml:space="preserve"> </w:t>
+        <w:t xml:space="preserve">Bør udformes på grundlag af vedlagte udkast til Kontrakt med bilag, der udtrykker de krav, ønsker og forventninger, som Lægemiddelstyrelsen har til tilbudsgivers tilbud. </w:t>
       </w:r>
     </w:p>
     <w:p>
@@ -8005,27 +5768,12 @@
         </w:rPr>
       </w:pPr>
       <w:r>
-        <w:t>Skal t</w:t>
-      </w:r>
-      <w:r>
-        <w:t xml:space="preserve">age højde for mindstekrav angivet i pkt. </w:t>
-      </w:r>
-      <w:r>
+        <w:t xml:space="preserve">Skal tage højde for mindstekrav angivet i pkt. </w:t>
         <w:fldChar w:fldCharType="begin"/>
-      </w:r>
-      <w:r>
         <w:instrText xml:space="preserve"> REF _Ref440447462 \r \h </w:instrText>
-      </w:r>
-      <w:r>
         <w:fldChar w:fldCharType="separate"/>
-      </w:r>
-      <w:r>
         <w:t>13.4</w:t>
-      </w:r>
-      <w:r>
         <w:fldChar w:fldCharType="end"/>
-      </w:r>
-      <w:r>
         <w:t>.</w:t>
       </w:r>
     </w:p>
@@ -8051,67 +5799,26 @@
         <w:spacing w:line="276" w:lineRule="auto"/>
       </w:pPr>
       <w:r>
-        <w:t xml:space="preserve">Efter fristens udløb </w:t>
+        <w:t xml:space="preserve">Efter fristens udløb vil Lægemiddelstyrelsen gennemgå det indledende tilbud med henblik på at identificere de elementer i det indledende tilbud, som Lægemiddelstyrelsen gerne vil drøfte nærmere med tilbudsgiver. </w:t>
       </w:r>
+    </w:p>
+    <w:p>
+      <w:pPr>
+        <w:spacing w:line="276" w:lineRule="auto"/>
+      </w:pPr>
+    </w:p>
+    <w:p>
+      <w:pPr>
+        <w:spacing w:line="276" w:lineRule="auto"/>
+      </w:pPr>
       <w:r>
-        <w:t xml:space="preserve">vil </w:t>
-      </w:r>
-      <w:r>
-        <w:t>Lægemiddelstyrelsen</w:t>
-      </w:r>
-      <w:r>
-        <w:t xml:space="preserve"> gennemgå det indledende tilbud med henblik på at identificere de elementer i det indledende tilbud, som </w:t>
-      </w:r>
-      <w:r>
-        <w:t>Lægemiddelstyrelsen</w:t>
-      </w:r>
-      <w:r>
-        <w:t xml:space="preserve"> gerne</w:t>
-      </w:r>
-      <w:r>
-        <w:t xml:space="preserve"> vil drøfte nærmere med </w:t>
-      </w:r>
-      <w:r>
-        <w:t>tilbudsgiver</w:t>
-      </w:r>
-      <w:r>
-        <w:t xml:space="preserve">. </w:t>
-      </w:r>
-    </w:p>
-    <w:p>
-      <w:pPr>
-        <w:spacing w:line="276" w:lineRule="auto"/>
-      </w:pPr>
-    </w:p>
-    <w:p>
-      <w:pPr>
-        <w:spacing w:line="276" w:lineRule="auto"/>
-      </w:pPr>
-      <w:r>
-        <w:t xml:space="preserve">Lægemiddelstyrelsen forbeholder sig ret til at tildele Kontrakten på grundlag af det indledende tilbud. Såfremt Lægemiddelstyrelsen vælger at benytte sig af denne ret, vil Lægemiddelstyrelsen gå direkte til evaluering og tildeling som angivet </w:t>
-      </w:r>
-      <w:r>
-        <w:t xml:space="preserve">i punkt </w:t>
-      </w:r>
-      <w:r>
+        <w:t xml:space="preserve">Lægemiddelstyrelsen forbeholder sig ret til at tildele Kontrakten på grundlag af det indledende tilbud. Såfremt Lægemiddelstyrelsen vælger at benytte sig af denne ret, vil Lægemiddelstyrelsen gå direkte til evaluering og tildeling som angivet i punkt </w:t>
         <w:fldChar w:fldCharType="begin"/>
-      </w:r>
-      <w:r>
         <w:instrText xml:space="preserve"> REF _Ref212636666 \r \h </w:instrText>
-      </w:r>
-      <w:r>
         <w:instrText xml:space="preserve"> \* MERGEFORMAT </w:instrText>
-      </w:r>
-      <w:r>
         <w:fldChar w:fldCharType="separate"/>
-      </w:r>
-      <w:r>
         <w:t>14</w:t>
-      </w:r>
-      <w:r>
         <w:fldChar w:fldCharType="end"/>
-      </w:r>
-      <w:r>
         <w:t>.</w:t>
       </w:r>
     </w:p>
@@ -8137,22 +5844,72 @@
         <w:spacing w:line="276" w:lineRule="auto"/>
       </w:pPr>
       <w:r>
-        <w:t>Lægemiddelstyrelsen</w:t>
+        <w:t xml:space="preserve">Lægemiddelstyrelsen vil, hvis Lægemiddelstyrelsen ikke tildeler til det indledende tilbud, indlede forhandling med de udvalgte tilbudsgivere. Forhandlingens formål er at indkredse og fastslå, hvorledes Lægemiddelstyrelsens behov bedst kan opfyldes.</w:t>
       </w:r>
+    </w:p>
+    <w:p>
+      <w:pPr>
+        <w:spacing w:line="276" w:lineRule="auto"/>
+      </w:pPr>
+    </w:p>
+    <w:p>
+      <w:pPr>
+        <w:spacing w:line="276" w:lineRule="auto"/>
+      </w:pPr>
       <w:r>
-        <w:t xml:space="preserve"> vil, hvis </w:t>
+        <w:t xml:space="preserve">Under denne forhandling kan alle aspekter af udbudsmaterialet drøftes med tilbudsgiverne. Der kan dog ikke forhandles om de endelig tilbud og grundlæggende elementer, herunder mindstekrav og kriterier for tildeling.</w:t>
       </w:r>
+    </w:p>
+    <w:p>
+      <w:pPr>
+        <w:spacing w:line="276" w:lineRule="auto"/>
+      </w:pPr>
+    </w:p>
+    <w:p>
+      <w:pPr>
+        <w:spacing w:line="276" w:lineRule="auto"/>
+      </w:pPr>
       <w:r>
-        <w:t>Lægemiddelstyrelsen</w:t>
+        <w:t xml:space="preserve">Under forhandlingerne sikrer Lægemiddelstyrelsen, at alle udvalgte tilbudsgivere behandles ens. </w:t>
       </w:r>
+    </w:p>
+    <w:p>
+      <w:pPr>
+        <w:spacing w:line="276" w:lineRule="auto"/>
+      </w:pPr>
+    </w:p>
+    <w:p>
+      <w:pPr>
+        <w:spacing w:line="276" w:lineRule="auto"/>
+      </w:pPr>
       <w:r>
-        <w:t xml:space="preserve"> ikke tildeler til det indledende tilbud, indlede forhandling med de udvalgte tilbudsgivere. Forhandlingens formål er at indkredse og fastslå, hvorledes </w:t>
+        <w:t xml:space="preserve">Lægemiddelstyrelsen vil ikke overfor de andre tilbudsgivere afsløre de løsninger, som en tilbudsgiver har foreslået, eller andre fortrolige oplysninger, som en tilbudsgiver i forhandlingerne har meddelt, uden dennes samtykke. </w:t>
       </w:r>
+    </w:p>
+    <w:p>
+      <w:pPr>
+        <w:spacing w:line="276" w:lineRule="auto"/>
+      </w:pPr>
+    </w:p>
+    <w:p>
+      <w:pPr>
+        <w:spacing w:line="276" w:lineRule="auto"/>
+      </w:pPr>
       <w:r>
-        <w:t>Lægemiddelstyrelsen</w:t>
+        <w:t xml:space="preserve">Det er ikke givet på forhånd, at Lægemiddelstyrelsen vil diskutere de samme elementer med alle tilbudsgiverne, og Lægemiddelstyrelsen forbeholder sig således under overholdelse af ligebehandlingsprincippet ret til også at føre forhandling om de elementer i hvert af de konkret afgivne tilbud, der set i forhold til Lægemiddelstyrelsen er relevante.</w:t>
       </w:r>
+    </w:p>
+    <w:p>
+      <w:pPr>
+        <w:spacing w:line="276" w:lineRule="auto"/>
+      </w:pPr>
+    </w:p>
+    <w:p>
+      <w:pPr>
+        <w:spacing w:line="276" w:lineRule="auto"/>
+      </w:pPr>
       <w:r>
-        <w:t>s behov bedst kan opfyldes.</w:t>
+        <w:t xml:space="preserve">Forhandlingerne med tilbudsgiver har særligt til formål at sikre, at tilbudsgiver har forstået Lægemiddelstyrelsens behov, og at tilbudsgiver har grundlaget for at vurdere, hvordan tilbudsgivers forhandlingstilbud kan justeres eller ændres med sigte på en bedre opfyldelse af behovene.</w:t>
       </w:r>
     </w:p>
     <w:p>
@@ -8165,186 +5922,7 @@
         <w:spacing w:line="276" w:lineRule="auto"/>
       </w:pPr>
       <w:r>
-        <w:t>Under denne forhandling kan alle aspekter af udbudsmaterialet drøftes med tilbudsgiverne. Der</w:t>
-      </w:r>
-      <w:r>
-        <w:t xml:space="preserve"> kan dog ikke forhandles om de endelig tilbud og grundlæggende elementer, herunder mindstekrav og kriterier for tildeling.</w:t>
-      </w:r>
-    </w:p>
-    <w:p>
-      <w:pPr>
-        <w:spacing w:line="276" w:lineRule="auto"/>
-      </w:pPr>
-    </w:p>
-    <w:p>
-      <w:pPr>
-        <w:spacing w:line="276" w:lineRule="auto"/>
-      </w:pPr>
-      <w:r>
-        <w:t xml:space="preserve">Under forhandlingerne sikrer </w:t>
-      </w:r>
-      <w:r>
-        <w:t>Lægemiddelstyrelsen</w:t>
-      </w:r>
-      <w:r>
-        <w:t xml:space="preserve">, at alle </w:t>
-      </w:r>
-      <w:r>
-        <w:t xml:space="preserve">udvalgte </w:t>
-      </w:r>
-      <w:r>
-        <w:t xml:space="preserve">tilbudsgivere behandles ens. </w:t>
-      </w:r>
-    </w:p>
-    <w:p>
-      <w:pPr>
-        <w:spacing w:line="276" w:lineRule="auto"/>
-      </w:pPr>
-    </w:p>
-    <w:p>
-      <w:pPr>
-        <w:spacing w:line="276" w:lineRule="auto"/>
-      </w:pPr>
-      <w:r>
-        <w:t>Lægemiddelstyrelsen</w:t>
-      </w:r>
-      <w:r>
-        <w:t xml:space="preserve"> </w:t>
-      </w:r>
-      <w:r>
-        <w:t xml:space="preserve">vil </w:t>
-      </w:r>
-      <w:r>
-        <w:t>ikke overfor de andre tilbudsgivere afsløre de løsninger, som en tilbudsgiver har foreslået, eller andre fortrolige oplysninger, som en tilbudsgiver i forhandlingerne har meddelt, uden dennes samtykke.</w:t>
-      </w:r>
-      <w:r>
-        <w:t xml:space="preserve"> </w:t>
-      </w:r>
-    </w:p>
-    <w:p>
-      <w:pPr>
-        <w:spacing w:line="276" w:lineRule="auto"/>
-      </w:pPr>
-    </w:p>
-    <w:p>
-      <w:pPr>
-        <w:spacing w:line="276" w:lineRule="auto"/>
-      </w:pPr>
-      <w:r>
-        <w:t xml:space="preserve">Det er ikke givet på </w:t>
-      </w:r>
-      <w:r>
-        <w:t xml:space="preserve">forhånd, at </w:t>
-      </w:r>
-      <w:r>
-        <w:t>Lægemiddelstyrelsen</w:t>
-      </w:r>
-      <w:r>
-        <w:t xml:space="preserve"> vil diskutere de samme elementer med alle tilbudsgiverne, og </w:t>
-      </w:r>
-      <w:r>
-        <w:t>Lægemiddelstyrelsen</w:t>
-      </w:r>
-      <w:r>
-        <w:t xml:space="preserve"> forbeholder sig således under overholdelse af ligebehandlingsprincippet ret til også at føre forhandling om de elementer i hvert af de konkret afgivne tilbud, der set i forhold til </w:t>
-      </w:r>
-      <w:r>
-        <w:t>Lægemiddelstyrelsen</w:t>
-      </w:r>
-      <w:r>
-        <w:t xml:space="preserve"> er relevante.</w:t>
-      </w:r>
-    </w:p>
-    <w:p>
-      <w:pPr>
-        <w:spacing w:line="276" w:lineRule="auto"/>
-      </w:pPr>
-    </w:p>
-    <w:p>
-      <w:pPr>
-        <w:spacing w:line="276" w:lineRule="auto"/>
-      </w:pPr>
-      <w:r>
-        <w:t>F</w:t>
-      </w:r>
-      <w:r>
-        <w:t>orhandling</w:t>
-      </w:r>
-      <w:r>
-        <w:t>erne</w:t>
-      </w:r>
-      <w:r>
-        <w:t xml:space="preserve"> med </w:t>
-      </w:r>
-      <w:r>
-        <w:t>tilbudsgiver</w:t>
-      </w:r>
-      <w:r>
-        <w:t xml:space="preserve"> har særligt til formål at sikre, at </w:t>
-      </w:r>
-      <w:r>
-        <w:t>tilbudsgiver</w:t>
-      </w:r>
-      <w:r>
-        <w:t xml:space="preserve"> har forstået </w:t>
-      </w:r>
-      <w:r>
-        <w:t>Lægemiddelstyrelsen</w:t>
-      </w:r>
-      <w:r>
-        <w:t>s</w:t>
-      </w:r>
-      <w:r>
-        <w:t xml:space="preserve"> behov, og at </w:t>
-      </w:r>
-      <w:r>
-        <w:t>tilbudsgiver</w:t>
-      </w:r>
-      <w:r>
-        <w:t xml:space="preserve"> har grundlaget for at vurdere, hvordan </w:t>
-      </w:r>
-      <w:r>
-        <w:t>tilbudsgiver</w:t>
-      </w:r>
-      <w:r>
-        <w:t>s forhandlingstilbud kan justeres eller ændres med sigte på en bedre opfyldelse af behovene.</w:t>
-      </w:r>
-    </w:p>
-    <w:p>
-      <w:pPr>
-        <w:spacing w:line="276" w:lineRule="auto"/>
-      </w:pPr>
-    </w:p>
-    <w:p>
-      <w:pPr>
-        <w:spacing w:line="276" w:lineRule="auto"/>
-      </w:pPr>
-      <w:r>
-        <w:t xml:space="preserve">Hvis forhandlingen med tilbudsgiverne afdækker aspekter vedrørende </w:t>
-      </w:r>
-      <w:r>
-        <w:t>Lægemiddelstyrelsen</w:t>
-      </w:r>
-      <w:r>
-        <w:t>s</w:t>
-      </w:r>
-      <w:r>
-        <w:t xml:space="preserve"> behov, som ikke allerede er belyst i udbudsmaterialet, men som med fordel kan uddybes eller revideres, vil </w:t>
-      </w:r>
-      <w:r>
-        <w:t>Lægemiddelstyrelsen</w:t>
-      </w:r>
-      <w:r>
-        <w:t xml:space="preserve"> </w:t>
-      </w:r>
-      <w:r>
-        <w:t xml:space="preserve">inden for udbudslovens rammer </w:t>
-      </w:r>
-      <w:r>
-        <w:t xml:space="preserve">revidere udbudsmaterialet og gøre dette tilgængeligt for tilbudsgiverne. </w:t>
-      </w:r>
-      <w:r>
-        <w:t xml:space="preserve"> </w:t>
+        <w:t xml:space="preserve">Hvis forhandlingen med tilbudsgiverne afdækker aspekter vedrørende Lægemiddelstyrelsens behov, som ikke allerede er belyst i udbudsmaterialet, men som med fordel kan uddybes eller revideres, vil Lægemiddelstyrelsen inden for udbudslovens rammer revidere udbudsmaterialet og gøre dette tilgængeligt for tilbudsgiverne.  </w:t>
       </w:r>
     </w:p>
     <w:p>
@@ -8360,10 +5938,7 @@
         <w:spacing w:line="276" w:lineRule="auto"/>
       </w:pPr>
       <w:r>
-        <w:t>Lægemiddelstyrelsen</w:t>
-      </w:r>
-      <w:r>
-        <w:t xml:space="preserve"> vil informere alle udvalgte tilbudsgivere, hvis det under forhandlingsfasen på baggrund af input fra tilbudsgiver bliver klart, at der med fordel kan justeres i udbudsmaterialet. </w:t>
+        <w:t xml:space="preserve">Lægemiddelstyrelsen vil informere alle udvalgte tilbudsgivere, hvis det under forhandlingsfasen på baggrund af input fra tilbudsgiver bliver klart, at der med fordel kan justeres i udbudsmaterialet. </w:t>
       </w:r>
     </w:p>
     <w:p>
@@ -8379,25 +5954,7 @@
         <w:spacing w:line="276" w:lineRule="auto"/>
       </w:pPr>
       <w:r>
-        <w:t>Lægemiddelstyrelsen</w:t>
-      </w:r>
-      <w:r>
-        <w:t xml:space="preserve"> dokumentere</w:t>
-      </w:r>
-      <w:r>
-        <w:t>r</w:t>
-      </w:r>
-      <w:r>
-        <w:t xml:space="preserve"> forhandlingsforløbet</w:t>
-      </w:r>
-      <w:r>
-        <w:t xml:space="preserve"> ved udarbejdelse af referater</w:t>
-      </w:r>
-      <w:r>
-        <w:t>.</w:t>
-      </w:r>
-      <w:r>
-        <w:t xml:space="preserve"> </w:t>
+        <w:t xml:space="preserve">Lægemiddelstyrelsen dokumenterer forhandlingsforløbet ved udarbejdelse af referater. </w:t>
       </w:r>
     </w:p>
     <w:p>
@@ -8424,40 +5981,7 @@
         <w:spacing w:line="276" w:lineRule="auto"/>
       </w:pPr>
       <w:r>
-        <w:t xml:space="preserve">Forud for afholdelse af forhandlingsmødet vil hver </w:t>
-      </w:r>
-      <w:r>
-        <w:t xml:space="preserve">udvalgt </w:t>
-      </w:r>
-      <w:r>
-        <w:t xml:space="preserve">tilbudsgiver få tilsendt en agenda og en angivelse af de hovedemner, </w:t>
-      </w:r>
-      <w:r>
-        <w:t xml:space="preserve">som </w:t>
-      </w:r>
-      <w:r>
-        <w:t>Lægemiddelstyrelsen</w:t>
-      </w:r>
-      <w:r>
-        <w:t xml:space="preserve"> ønsker at drøfte. Dette vil være angivet i en ”diskussionsliste”</w:t>
-      </w:r>
-      <w:r>
-        <w:t xml:space="preserve">, der </w:t>
-      </w:r>
-      <w:r>
-        <w:t xml:space="preserve">indeholder en </w:t>
-      </w:r>
-      <w:r>
-        <w:t>angive</w:t>
-      </w:r>
-      <w:r>
-        <w:t xml:space="preserve">lse af de temaer og aspekter, som </w:t>
-      </w:r>
-      <w:r>
-        <w:t>Lægemiddelstyrelsen</w:t>
-      </w:r>
-      <w:r>
-        <w:t xml:space="preserve"> ønsker at drøfte på forhandlingsmødet. </w:t>
+        <w:t xml:space="preserve">Forud for afholdelse af forhandlingsmødet vil hver udvalgt tilbudsgiver få tilsendt en agenda og en angivelse af de hovedemner, som Lægemiddelstyrelsen ønsker at drøfte. Dette vil være angivet i en ”diskussionsliste”, der indeholder en angivelse af de temaer og aspekter, som Lægemiddelstyrelsen ønsker at drøfte på forhandlingsmødet. </w:t>
       </w:r>
     </w:p>
     <w:p>
@@ -8500,56 +6024,20 @@
         <w:spacing w:line="276" w:lineRule="auto"/>
       </w:pPr>
       <w:r>
-        <w:t>Alle møder afholdes</w:t>
+        <w:t xml:space="preserve">Alle møder afholdes hos Lægemiddelstyrelsen på Axel Heides Gade 1, 2300 København S, medmindre andet aftales. </w:t>
       </w:r>
+    </w:p>
+    <w:p>
+      <w:pPr>
+        <w:spacing w:line="276" w:lineRule="auto"/>
+      </w:pPr>
+    </w:p>
+    <w:p>
+      <w:pPr>
+        <w:spacing w:line="276" w:lineRule="auto"/>
+      </w:pPr>
       <w:r>
-        <w:t xml:space="preserve"> </w:t>
-      </w:r>
-      <w:r>
-        <w:t xml:space="preserve">hos Lægemiddelstyrelsen </w:t>
-      </w:r>
-      <w:r>
-        <w:t xml:space="preserve">på </w:t>
-      </w:r>
-      <w:r>
-        <w:t>Axel Heides Gade 1, 2300 København S</w:t>
-      </w:r>
-      <w:r>
-        <w:t xml:space="preserve">, medmindre andet aftales. </w:t>
-      </w:r>
-    </w:p>
-    <w:p>
-      <w:pPr>
-        <w:spacing w:line="276" w:lineRule="auto"/>
-      </w:pPr>
-    </w:p>
-    <w:p>
-      <w:pPr>
-        <w:spacing w:line="276" w:lineRule="auto"/>
-      </w:pPr>
-      <w:r>
-        <w:t>Tilbudsgiverne skal ud fra dette revidere</w:t>
-      </w:r>
-      <w:r>
-        <w:t>de</w:t>
-      </w:r>
-      <w:r>
-        <w:t xml:space="preserve"> </w:t>
-      </w:r>
-      <w:r>
-        <w:t xml:space="preserve">udbudsmateriale afgive et </w:t>
-      </w:r>
-      <w:r>
-        <w:t>endeligt tilbud</w:t>
-      </w:r>
-      <w:r>
-        <w:t xml:space="preserve"> inden for den i bilag A fastsatte frist for </w:t>
-      </w:r>
-      <w:r>
-        <w:t>afgivelse af endeligt tilbud</w:t>
-      </w:r>
-      <w:r>
-        <w:t>.</w:t>
+        <w:t xml:space="preserve">Tilbudsgiverne skal ud fra dette reviderede udbudsmateriale afgive et endeligt tilbud inden for den i bilag A fastsatte frist for afgivelse af endeligt tilbud.</w:t>
       </w:r>
     </w:p>
     <w:p>
@@ -8579,10 +6067,7 @@
         <w:spacing w:line="276" w:lineRule="auto"/>
       </w:pPr>
       <w:r>
-        <w:t>Lægemiddelstyrelsen</w:t>
-      </w:r>
-      <w:r>
-        <w:t xml:space="preserve"> forbeholder sig ret til i forhandlingsfasen at anmode tilbudsgiverne om deltagelse i opfølgende møder, yderligere forhandlingsmøder mv.</w:t>
+        <w:t xml:space="preserve">Lægemiddelstyrelsen forbeholder sig ret til i forhandlingsfasen at anmode tilbudsgiverne om deltagelse i opfølgende møder, yderligere forhandlingsmøder mv.</w:t>
       </w:r>
     </w:p>
     <w:p>
@@ -8636,43 +6121,7 @@
         <w:rPr>
           <w:rFonts w:asciiTheme="minorHAnsi" w:hAnsiTheme="minorHAnsi"/>
         </w:rPr>
-        <w:t xml:space="preserve">Når </w:t>
-      </w:r>
-      <w:r>
-        <w:rPr>
-          <w:rFonts w:asciiTheme="minorHAnsi" w:hAnsiTheme="minorHAnsi"/>
-        </w:rPr>
-        <w:t>Lægemiddelstyrelsen</w:t>
-      </w:r>
-      <w:r>
-        <w:rPr>
-          <w:rFonts w:asciiTheme="minorHAnsi" w:hAnsiTheme="minorHAnsi"/>
-        </w:rPr>
-        <w:t xml:space="preserve"> har gennemført forhandlingerne, vil </w:t>
-      </w:r>
-      <w:r>
-        <w:rPr>
-          <w:rFonts w:asciiTheme="minorHAnsi" w:hAnsiTheme="minorHAnsi"/>
-        </w:rPr>
-        <w:t>Lægemiddelstyrelsen</w:t>
-      </w:r>
-      <w:r>
-        <w:rPr>
-          <w:rFonts w:asciiTheme="minorHAnsi" w:hAnsiTheme="minorHAnsi"/>
-        </w:rPr>
-        <w:t xml:space="preserve"> skriftligt opfordre til de tilbudsgivere, der har deltaget i forhandlingerne,</w:t>
-      </w:r>
-      <w:r>
-        <w:rPr>
-          <w:rFonts w:asciiTheme="minorHAnsi" w:hAnsiTheme="minorHAnsi"/>
-        </w:rPr>
-        <w:t xml:space="preserve"> til at afgive endeligt tilbud. Meddelelsen vil indeholde fristen for afgivelse af endeligt tilbud samt den endelige tidsplan for den resterende del af udbuddet.</w:t>
-      </w:r>
-      <w:r>
-        <w:rPr>
-          <w:rFonts w:asciiTheme="minorHAnsi" w:hAnsiTheme="minorHAnsi"/>
-        </w:rPr>
-        <w:t xml:space="preserve"> </w:t>
+        <w:t xml:space="preserve">Når Lægemiddelstyrelsen har gennemført forhandlingerne, vil Lægemiddelstyrelsen skriftligt opfordre til de tilbudsgivere, der har deltaget i forhandlingerne, til at afgive endeligt tilbud. Meddelelsen vil indeholde fristen for afgivelse af endeligt tilbud samt den endelige tidsplan for den resterende del af udbuddet. </w:t>
       </w:r>
     </w:p>
     <w:p>
@@ -8702,10 +6151,7 @@
       </w:pPr>
       <w:bookmarkStart w:id="91" w:name="_Toc240975444"/>
       <w:r>
-        <w:t>A</w:t>
-      </w:r>
-      <w:r>
-        <w:t>fgivelse af endeligt tilbud</w:t>
+        <w:t>Afgivelse af endeligt tilbud</w:t>
       </w:r>
       <w:bookmarkEnd w:id="91"/>
     </w:p>
@@ -8736,113 +6182,32 @@
         <w:rPr>
           <w:rFonts w:asciiTheme="minorHAnsi" w:hAnsiTheme="minorHAnsi"/>
         </w:rPr>
-        <w:t>Det endelige tilbud bør baseres på tilbudsgivers seneste reviderede tilbud samt det reviderede udbudsmateriale</w:t>
+        <w:t xml:space="preserve">Det endelige tilbud bør baseres på tilbudsgivers seneste reviderede tilbud samt det reviderede udbudsmateriale og med anvendelse af ”track changes”. </w:t>
       </w:r>
+    </w:p>
+    <w:p>
+      <w:pPr>
+        <w:spacing w:line="276" w:lineRule="auto"/>
+        <w:rPr>
+          <w:rFonts w:asciiTheme="minorHAnsi" w:hAnsiTheme="minorHAnsi"/>
+        </w:rPr>
+      </w:pPr>
+    </w:p>
+    <w:p>
+      <w:pPr>
+        <w:spacing w:line="276" w:lineRule="auto"/>
+        <w:rPr>
+          <w:rFonts w:asciiTheme="minorHAnsi" w:hAnsiTheme="minorHAnsi"/>
+        </w:rPr>
+      </w:pPr>
       <w:r>
         <w:rPr>
           <w:rFonts w:asciiTheme="minorHAnsi" w:hAnsiTheme="minorHAnsi"/>
         </w:rPr>
-        <w:t xml:space="preserve"> og med anvendelse af ”track changes”</w:t>
+        <w:t xml:space="preserve">Det er hensigten, at tilbudsgiver i sit endelige tilbud søger at forbedre opfyldelsen af Lægemiddelstyrelsens behov, herunder at implementere eventuelle forslag som Lægemiddelstyrelsen måtte have fremsat overfor tilbudsgiver op imod forhandlingsfasens afslutning. </w:t>
       </w:r>
       <w:r>
-        <w:rPr>
-          <w:rFonts w:asciiTheme="minorHAnsi" w:hAnsiTheme="minorHAnsi"/>
-        </w:rPr>
-        <w:t xml:space="preserve">. </w:t>
-      </w:r>
-    </w:p>
-    <w:p>
-      <w:pPr>
-        <w:spacing w:line="276" w:lineRule="auto"/>
-        <w:rPr>
-          <w:rFonts w:asciiTheme="minorHAnsi" w:hAnsiTheme="minorHAnsi"/>
-        </w:rPr>
-      </w:pPr>
-    </w:p>
-    <w:p>
-      <w:pPr>
-        <w:spacing w:line="276" w:lineRule="auto"/>
-        <w:rPr>
-          <w:rFonts w:asciiTheme="minorHAnsi" w:hAnsiTheme="minorHAnsi"/>
-        </w:rPr>
-      </w:pPr>
-      <w:r>
-        <w:rPr>
-          <w:rFonts w:asciiTheme="minorHAnsi" w:hAnsiTheme="minorHAnsi"/>
-        </w:rPr>
-        <w:t xml:space="preserve">Det er </w:t>
-      </w:r>
-      <w:r>
-        <w:rPr>
-          <w:rFonts w:asciiTheme="minorHAnsi" w:hAnsiTheme="minorHAnsi"/>
-        </w:rPr>
-        <w:t xml:space="preserve">hensigten, at tilbudsgiver i sit endelige tilbud søger at forbedre opfyldelsen af </w:t>
-      </w:r>
-      <w:r>
-        <w:rPr>
-          <w:rFonts w:asciiTheme="minorHAnsi" w:hAnsiTheme="minorHAnsi"/>
-        </w:rPr>
-        <w:t>Lægemiddelstyrelsen</w:t>
-      </w:r>
-      <w:r>
-        <w:rPr>
-          <w:rFonts w:asciiTheme="minorHAnsi" w:hAnsiTheme="minorHAnsi"/>
-        </w:rPr>
-        <w:t xml:space="preserve">s behov, herunder at implementere eventuelle forslag som </w:t>
-      </w:r>
-      <w:r>
-        <w:rPr>
-          <w:rFonts w:asciiTheme="minorHAnsi" w:hAnsiTheme="minorHAnsi"/>
-        </w:rPr>
-        <w:t>Lægemiddelstyrelsen</w:t>
-      </w:r>
-      <w:r>
-        <w:rPr>
-          <w:rFonts w:asciiTheme="minorHAnsi" w:hAnsiTheme="minorHAnsi"/>
-        </w:rPr>
-        <w:t xml:space="preserve"> måtte have fremsat overfor</w:t>
-      </w:r>
-      <w:r>
-        <w:rPr>
-          <w:rFonts w:asciiTheme="minorHAnsi" w:hAnsiTheme="minorHAnsi"/>
-        </w:rPr>
-        <w:t xml:space="preserve"> </w:t>
-      </w:r>
-      <w:r>
-        <w:rPr>
-          <w:rFonts w:asciiTheme="minorHAnsi" w:hAnsiTheme="minorHAnsi"/>
-        </w:rPr>
-        <w:t>tilbudsgiver</w:t>
-      </w:r>
-      <w:r>
-        <w:rPr>
-          <w:rFonts w:asciiTheme="minorHAnsi" w:hAnsiTheme="minorHAnsi"/>
-        </w:rPr>
-        <w:t xml:space="preserve"> op imod forhandlingsfasens </w:t>
-      </w:r>
-      <w:r>
-        <w:rPr>
-          <w:rFonts w:asciiTheme="minorHAnsi" w:hAnsiTheme="minorHAnsi"/>
-        </w:rPr>
-        <w:t xml:space="preserve">afslutning. </w:t>
-      </w:r>
-      <w:r>
-        <w:t xml:space="preserve">Tilbudsgivers endelige tilbud skal indeholde alle de elementer, der er nødvendige for </w:t>
-      </w:r>
-      <w:r>
-        <w:t>K</w:t>
-      </w:r>
-      <w:r>
-        <w:t>ontraktens</w:t>
-      </w:r>
-      <w:r>
-        <w:t xml:space="preserve"> </w:t>
-      </w:r>
-      <w:r>
-        <w:t>udførelse</w:t>
-      </w:r>
-      <w:r>
-        <w:t>.</w:t>
+        <w:t xml:space="preserve">Tilbudsgivers endelige tilbud skal indeholde alle de elementer, der er nødvendige for Kontraktens udførelse.</w:t>
       </w:r>
     </w:p>
     <w:p>
@@ -8864,13 +6229,7 @@
         <w:contextualSpacing w:val="0"/>
       </w:pPr>
       <w:r>
-        <w:t xml:space="preserve">Ved udarbejdelsen af det endelige tilbud skal </w:t>
-      </w:r>
-      <w:r>
-        <w:t>tilbudsgiver</w:t>
-      </w:r>
-      <w:r>
-        <w:t xml:space="preserve"> tilse, at der i det endelige tilbud anvendes en sprogbrug, der egner sig til at bære retlige forpligtelser. Gentagen anvendelse af formuleringer som eksempelvis </w:t>
+        <w:t xml:space="preserve">Ved udarbejdelsen af det endelige tilbud skal tilbudsgiver tilse, at der i det endelige tilbud anvendes en sprogbrug, der egner sig til at bære retlige forpligtelser. Gentagen anvendelse af formuleringer som eksempelvis </w:t>
       </w:r>
       <w:r>
         <w:rPr>
@@ -8898,30 +6257,13 @@
       </w:r>
       <w:r>
         <w:t xml:space="preserve">er ikke hensigtsmæssige, og vil indenfor rammerne af kriterierne i punkt </w:t>
-      </w:r>
-      <w:r>
         <w:fldChar w:fldCharType="begin"/>
-      </w:r>
-      <w:r>
         <w:instrText xml:space="preserve"> REF _Ref81904765 \r \h </w:instrText>
-      </w:r>
-      <w:r>
         <w:instrText xml:space="preserve"> \* MERGEFORMAT </w:instrText>
-      </w:r>
-      <w:r>
         <w:fldChar w:fldCharType="separate"/>
-      </w:r>
-      <w:r>
         <w:t>14.1</w:t>
-      </w:r>
-      <w:r>
         <w:fldChar w:fldCharType="end"/>
-      </w:r>
-      <w:r>
-        <w:t xml:space="preserve"> </w:t>
-      </w:r>
-      <w:r>
-        <w:t xml:space="preserve">blive tillagt negativ betydning i tilbudsevalueringen. </w:t>
+        <w:t xml:space="preserve"> blive tillagt negativ betydning i tilbudsevalueringen. </w:t>
       </w:r>
     </w:p>
     <w:p>
@@ -8947,46 +6289,7 @@
         <w:contextualSpacing w:val="0"/>
       </w:pPr>
       <w:r>
-        <w:t xml:space="preserve">Det endelige tilbud er </w:t>
-      </w:r>
-      <w:r>
-        <w:t>bindende i 6 måneder fra tilbudsfristens</w:t>
-      </w:r>
-      <w:r>
-        <w:t xml:space="preserve"> udløb. Orientering om tildelingsbeslutningen indebærer således ikke, at tilbudsgiver allerede pr. dette tidspunkt er frigjort fra sit endelige tilbud. </w:t>
-      </w:r>
-      <w:r>
-        <w:t xml:space="preserve">Hvis </w:t>
-      </w:r>
-      <w:r>
-        <w:t>Lægemiddelstyrelsen</w:t>
-      </w:r>
-      <w:r>
-        <w:t xml:space="preserve"> har behov for udvidelse af </w:t>
-      </w:r>
-      <w:r>
-        <w:t>vedståelsesfristen,</w:t>
-      </w:r>
-      <w:r>
-        <w:t xml:space="preserve"> indhenter </w:t>
-      </w:r>
-      <w:r>
-        <w:t>Lægemiddelstyrelsen</w:t>
-      </w:r>
-      <w:r>
-        <w:t xml:space="preserve"> samtykke</w:t>
-      </w:r>
-      <w:r>
-        <w:t xml:space="preserve"> fra tilbudsgiver</w:t>
-      </w:r>
-      <w:r>
-        <w:t>n</w:t>
-      </w:r>
-      <w:r>
-        <w:t>e</w:t>
-      </w:r>
-      <w:r>
-        <w:t>.</w:t>
+        <w:t xml:space="preserve">Det endelige tilbud er bindende i 6 måneder fra tilbudsfristens udløb. Orientering om tildelingsbeslutningen indebærer således ikke, at tilbudsgiver allerede pr. dette tidspunkt er frigjort fra sit endelige tilbud. Hvis Lægemiddelstyrelsen har behov for udvidelse af vedståelsesfristen, indhenter Lægemiddelstyrelsen samtykke fra tilbudsgiverne.</w:t>
       </w:r>
     </w:p>
     <w:p>
@@ -9094,10 +6397,7 @@
         <w:spacing w:line="276" w:lineRule="auto"/>
       </w:pPr>
       <w:r>
-        <w:t>Samlet liste over opfyldelse af mindstekrav</w:t>
-      </w:r>
-      <w:r>
-        <w:t xml:space="preserve"> (Bilag B)</w:t>
+        <w:t xml:space="preserve">Samlet liste over opfyldelse af mindstekrav (Bilag B)</w:t>
       </w:r>
     </w:p>
     <w:p>
@@ -9189,13 +6489,7 @@
     </w:p>
     <w:p>
       <w:r>
-        <w:t>Tilbudsgiver bør vedlægge et tilbudsbrev</w:t>
-      </w:r>
-      <w:r>
-        <w:t xml:space="preserve"> med</w:t>
-      </w:r>
-      <w:r>
-        <w:t xml:space="preserve"> følgende oplysninger:</w:t>
+        <w:t xml:space="preserve">Tilbudsgiver bør vedlægge et tilbudsbrev med følgende oplysninger:</w:t>
       </w:r>
     </w:p>
     <w:p>
@@ -9224,13 +6518,7 @@
         </w:numPr>
       </w:pPr>
       <w:r>
-        <w:t xml:space="preserve">E-mailadresse og telefonnummer, </w:t>
-      </w:r>
-      <w:r>
-        <w:t>Lægemiddelstyrelsen</w:t>
-      </w:r>
-      <w:r>
-        <w:t xml:space="preserve"> kan rette henvendelse til i forbindelse med udbuddet. </w:t>
+        <w:t xml:space="preserve">E-mailadresse og telefonnummer, Lægemiddelstyrelsen kan rette henvendelse til i forbindelse med udbuddet. </w:t>
       </w:r>
     </w:p>
     <w:p>
@@ -9294,19 +6582,7 @@
         <w:spacing w:line="276" w:lineRule="auto"/>
       </w:pPr>
       <w:r>
-        <w:t xml:space="preserve">Tilbudsgiver </w:t>
-      </w:r>
-      <w:r>
-        <w:t xml:space="preserve">skal i bilag </w:t>
-      </w:r>
-      <w:r>
-        <w:t>B</w:t>
-      </w:r>
-      <w:r>
-        <w:t xml:space="preserve"> angive</w:t>
-      </w:r>
-      <w:r>
-        <w:t>, hvorvidt de angivne mindstekrav er opfyldt på tidspunktet for afgivelse af tilbuddet.</w:t>
+        <w:t xml:space="preserve">Tilbudsgiver skal i bilag B angive, hvorvidt de angivne mindstekrav er opfyldt på tidspunktet for afgivelse af tilbuddet.</w:t>
       </w:r>
     </w:p>
     <w:p>
@@ -9397,32 +6673,20 @@
         <w:spacing w:line="276" w:lineRule="auto"/>
       </w:pPr>
       <w:r>
-        <w:t>Forbehold skal desuden fremgå af de relevante dele af kontraktgrundlaget.</w:t>
+        <w:t xml:space="preserve">Forbehold skal desuden fremgå af de relevante dele af kontraktgrundlaget. </w:t>
       </w:r>
+    </w:p>
+    <w:p>
+      <w:pPr>
+        <w:spacing w:line="276" w:lineRule="auto"/>
+      </w:pPr>
+    </w:p>
+    <w:p>
+      <w:pPr>
+        <w:spacing w:line="276" w:lineRule="auto"/>
+      </w:pPr>
       <w:r>
-        <w:t xml:space="preserve"> </w:t>
-      </w:r>
-    </w:p>
-    <w:p>
-      <w:pPr>
-        <w:spacing w:line="276" w:lineRule="auto"/>
-      </w:pPr>
-    </w:p>
-    <w:p>
-      <w:pPr>
-        <w:spacing w:line="276" w:lineRule="auto"/>
-      </w:pPr>
-      <w:r>
-        <w:t xml:space="preserve">Afsnittet vil ikke indgå i det endelige </w:t>
-      </w:r>
-      <w:r>
-        <w:t xml:space="preserve">kontraktgrundlag, men tjener alene til at give </w:t>
-      </w:r>
-      <w:r>
-        <w:t>Lægemiddelstyrelsen</w:t>
-      </w:r>
-      <w:r>
-        <w:t xml:space="preserve"> et samlet overblik.</w:t>
+        <w:t xml:space="preserve">Afsnittet vil ikke indgå i det endelige kontraktgrundlag, men tjener alene til at give Lægemiddelstyrelsen et samlet overblik.</w:t>
       </w:r>
     </w:p>
     <w:p>
@@ -9463,13 +6727,7 @@
         <w:spacing w:line="276" w:lineRule="auto"/>
       </w:pPr>
       <w:r>
-        <w:t>Kontrakte</w:t>
-      </w:r>
-      <w:r>
-        <w:t>n</w:t>
-      </w:r>
-      <w:r>
-        <w:t xml:space="preserve"> skal vedlægges tilbuddet, og tilbudsgiver skal udfylde følgende punkter:</w:t>
+        <w:t xml:space="preserve">Kontrakten skal vedlægges tilbuddet, og tilbudsgiver skal udfylde følgende punkter:</w:t>
       </w:r>
     </w:p>
     <w:p>
@@ -9514,50 +6772,19 @@
       </w:pPr>
       <w:r>
         <w:t xml:space="preserve">Derudover kan tilbudsgiver i Kontrakten tydeligt angive eventuelle forbehold hertil, jf. dog punkt </w:t>
-      </w:r>
-      <w:r>
         <w:fldChar w:fldCharType="begin"/>
-      </w:r>
-      <w:r>
         <w:instrText xml:space="preserve"> REF _Ref440447462 \r \h </w:instrText>
-      </w:r>
-      <w:r>
         <w:instrText xml:space="preserve"> \* MERGEFORMAT </w:instrText>
-      </w:r>
-      <w:r>
         <w:fldChar w:fldCharType="separate"/>
-      </w:r>
-      <w:r>
         <w:t>13.4</w:t>
-      </w:r>
-      <w:r>
         <w:fldChar w:fldCharType="end"/>
-      </w:r>
-      <w:r>
-        <w:t xml:space="preserve"> </w:t>
-      </w:r>
-      <w:r>
-        <w:t xml:space="preserve">om mindstekrav og forbehold. Der må således alene foretages ændringer i Kontrakten i overensstemmelse med punkt </w:t>
-      </w:r>
-      <w:r>
+        <w:t xml:space="preserve"> om mindstekrav og forbehold. Der må således alene foretages ændringer i Kontrakten i overensstemmelse med punkt </w:t>
         <w:fldChar w:fldCharType="begin"/>
-      </w:r>
-      <w:r>
         <w:instrText xml:space="preserve"> REF _Ref440447462 \r \h </w:instrText>
-      </w:r>
-      <w:r>
         <w:instrText xml:space="preserve"> \* MERGEFORMAT </w:instrText>
-      </w:r>
-      <w:r>
         <w:fldChar w:fldCharType="separate"/>
-      </w:r>
-      <w:r>
         <w:t>13.4</w:t>
-      </w:r>
-      <w:r>
         <w:fldChar w:fldCharType="end"/>
-      </w:r>
-      <w:r>
         <w:t xml:space="preserve"> om mindstekrav og forbehold. </w:t>
       </w:r>
     </w:p>
@@ -9572,13 +6799,8 @@
       </w:pPr>
       <w:r>
         <w:t xml:space="preserve">Tilbudsgivers forbehold skal markeres tydeligt, og tilbudsgiver skal i Kontrakten eksplicit angive, hvilken anden konkret formulering af de pågældende bestemmelser tilbudsgiver vil indgå på. Det </w:t>
-      </w:r>
-      <w:r>
         <w:lastRenderedPageBreak/>
-        <w:t>vil være hensigtsmæssigt, om en sådan markering sker ved anvendelse af ændringsmarkeringer</w:t>
-      </w:r>
-      <w:r>
-        <w:t xml:space="preserve"> (”track changes”) eller lignende.</w:t>
+        <w:t xml:space="preserve">vil være hensigtsmæssigt, om en sådan markering sker ved anvendelse af ændringsmarkeringer (”track changes”) eller lignende.</w:t>
       </w:r>
     </w:p>
     <w:p>
@@ -9606,14 +6828,7 @@
           <w:b/>
           <w:bCs/>
         </w:rPr>
-        <w:t xml:space="preserve">Bilag til </w:t>
-      </w:r>
-      <w:r>
-        <w:rPr>
-          <w:b/>
-          <w:bCs/>
-        </w:rPr>
-        <w:t>Kontrakt</w:t>
+        <w:t xml:space="preserve">Bilag til Kontrakt</w:t>
       </w:r>
     </w:p>
     <w:p>
@@ -9640,47 +6855,19 @@
       </w:pPr>
       <w:r>
         <w:t xml:space="preserve">Derudover kan tilbudsgiver i bilagene tydeligt angive eventuelle forbehold til bilagene, jf. dog punkt </w:t>
-      </w:r>
-      <w:r>
         <w:fldChar w:fldCharType="begin"/>
-      </w:r>
-      <w:r>
         <w:instrText xml:space="preserve"> REF _Ref440447462 \r \h </w:instrText>
-      </w:r>
-      <w:r>
         <w:instrText xml:space="preserve"> \* MERGEFORMAT </w:instrText>
-      </w:r>
-      <w:r>
         <w:fldChar w:fldCharType="separate"/>
-      </w:r>
-      <w:r>
         <w:t>13.4</w:t>
-      </w:r>
-      <w:r>
         <w:fldChar w:fldCharType="end"/>
-      </w:r>
-      <w:r>
         <w:t xml:space="preserve"> om mindstekrav og forbehold. Der må således alene foretages ændringer i bilagene i overensstemmelse med punkt </w:t>
-      </w:r>
-      <w:r>
         <w:fldChar w:fldCharType="begin"/>
-      </w:r>
-      <w:r>
         <w:instrText xml:space="preserve"> REF _Ref440447462 \r \h </w:instrText>
-      </w:r>
-      <w:r>
         <w:instrText xml:space="preserve"> \* MERGEFORMAT </w:instrText>
-      </w:r>
-      <w:r>
         <w:fldChar w:fldCharType="separate"/>
-      </w:r>
-      <w:r>
         <w:t>13.4</w:t>
-      </w:r>
-      <w:r>
         <w:fldChar w:fldCharType="end"/>
-      </w:r>
-      <w:r>
         <w:t xml:space="preserve"> om mindstekrav og forbehold. </w:t>
       </w:r>
     </w:p>
@@ -9694,10 +6881,7 @@
         <w:spacing w:line="276" w:lineRule="auto"/>
       </w:pPr>
       <w:r>
-        <w:t>Tilbudsgivers forbehold skal markeres tydeligt, og tilbudsgiver skal i bilagene eksplicit angive, hvilken anden konkret formulering af de pågældende bestemmelser tilbudsgiver vil indgå på. Det vil være hensigtsmæssigt, om en sådan</w:t>
-      </w:r>
-      <w:r>
-        <w:t xml:space="preserve"> markering sker ved anvendelse af ændringsmarkeringer (”track changes”) eller lignende.</w:t>
+        <w:t xml:space="preserve">Tilbudsgivers forbehold skal markeres tydeligt, og tilbudsgiver skal i bilagene eksplicit angive, hvilken anden konkret formulering af de pågældende bestemmelser tilbudsgiver vil indgå på. Det vil være hensigtsmæssigt, om en sådan markering sker ved anvendelse af ændringsmarkeringer (”track changes”) eller lignende.</w:t>
       </w:r>
     </w:p>
     <w:p>
@@ -9725,44 +6909,9 @@
         </w:rPr>
       </w:pPr>
       <w:r>
-        <w:t>Lægemiddelstyrelsen</w:t>
-      </w:r>
-      <w:r>
-        <w:t xml:space="preserve"> skal</w:t>
-      </w:r>
-      <w:r>
-        <w:t xml:space="preserve"> </w:t>
-      </w:r>
-      <w:r>
-        <w:t>iagttage</w:t>
-      </w:r>
-      <w:r>
-        <w:t xml:space="preserve"> rammer</w:t>
-      </w:r>
-      <w:r>
-        <w:t>ne</w:t>
-      </w:r>
-      <w:r>
-        <w:t xml:space="preserve"> for forhandling</w:t>
-      </w:r>
-      <w:r>
-        <w:t xml:space="preserve"> ved det endelige tilbud</w:t>
-      </w:r>
-      <w:r>
-        <w:t xml:space="preserve">, der blandt andet følger af </w:t>
-      </w:r>
-      <w:r>
-        <w:t>u</w:t>
-      </w:r>
-      <w:r>
-        <w:t>dbudsloven og endvidere de principper der er givet vejledning om i en erklæring fra Rådet og Kommis</w:t>
-      </w:r>
-      <w:r>
+        <w:t xml:space="preserve">Lægemiddelstyrelsen skal iagttage rammerne for forhandling ved det endelige tilbud, der blandt andet følger af udbudsloven og endvidere de principper der er givet vejledning om i en erklæring fra Rådet og Kommis</w:t>
         <w:softHyphen/>
-        <w:t>sionen i forbindelse med direktiv 93/37/EØF (EFT nr. L 111/114 af 30/4 1994)</w:t>
-      </w:r>
-      <w:r>
-        <w:t>.</w:t>
+        <w:t>sionen i forbindelse med direktiv 93/37/EØF (EFT nr. L 111/114 af 30/4 1994).</w:t>
       </w:r>
     </w:p>
     <w:p>
@@ -9778,40 +6927,7 @@
         <w:spacing w:line="276" w:lineRule="auto"/>
       </w:pPr>
       <w:r>
-        <w:t xml:space="preserve">Der gælder således snævre grænser for forhandlinger og der vil derfor ikke blive afholdt egentlige </w:t>
-      </w:r>
-      <w:r>
-        <w:t>kontrakt- eller prisforhandlinger</w:t>
-      </w:r>
-      <w:r>
-        <w:t>. T</w:t>
-      </w:r>
-      <w:r>
-        <w:t xml:space="preserve">ilbudsgiver bør </w:t>
-      </w:r>
-      <w:r>
-        <w:t>sikre sig</w:t>
-      </w:r>
-      <w:r>
-        <w:t xml:space="preserve"> at tilbuddet er udformet således, at </w:t>
-      </w:r>
-      <w:r>
-        <w:t>K</w:t>
-      </w:r>
-      <w:r>
-        <w:t xml:space="preserve">ontrakten </w:t>
-      </w:r>
-      <w:r>
-        <w:t>kan</w:t>
-      </w:r>
-      <w:r>
-        <w:t xml:space="preserve"> indgås uden forudgående drøftelser mellem tilbudsgiver og </w:t>
-      </w:r>
-      <w:r>
-        <w:t>Lægemiddelstyrelsen</w:t>
-      </w:r>
-      <w:r>
-        <w:t>.</w:t>
+        <w:t xml:space="preserve">Der gælder således snævre grænser for forhandlinger og der vil derfor ikke blive afholdt egentlige kontrakt- eller prisforhandlinger. Tilbudsgiver bør sikre sig at tilbuddet er udformet således, at Kontrakten kan indgås uden forudgående drøftelser mellem tilbudsgiver og Lægemiddelstyrelsen.</w:t>
       </w:r>
     </w:p>
     <w:p>
@@ -9849,19 +6965,7 @@
         <w:t>ubetinget skal opfyldes</w:t>
       </w:r>
       <w:r>
-        <w:t xml:space="preserve"> og overholdes, idet fravigelser herfra ikke accepteres. Der kan således ikke tages forbehold over for </w:t>
-      </w:r>
-      <w:r>
-        <w:t>mindste</w:t>
-      </w:r>
-      <w:r>
-        <w:t>krav</w:t>
-      </w:r>
-      <w:r>
-        <w:t>.</w:t>
-      </w:r>
-      <w:r>
-        <w:t xml:space="preserve"> </w:t>
+        <w:t xml:space="preserve"> og overholdes, idet fravigelser herfra ikke accepteres. Der kan således ikke tages forbehold over for mindstekrav. </w:t>
       </w:r>
     </w:p>
     <w:p>
@@ -9892,19 +6996,7 @@
         <w:spacing w:line="276" w:lineRule="auto"/>
       </w:pPr>
       <w:r>
-        <w:t xml:space="preserve">Kontrakten er et mindstekrav i sin helhed, idet der dog kan </w:t>
-      </w:r>
-      <w:r>
-        <w:t xml:space="preserve">tages forbehold over for følgende </w:t>
-      </w:r>
-      <w:r>
-        <w:t xml:space="preserve">punkter </w:t>
-      </w:r>
-      <w:r>
-        <w:t>i Kontrakten</w:t>
-      </w:r>
-      <w:r>
-        <w:t>:</w:t>
+        <w:t xml:space="preserve">Kontrakten er et mindstekrav i sin helhed, idet der dog kan tages forbehold over for følgende punkter i Kontrakten:</w:t>
       </w:r>
     </w:p>
     <w:p>
@@ -9918,22 +7010,7 @@
         <w:contextualSpacing w:val="0"/>
       </w:pPr>
       <w:r>
-        <w:t xml:space="preserve">Kontraktens punkt </w:t>
-      </w:r>
-      <w:r>
-        <w:t>5.</w:t>
-      </w:r>
-      <w:r>
-        <w:t>8.</w:t>
-      </w:r>
-      <w:r>
-        <w:t xml:space="preserve"> (</w:t>
-      </w:r>
-      <w:r>
-        <w:t>Audit</w:t>
-      </w:r>
-      <w:r>
-        <w:t>)</w:t>
+        <w:t xml:space="preserve">Kontraktens punkt 5.8. (Audit)</w:t>
       </w:r>
     </w:p>
     <w:p>
@@ -9961,13 +7038,7 @@
         <w:contextualSpacing w:val="0"/>
       </w:pPr>
       <w:r>
-        <w:t xml:space="preserve">Kontraktens punkt 21 (Erstatning og forsikring). Der kan kun tages eventuelt forbehold over for </w:t>
-      </w:r>
-      <w:r>
-        <w:t xml:space="preserve">størrelsen af </w:t>
-      </w:r>
-      <w:r>
-        <w:t>erstatningsmaksimum, som er fastsat til leverancevederlaget.</w:t>
+        <w:t xml:space="preserve">Kontraktens punkt 21 (Erstatning og forsikring). Der kan kun tages eventuelt forbehold over for størrelsen af erstatningsmaksimum, som er fastsat til leverancevederlaget.</w:t>
       </w:r>
     </w:p>
     <w:p>
@@ -9993,28 +7064,7 @@
         </w:numPr>
       </w:pPr>
       <w:r>
-        <w:t>De</w:t>
-      </w:r>
-      <w:r>
-        <w:t>t</w:t>
-      </w:r>
-      <w:r>
-        <w:t xml:space="preserve"> i bilag </w:t>
-      </w:r>
-      <w:r>
-        <w:t>1</w:t>
-      </w:r>
-      <w:r>
-        <w:t xml:space="preserve"> (</w:t>
-      </w:r>
-      <w:r>
-        <w:t>Hovedtidsplan</w:t>
-      </w:r>
-      <w:r>
-        <w:t>) angivne mindstekrav</w:t>
-      </w:r>
-      <w:r>
-        <w:t>.</w:t>
+        <w:t xml:space="preserve">Det i bilag 1 (Hovedtidsplan) angivne mindstekrav.</w:t>
       </w:r>
     </w:p>
     <w:p>
@@ -10026,40 +7076,7 @@
         </w:numPr>
       </w:pPr>
       <w:r>
-        <w:t>B</w:t>
-      </w:r>
-      <w:r>
-        <w:t>ilag</w:t>
-      </w:r>
-      <w:r>
-        <w:t xml:space="preserve"> 8</w:t>
-      </w:r>
-      <w:r>
-        <w:t xml:space="preserve"> (</w:t>
-      </w:r>
-      <w:r>
-        <w:t>Databehandleraftale</w:t>
-      </w:r>
-      <w:r>
-        <w:t xml:space="preserve">) </w:t>
-      </w:r>
-      <w:r>
-        <w:t>er</w:t>
-      </w:r>
-      <w:r>
-        <w:t xml:space="preserve"> </w:t>
-      </w:r>
-      <w:r>
-        <w:t xml:space="preserve">et </w:t>
-      </w:r>
-      <w:r>
-        <w:t>mindstekrav</w:t>
-      </w:r>
-      <w:r>
-        <w:t xml:space="preserve"> i sin helhed</w:t>
-      </w:r>
-      <w:r>
-        <w:t>.</w:t>
+        <w:t xml:space="preserve">Bilag 8 (Databehandleraftale) er et mindstekrav i sin helhed.</w:t>
       </w:r>
     </w:p>
     <w:p>
@@ -10071,28 +7088,7 @@
         </w:numPr>
       </w:pPr>
       <w:r>
-        <w:t xml:space="preserve">De i bilag </w:t>
-      </w:r>
-      <w:r>
-        <w:t>12</w:t>
-      </w:r>
-      <w:r>
-        <w:t xml:space="preserve"> (</w:t>
-      </w:r>
-      <w:r>
-        <w:t>Leverancevederlag og betalingsplan samt øvrige priser</w:t>
-      </w:r>
-      <w:r>
-        <w:t xml:space="preserve">) </w:t>
-      </w:r>
-      <w:r>
-        <w:t xml:space="preserve">i vejledningen </w:t>
-      </w:r>
-      <w:r>
-        <w:t>angivne mindstekrav</w:t>
-      </w:r>
-      <w:r>
-        <w:t>.</w:t>
+        <w:t xml:space="preserve">De i bilag 12 (Leverancevederlag og betalingsplan samt øvrige priser) i vejledningen angivne mindstekrav.</w:t>
       </w:r>
     </w:p>
     <w:p>
@@ -10104,16 +7100,7 @@
         </w:numPr>
       </w:pPr>
       <w:r>
-        <w:t>Det i bil</w:t>
-      </w:r>
-      <w:r>
-        <w:t>a</w:t>
-      </w:r>
-      <w:r>
-        <w:t>g 14 (Prøver) angivne mindstekrav</w:t>
-      </w:r>
-      <w:r>
-        <w:t>.</w:t>
+        <w:t>Det i bilag 14 (Prøver) angivne mindstekrav.</w:t>
       </w:r>
     </w:p>
     <w:p>
@@ -10136,119 +7123,66 @@
           <w:rFonts w:asciiTheme="minorHAnsi" w:hAnsiTheme="minorHAnsi"/>
         </w:rPr>
         <w:t xml:space="preserve">De ovenfor angivne mindstekrav er udtrykkeligt angivet ved hjælp af betegnelsen ”mindstekrav”. Herudover er der ikke andre mindstekrav i udbudsmaterialet, og sproglige formuleringer i de </w:t>
+        <w:lastRenderedPageBreak/>
+        <w:t xml:space="preserve">øvrige dele af udbudsmaterialet kan således heller ikke tillægges den betydning, at der er tale om mindstekrav. Lægemiddelstyrelsens angivelse af mindstekrav er således udtømmende.</w:t>
       </w:r>
+    </w:p>
+    <w:p>
+      <w:pPr>
+        <w:spacing w:line="276" w:lineRule="auto"/>
+        <w:rPr>
+          <w:rFonts w:asciiTheme="minorHAnsi" w:hAnsiTheme="minorHAnsi"/>
+        </w:rPr>
+      </w:pPr>
+    </w:p>
+    <w:p>
+      <w:pPr>
+        <w:spacing w:line="276" w:lineRule="auto"/>
+        <w:rPr>
+          <w:rFonts w:asciiTheme="minorHAnsi" w:hAnsiTheme="minorHAnsi"/>
+        </w:rPr>
+      </w:pPr>
       <w:r>
         <w:rPr>
           <w:rFonts w:asciiTheme="minorHAnsi" w:hAnsiTheme="minorHAnsi"/>
         </w:rPr>
-        <w:lastRenderedPageBreak/>
-        <w:t xml:space="preserve">øvrige dele af udbudsmaterialet kan således heller ikke tillægges den betydning, at der er tale om mindstekrav. </w:t>
+        <w:t xml:space="preserve">Forbehold over for mindstekrav og grundlæggende elementer i udbudsmaterialet vil medføre, at tilbuddet vil blive anset for ukonditionsmæssigt og dermed ikke indgå i tilbudsvurderingen.</w:t>
       </w:r>
+    </w:p>
+    <w:p>
+      <w:pPr>
+        <w:spacing w:line="276" w:lineRule="auto"/>
+        <w:rPr>
+          <w:rFonts w:asciiTheme="minorHAnsi" w:hAnsiTheme="minorHAnsi"/>
+        </w:rPr>
+      </w:pPr>
       <w:r>
         <w:rPr>
           <w:rFonts w:asciiTheme="minorHAnsi" w:hAnsiTheme="minorHAnsi"/>
         </w:rPr>
-        <w:t>Lægemiddelstyrelsen</w:t>
+        <w:t xml:space="preserve">Lægemiddelstyrelsen betragter således mindstekravene som grundlæggende elementer i udbuddet. Dette udelukker ikke, at også andre elementer i udbuddet kan være grundlæggende elementer. </w:t>
       </w:r>
+    </w:p>
+    <w:p>
+      <w:pPr>
+        <w:spacing w:line="276" w:lineRule="auto"/>
+        <w:rPr>
+          <w:rFonts w:asciiTheme="minorHAnsi" w:hAnsiTheme="minorHAnsi"/>
+        </w:rPr>
+      </w:pPr>
+    </w:p>
+    <w:p>
+      <w:pPr>
+        <w:spacing w:line="276" w:lineRule="auto"/>
+        <w:rPr>
+          <w:rFonts w:asciiTheme="minorHAnsi" w:hAnsiTheme="minorHAnsi"/>
+        </w:rPr>
+      </w:pPr>
       <w:r>
         <w:rPr>
           <w:rFonts w:asciiTheme="minorHAnsi" w:hAnsiTheme="minorHAnsi"/>
         </w:rPr>
-        <w:t>s angivelse af mindstekrav er således udtømmende.</w:t>
-      </w:r>
-    </w:p>
-    <w:p>
-      <w:pPr>
-        <w:spacing w:line="276" w:lineRule="auto"/>
-        <w:rPr>
-          <w:rFonts w:asciiTheme="minorHAnsi" w:hAnsiTheme="minorHAnsi"/>
-        </w:rPr>
-      </w:pPr>
-    </w:p>
-    <w:p>
-      <w:pPr>
-        <w:spacing w:line="276" w:lineRule="auto"/>
-        <w:rPr>
-          <w:rFonts w:asciiTheme="minorHAnsi" w:hAnsiTheme="minorHAnsi"/>
-        </w:rPr>
-      </w:pPr>
-      <w:r>
-        <w:rPr>
-          <w:rFonts w:asciiTheme="minorHAnsi" w:hAnsiTheme="minorHAnsi"/>
-        </w:rPr>
-        <w:t xml:space="preserve">Forbehold over for mindstekrav og grundlæggende elementer i udbudsmaterialet vil medføre, at tilbuddet vil blive anset for </w:t>
-      </w:r>
-      <w:r>
-        <w:rPr>
-          <w:rFonts w:asciiTheme="minorHAnsi" w:hAnsiTheme="minorHAnsi"/>
-        </w:rPr>
-        <w:t>u</w:t>
-      </w:r>
-      <w:r>
-        <w:rPr>
-          <w:rFonts w:asciiTheme="minorHAnsi" w:hAnsiTheme="minorHAnsi"/>
-        </w:rPr>
-        <w:t>konditionsmæssigt og dermed ikke indgå i tilbudsvurderingen.</w:t>
-      </w:r>
-    </w:p>
-    <w:p>
-      <w:pPr>
-        <w:spacing w:line="276" w:lineRule="auto"/>
-        <w:rPr>
-          <w:rFonts w:asciiTheme="minorHAnsi" w:hAnsiTheme="minorHAnsi"/>
-        </w:rPr>
-      </w:pPr>
-      <w:r>
-        <w:rPr>
-          <w:rFonts w:asciiTheme="minorHAnsi" w:hAnsiTheme="minorHAnsi"/>
-        </w:rPr>
-        <w:t>Lægemiddelstyrelsen</w:t>
-      </w:r>
-      <w:r>
-        <w:rPr>
-          <w:rFonts w:asciiTheme="minorHAnsi" w:hAnsiTheme="minorHAnsi"/>
-        </w:rPr>
-        <w:t xml:space="preserve"> betragter således mindstekravene som grundlæggende elementer i udbuddet.</w:t>
-      </w:r>
-      <w:r>
-        <w:rPr>
-          <w:rFonts w:asciiTheme="minorHAnsi" w:hAnsiTheme="minorHAnsi"/>
-        </w:rPr>
-        <w:t xml:space="preserve"> Dette udelukker ikke, at også andre elementer i udbuddet kan være grundlæggende elementer. </w:t>
-      </w:r>
-    </w:p>
-    <w:p>
-      <w:pPr>
-        <w:spacing w:line="276" w:lineRule="auto"/>
-        <w:rPr>
-          <w:rFonts w:asciiTheme="minorHAnsi" w:hAnsiTheme="minorHAnsi"/>
-        </w:rPr>
-      </w:pPr>
-    </w:p>
-    <w:p>
-      <w:pPr>
-        <w:spacing w:line="276" w:lineRule="auto"/>
-        <w:rPr>
-          <w:rFonts w:asciiTheme="minorHAnsi" w:hAnsiTheme="minorHAnsi"/>
-        </w:rPr>
-      </w:pPr>
-      <w:r>
-        <w:rPr>
-          <w:rFonts w:asciiTheme="minorHAnsi" w:hAnsiTheme="minorHAnsi"/>
-        </w:rPr>
-        <w:t>Det er i forbindelse med vurderingen af konditionsmæss</w:t>
-      </w:r>
-      <w:r>
-        <w:rPr>
-          <w:rFonts w:asciiTheme="minorHAnsi" w:hAnsiTheme="minorHAnsi"/>
-        </w:rPr>
-        <w:t>ighed uden betydning, hvorvidt t</w:t>
-      </w:r>
-      <w:r>
-        <w:rPr>
-          <w:rFonts w:asciiTheme="minorHAnsi" w:hAnsiTheme="minorHAnsi"/>
-        </w:rPr>
-        <w:t xml:space="preserve">ilbudsgiver benævner en afvigelse ”præcisering”, ”justering” eller lignende, idet det afgørende er, at der er foretaget en afvigelse, der ikke vil blive accepteret. </w:t>
+        <w:t xml:space="preserve">Det er i forbindelse med vurderingen af konditionsmæssighed uden betydning, hvorvidt tilbudsgiver benævner en afvigelse ”præcisering”, ”justering” eller lignende, idet det afgørende er, at der er foretaget en afvigelse, der ikke vil blive accepteret. </w:t>
       </w:r>
     </w:p>
     <w:p>
@@ -10289,19 +7223,7 @@
         <w:rPr>
           <w:color w:val="00B0F0"/>
         </w:rPr>
-        <w:t>V</w:t>
-      </w:r>
-      <w:r>
-        <w:rPr>
-          <w:color w:val="00B0F0"/>
-        </w:rPr>
-        <w:t xml:space="preserve">urdering af </w:t>
-      </w:r>
-      <w:r>
-        <w:rPr>
-          <w:color w:val="00B0F0"/>
-        </w:rPr>
-        <w:t>tilbud</w:t>
+        <w:t xml:space="preserve">Vurdering af tilbud</w:t>
       </w:r>
       <w:bookmarkEnd w:id="97"/>
       <w:bookmarkEnd w:id="98"/>
@@ -10317,44 +7239,20 @@
         <w:spacing w:line="276" w:lineRule="auto"/>
       </w:pPr>
       <w:r>
-        <w:t xml:space="preserve">Efter </w:t>
+        <w:t xml:space="preserve">Efter den endelige tilbudsfrists udløb foretager Lægemiddelstyrelsen indledningsvist en vurdering af, hvorvidt tilbuddene er opfylder de formelle og materielle krav til indhold og udformning. </w:t>
       </w:r>
+    </w:p>
+    <w:p>
+      <w:pPr>
+        <w:spacing w:line="276" w:lineRule="auto"/>
+      </w:pPr>
+    </w:p>
+    <w:p>
+      <w:pPr>
+        <w:spacing w:line="276" w:lineRule="auto"/>
+      </w:pPr>
       <w:r>
-        <w:t xml:space="preserve">den endelige </w:t>
-      </w:r>
-      <w:r>
-        <w:t xml:space="preserve">tilbudsfrists udløb foretager </w:t>
-      </w:r>
-      <w:r>
-        <w:t>Lægemiddelstyrelsen</w:t>
-      </w:r>
-      <w:r>
-        <w:t xml:space="preserve"> indledningsvist en vurdering af, hvorvidt tilbuddene er opfylder de formelle og materielle krav til indhold og udformning. </w:t>
-      </w:r>
-    </w:p>
-    <w:p>
-      <w:pPr>
-        <w:spacing w:line="276" w:lineRule="auto"/>
-      </w:pPr>
-    </w:p>
-    <w:p>
-      <w:pPr>
-        <w:spacing w:line="276" w:lineRule="auto"/>
-      </w:pPr>
-      <w:r>
-        <w:t xml:space="preserve">Dernæst foretager </w:t>
-      </w:r>
-      <w:r>
-        <w:t>Lægemiddelstyrelsen</w:t>
-      </w:r>
-      <w:r>
-        <w:t xml:space="preserve"> en evaluering af tilbuddene i forhold til de offentliggjorte under- og delkriterier</w:t>
-      </w:r>
-      <w:r>
-        <w:t xml:space="preserve"> i dette afsnit</w:t>
-      </w:r>
-      <w:r>
-        <w:t>.</w:t>
+        <w:t xml:space="preserve">Dernæst foretager Lægemiddelstyrelsen en evaluering af tilbuddene i forhold til de offentliggjorte under- og delkriterier i dette afsnit.</w:t>
       </w:r>
     </w:p>
     <w:p>
@@ -10371,10 +7269,7 @@
       <w:bookmarkStart w:id="109" w:name="_Ref81905106"/>
       <w:bookmarkStart w:id="110" w:name="_Toc240975450"/>
       <w:r>
-        <w:t>T</w:t>
-      </w:r>
-      <w:r>
-        <w:t>ildelingskriterium</w:t>
+        <w:t>Tildelingskriterium</w:t>
       </w:r>
       <w:bookmarkEnd w:id="99"/>
       <w:bookmarkEnd w:id="100"/>
@@ -10399,16 +7294,7 @@
         <w:spacing w:line="276" w:lineRule="auto"/>
       </w:pPr>
       <w:r>
-        <w:t xml:space="preserve">Tildeling af </w:t>
-      </w:r>
-      <w:r>
-        <w:t>K</w:t>
-      </w:r>
-      <w:r>
-        <w:t>ontrakten</w:t>
-      </w:r>
-      <w:r>
-        <w:t xml:space="preserve"> vil ske til den tilbudsgiver, der har afgivet det økonomisk mest fordelagtige tilbud, vurderet på grundlag af tildelingskriteriet ”Bedste forhold mellem pris og kvalitet” med følgende vægtning:</w:t>
+        <w:t xml:space="preserve">Tildeling af Kontrakten vil ske til den tilbudsgiver, der har afgivet det økonomisk mest fordelagtige tilbud, vurderet på grundlag af tildelingskriteriet ”Bedste forhold mellem pris og kvalitet” med følgende vægtning:</w:t>
       </w:r>
     </w:p>
     <w:p>
@@ -10426,19 +7312,7 @@
         <w:spacing w:line="276" w:lineRule="auto"/>
       </w:pPr>
       <w:r>
-        <w:t>Kvalitet</w:t>
-      </w:r>
-      <w:r>
-        <w:t xml:space="preserve"> (</w:t>
-      </w:r>
-      <w:r>
-        <w:t>3</w:t>
-      </w:r>
-      <w:r>
-        <w:t>5</w:t>
-      </w:r>
-      <w:r>
-        <w:t xml:space="preserve"> %)</w:t>
+        <w:t xml:space="preserve">Kvalitet (35 %)</w:t>
       </w:r>
     </w:p>
     <w:p>
@@ -10451,16 +7325,7 @@
         <w:spacing w:line="276" w:lineRule="auto"/>
       </w:pPr>
       <w:r>
-        <w:t>Pris</w:t>
-      </w:r>
-      <w:r>
-        <w:t xml:space="preserve"> (</w:t>
-      </w:r>
-      <w:r>
-        <w:t>25</w:t>
-      </w:r>
-      <w:r>
-        <w:t xml:space="preserve"> %)</w:t>
+        <w:t xml:space="preserve">Pris (25 %)</w:t>
       </w:r>
     </w:p>
     <w:p>
@@ -10473,13 +7338,7 @@
         <w:spacing w:line="276" w:lineRule="auto"/>
       </w:pPr>
       <w:r>
-        <w:t>Metode og proces (</w:t>
-      </w:r>
-      <w:r>
-        <w:t>25</w:t>
-      </w:r>
-      <w:r>
-        <w:t xml:space="preserve"> %)</w:t>
+        <w:t xml:space="preserve">Metode og proces (25 %)</w:t>
       </w:r>
     </w:p>
     <w:p>
@@ -10492,25 +7351,7 @@
         <w:spacing w:line="276" w:lineRule="auto"/>
       </w:pPr>
       <w:r>
-        <w:t xml:space="preserve">Vedligeholdelse, </w:t>
-      </w:r>
-      <w:r>
-        <w:t xml:space="preserve">support og </w:t>
-      </w:r>
-      <w:r>
-        <w:t>servicemål</w:t>
-      </w:r>
-      <w:r>
-        <w:t xml:space="preserve"> (</w:t>
-      </w:r>
-      <w:r>
-        <w:t>1</w:t>
-      </w:r>
-      <w:r>
-        <w:t>0</w:t>
-      </w:r>
-      <w:r>
-        <w:t xml:space="preserve"> %)</w:t>
+        <w:t xml:space="preserve">Vedligeholdelse, support og servicemål (10 %)</w:t>
       </w:r>
     </w:p>
     <w:p>
@@ -10523,16 +7364,7 @@
         <w:spacing w:line="276" w:lineRule="auto"/>
       </w:pPr>
       <w:r>
-        <w:t>Kontraktlige vilkår</w:t>
-      </w:r>
-      <w:r>
-        <w:t xml:space="preserve"> (</w:t>
-      </w:r>
-      <w:r>
-        <w:t>5</w:t>
-      </w:r>
-      <w:r>
-        <w:t xml:space="preserve"> %)</w:t>
+        <w:t xml:space="preserve">Kontraktlige vilkår (5 %)</w:t>
       </w:r>
     </w:p>
     <w:p>
@@ -10558,10 +7390,7 @@
         <w:spacing w:line="276" w:lineRule="auto"/>
       </w:pPr>
       <w:r>
-        <w:t xml:space="preserve">Ved vurderingen af </w:t>
-      </w:r>
-      <w:r>
-        <w:t>underkriteriet ”</w:t>
+        <w:t xml:space="preserve">Ved vurderingen af underkriteriet ”</w:t>
       </w:r>
       <w:r>
         <w:rPr>
@@ -10570,13 +7399,7 @@
         <w:t>Kvalitet</w:t>
       </w:r>
       <w:r>
-        <w:t>” lægges</w:t>
-      </w:r>
-      <w:r>
-        <w:t xml:space="preserve"> vægt på følgende, </w:t>
-      </w:r>
-      <w:r>
-        <w:t>der er angivet i prioriteret rækkefølge nedenfor:</w:t>
+        <w:t xml:space="preserve">” lægges vægt på følgende, der er angivet i prioriteret rækkefølge nedenfor:</w:t>
       </w:r>
     </w:p>
     <w:p>
@@ -10682,13 +7505,7 @@
         </w:numPr>
       </w:pPr>
       <w:r>
-        <w:t xml:space="preserve">I </w:t>
-      </w:r>
-      <w:r>
-        <w:t>hvilket omfang og med hvilket indhold det angivne i bilag 3A (Kravspecifikation), afsnit 3.1 (Generelle krav til Løsningen), imødekommes. Det vurderes positivt, at der tilbydes en sammenhængende, robust og fremtidssikret opfyldelse af de generelle krav til Løsningen. Det vurderes negativt, såfremt kravene i det angivne afsnit ikke imødekommes</w:t>
-      </w:r>
-      <w:r>
-        <w:t>.</w:t>
+        <w:t xml:space="preserve">I hvilket omfang og med hvilket indhold det angivne i bilag 3A (Kravspecifikation), afsnit 3.1 (Generelle krav til Løsningen), imødekommes. Det vurderes positivt, at der tilbydes en sammenhængende, robust og fremtidssikret opfyldelse af de generelle krav til Løsningen. Det vurderes negativt, såfremt kravene i det angivne afsnit ikke imødekommes.</w:t>
       </w:r>
     </w:p>
     <w:p>
@@ -10709,7 +7526,20 @@
         <w:spacing w:line="276" w:lineRule="auto"/>
       </w:pPr>
       <w:r>
-        <w:t>I hvilket omfang og med hvilket indhold det angivne i bilag 3A (Kravspecifikation), afsnit 3.5 (Krav til DVR online), imødekommes. Det vurderes positivt, at DVR online samlet set tilbyder en brugervenlig, intuitiv og effektiv understøttelse af dyrlægens arbejdsgange. Det vurderes negativt, såfremt kravene i det angivne afsnit ikke imødekommes.</w:t>
+        <w:t xml:space="preserve">I hvilket omfang og med hvilket indhold det angivne i bilag 3A (Kravspecifikation), </w:t>
+      </w:r>
+      <w:del w:id="1150" w:author="Claude" w:date="2026-09-29T12:00:00Z">
+        <w:r>
+          <w:delText xml:space="preserve">afsnit 3.5 (Krav til DVR online), imødekommes</w:delText>
+        </w:r>
+      </w:del>
+      <w:ins w:id="1151" w:author="Claude" w:date="2026-09-29T12:00:00Z">
+        <w:r>
+          <w:t xml:space="preserve">afsnit 3.5 (Krav til DVR online, der udbydes som option), imødekommes</w:t>
+        </w:r>
+      </w:ins>
+      <w:r>
+        <w:t xml:space="preserve">. Det vurderes positivt, at DVR online samlet set tilbyder en brugervenlig, intuitiv og effektiv understøttelse af dyrlægens arbejdsgange. Det vurderes negativt, såfremt kravene i det angivne afsnit ikke imødekommes.</w:t>
       </w:r>
     </w:p>
     <w:p>
@@ -10727,52 +7557,7 @@
         <w:spacing w:line="276" w:lineRule="auto"/>
       </w:pPr>
       <w:r>
-        <w:t xml:space="preserve">I hvilket omfang og med hvilket indhold tilbudsgivers krav i bilag 2 (Kundens it-miljø), Appendiks </w:t>
-      </w:r>
-      <w:r>
-        <w:t>A</w:t>
-      </w:r>
-      <w:r>
-        <w:t xml:space="preserve">, fremstår som velbegrundede og relevante for at sikre en stabil afvikling af </w:t>
-      </w:r>
-      <w:r>
-        <w:t>Løsningen</w:t>
-      </w:r>
-      <w:r>
-        <w:t xml:space="preserve">, idet det vurderes positivt, </w:t>
-      </w:r>
-      <w:r>
-        <w:t>at</w:t>
-      </w:r>
-      <w:r>
-        <w:t xml:space="preserve"> omfanget af krav fra tilbudsgiver er få og</w:t>
-      </w:r>
-      <w:r>
-        <w:t xml:space="preserve"> at </w:t>
-      </w:r>
-      <w:r>
-        <w:t>tilbudsgive</w:t>
-      </w:r>
-      <w:r>
-        <w:t>r</w:t>
-      </w:r>
-      <w:r>
-        <w:t xml:space="preserve"> alene anlægger få forventninger til ændringsbehov ved etablering af </w:t>
-      </w:r>
-      <w:r>
-        <w:t>Leverancen</w:t>
-      </w:r>
-      <w:r>
-        <w:t xml:space="preserve">, herunder at tilbudsgivers krav til Kundens it-miljø ikke afviger </w:t>
-      </w:r>
-      <w:r>
-        <w:t>væsentligt</w:t>
-      </w:r>
-      <w:r>
-        <w:t xml:space="preserve"> fra de bestykningsmuligheder, der er anført i bilag 2, punkt 1.4</w:t>
-      </w:r>
-      <w:r>
-        <w:t>. Det vurderes negativt, såfremt kravene i det angivne bilag ikke imødekommes.</w:t>
+        <w:t xml:space="preserve">I hvilket omfang og med hvilket indhold tilbudsgivers krav i bilag 2 (Kundens it-miljø), Appendiks A, fremstår som velbegrundede og relevante for at sikre en stabil afvikling af Løsningen, idet det vurderes positivt, at omfanget af krav fra tilbudsgiver er få og at tilbudsgiver alene anlægger få forventninger til ændringsbehov ved etablering af Leverancen, herunder at tilbudsgivers krav til Kundens it-miljø ikke afviger væsentligt fra de bestykningsmuligheder, der er anført i bilag 2, punkt 1.4. Det vurderes negativt, såfremt kravene i det angivne bilag ikke imødekommes.</w:t>
       </w:r>
     </w:p>
     <w:p>
@@ -10806,25 +7591,7 @@
         <w:spacing w:line="276" w:lineRule="auto"/>
       </w:pPr>
       <w:r>
-        <w:t xml:space="preserve">Vurderingen sker på baggrund af de i </w:t>
-      </w:r>
-      <w:r>
-        <w:t>bilag 2 (</w:t>
-      </w:r>
-      <w:r>
-        <w:t xml:space="preserve">Kundens it-miljø), Appendiks A, og </w:t>
-      </w:r>
-      <w:r>
-        <w:t xml:space="preserve">bilag </w:t>
-      </w:r>
-      <w:r>
-        <w:t>3B</w:t>
-      </w:r>
-      <w:r>
-        <w:t xml:space="preserve"> (Leverandørens Løsningsbeskrivelse) anførte besvarelser</w:t>
-      </w:r>
-      <w:r>
-        <w:t>.</w:t>
+        <w:t xml:space="preserve">Vurderingen sker på baggrund af de i bilag 2 (Kundens it-miljø), Appendiks A, og bilag 3B (Leverandørens Løsningsbeskrivelse) anførte besvarelser.</w:t>
       </w:r>
     </w:p>
     <w:p>
@@ -10846,11 +7613,13 @@
         <w:t>Pris</w:t>
       </w:r>
       <w:r>
-        <w:t xml:space="preserve">” lægges vægt på den laveste samlede tilbudstekniske pris, opgjort som beregnet </w:t>
+        <w:t xml:space="preserve">” lægges vægt på den laveste samlede tilbudstekniske pris, opgjort som beregnet i bilag 12A.</w:t>
       </w:r>
-      <w:r>
-        <w:t>i bilag 12A.</w:t>
-      </w:r>
+      <w:ins w:id="1149" w:author="Claude" w:date="2026-09-29T12:00:00Z">
+        <w:r>
+          <w:t xml:space="preserve"> Den samlede tilbudstekniske pris omfatter vederlaget for optionen på DVR online, jf. bilag 12, punkt 8, uanset om optionen udnyttes.</w:t>
+        </w:r>
+      </w:ins>
     </w:p>
     <w:p>
       <w:pPr>
@@ -10873,13 +7642,7 @@
         <w:t>Metode og proces</w:t>
       </w:r>
       <w:r>
-        <w:t>” lægges vægt på følgende</w:t>
-      </w:r>
-      <w:r>
-        <w:t xml:space="preserve">, </w:t>
-      </w:r>
-      <w:r>
-        <w:t>der er angivet i prioriteret rækkefølge nedenfor:</w:t>
+        <w:t xml:space="preserve">” lægges vægt på følgende, der er angivet i prioriteret rækkefølge nedenfor:</w:t>
       </w:r>
     </w:p>
     <w:p>
@@ -10927,22 +7690,13 @@
         </w:numPr>
       </w:pPr>
       <w:r>
-        <w:t xml:space="preserve">I hvilket omfang og med hvilket indhold de i bilag 10 (Samarbejdsorganisation) angivne krav imødekommes og understøtter en struktureret levering af Leverancen samt </w:t>
-      </w:r>
-      <w:r>
-        <w:t xml:space="preserve">efterfølgende vedligeholdelse heraf. I vurderingen indgår ligeledes kvalifikationerne hos de nøglepersoner, der tilbydes til at opfylde Kontrakten, idet der lægges vægt på de tilbudte medarbejderes kompetencer, erfaring og indsigt i forhold til varetagelse af Kontrakten samt </w:t>
+        <w:t xml:space="preserve">I hvilket omfang og med hvilket indhold de i bilag 10 (Samarbejdsorganisation) angivne krav imødekommes og understøtter en struktureret levering af Leverancen samt efterfølgende vedligeholdelse heraf. I vurderingen indgår ligeledes kvalifikationerne hos de nøglepersoner, der tilbydes til at opfylde Kontrakten, idet der lægges vægt på de tilbudte medarbejderes kompetencer, erfaring og indsigt i forhold til varetagelse af Kontrakten samt </w:t>
       </w:r>
       <w:r>
         <w:rPr>
           <w:rFonts w:cs="Verdana"/>
         </w:rPr>
-        <w:t>hvordan nøglepersonernes dokumenterede kvalifikationer tænkes inddraget i forbindelse med Kontraktens</w:t>
-      </w:r>
-      <w:r>
-        <w:rPr>
-          <w:rFonts w:cs="Verdana"/>
-        </w:rPr>
-        <w:t xml:space="preserve"> opfyldelse. </w:t>
+        <w:t xml:space="preserve">hvordan nøglepersonernes dokumenterede kvalifikationer tænkes inddraget i forbindelse med Kontraktens opfyldelse. </w:t>
       </w:r>
       <w:r>
         <w:t>Det vurderes negativt, hvis tilbudsgiver ikke imødekommer de i bilaget angivne krav.</w:t>
@@ -11053,10 +7807,7 @@
         <w:t>Vedligeholdelse, support og servicemål</w:t>
       </w:r>
       <w:r>
-        <w:t>” lægges</w:t>
-      </w:r>
-      <w:r>
-        <w:t xml:space="preserve"> vægt på følgende:</w:t>
+        <w:t xml:space="preserve">” lægges vægt på følgende:</w:t>
       </w:r>
     </w:p>
     <w:p>
@@ -11073,70 +7824,7 @@
         </w:numPr>
       </w:pPr>
       <w:r>
-        <w:t xml:space="preserve">I hvilket omfang og med hvilket indhold de i bilag 5 (Vedligeholdelse og support) angivne krav imødekommes og </w:t>
-      </w:r>
-      <w:r>
-        <w:t>understøtte</w:t>
-      </w:r>
-      <w:r>
-        <w:t xml:space="preserve">s af </w:t>
-      </w:r>
-      <w:r>
-        <w:t>d</w:t>
-      </w:r>
-      <w:r>
-        <w:t xml:space="preserve">en </w:t>
-      </w:r>
-      <w:r>
-        <w:t>tilbudte</w:t>
-      </w:r>
-      <w:r>
-        <w:t xml:space="preserve"> supportorganisation</w:t>
-      </w:r>
-      <w:r>
-        <w:t xml:space="preserve">, </w:t>
-      </w:r>
-      <w:r>
-        <w:t>jf. Appendiks A</w:t>
-      </w:r>
-      <w:r>
-        <w:t>,</w:t>
-      </w:r>
-      <w:r>
-        <w:t xml:space="preserve"> </w:t>
-      </w:r>
-      <w:r>
-        <w:t xml:space="preserve">der skal </w:t>
-      </w:r>
-      <w:r>
-        <w:t xml:space="preserve">sikre </w:t>
-      </w:r>
-      <w:r>
-        <w:t xml:space="preserve">en effektiv og smidig håndtering af </w:t>
-      </w:r>
-      <w:r>
-        <w:t>Service Desk</w:t>
-      </w:r>
-      <w:r>
-        <w:t>,</w:t>
-      </w:r>
-      <w:r>
-        <w:t xml:space="preserve"> kontaktpunkt for anmeldelse af Fejl og Mangler, levering af 2nd level support</w:t>
-      </w:r>
-      <w:r>
-        <w:t xml:space="preserve">, </w:t>
-      </w:r>
-      <w:r>
-        <w:t xml:space="preserve">håndtering af Kundens fejlkategorier, herunder prioritering, eskalation og opfølgning, samt hvordan </w:t>
-      </w:r>
-      <w:r>
-        <w:t>supportorganisationen understøtter opfyldelsen af de i bilag 6 fastlagte servicemål</w:t>
-      </w:r>
-      <w:r>
-        <w:t>.</w:t>
-      </w:r>
-      <w:r>
-        <w:t xml:space="preserve"> Det vurderes negativt, hvis tilbudsgiver ikke imødekommer de i bilaget angivne krav. </w:t>
+        <w:t xml:space="preserve">I hvilket omfang og med hvilket indhold de i bilag 5 (Vedligeholdelse og support) angivne krav imødekommes og understøttes af den tilbudte supportorganisation, jf. Appendiks A, der skal sikre en effektiv og smidig håndtering af Service Desk, kontaktpunkt for anmeldelse af Fejl og Mangler, levering af 2nd level support, håndtering af Kundens fejlkategorier, herunder prioritering, eskalation og opfølgning, samt hvordan supportorganisationen understøtter opfyldelsen af de i bilag 6 fastlagte servicemål. Det vurderes negativt, hvis tilbudsgiver ikke imødekommer de i bilaget angivne krav. </w:t>
       </w:r>
     </w:p>
     <w:p>
@@ -11154,13 +7842,7 @@
       </w:pPr>
       <w:r>
         <w:lastRenderedPageBreak/>
-        <w:t xml:space="preserve">I hvilket omfang og med hvilket indhold de i bilag 6 (Servicemål) angivne krav imødekommes, idet det vurderes positivt, at der tilbydes effektive og attraktive svartider, gode reaktionstider for afhjælpning </w:t>
-      </w:r>
-      <w:r>
-        <w:t>og</w:t>
-      </w:r>
-      <w:r>
-        <w:t xml:space="preserve"> at de angivne bodsbestemmelser, herunder beregning og størrelse, imødekommes. Det vurderes negativt, hvis tilbudsgiver ikke imødekommer de i bilaget angivne krav. </w:t>
+        <w:t xml:space="preserve">I hvilket omfang og med hvilket indhold de i bilag 6 (Servicemål) angivne krav imødekommes, idet det vurderes positivt, at der tilbydes effektive og attraktive svartider, gode reaktionstider for afhjælpning og at de angivne bodsbestemmelser, herunder beregning og størrelse, imødekommes. Det vurderes negativt, hvis tilbudsgiver ikke imødekommer de i bilaget angivne krav. </w:t>
       </w:r>
     </w:p>
     <w:p>
@@ -11227,22 +7909,7 @@
       </w:pPr>
       <w:bookmarkStart w:id="112" w:name="_Toc75185454"/>
       <w:r>
-        <w:t xml:space="preserve">Kontraktens punkt </w:t>
-      </w:r>
-      <w:r>
-        <w:t>5.</w:t>
-      </w:r>
-      <w:r>
-        <w:t>8.</w:t>
-      </w:r>
-      <w:r>
-        <w:t xml:space="preserve"> (</w:t>
-      </w:r>
-      <w:r>
-        <w:t>Audit</w:t>
-      </w:r>
-      <w:r>
-        <w:t>)</w:t>
+        <w:t xml:space="preserve">Kontraktens punkt 5.8. (Audit)</w:t>
       </w:r>
     </w:p>
     <w:p>
@@ -11270,13 +7937,7 @@
         <w:contextualSpacing w:val="0"/>
       </w:pPr>
       <w:r>
-        <w:t xml:space="preserve">Kontraktens punkt 21 (Erstatning og forsikring). Der kan kun tages eventuelt forbehold over for </w:t>
-      </w:r>
-      <w:r>
-        <w:t xml:space="preserve">størrelsen af </w:t>
-      </w:r>
-      <w:r>
-        <w:t>erstatningsmaksimum, som er fastsat til leverancevederlaget.</w:t>
+        <w:t xml:space="preserve">Kontraktens punkt 21 (Erstatning og forsikring). Der kan kun tages eventuelt forbehold over for størrelsen af erstatningsmaksimum, som er fastsat til leverancevederlaget.</w:t>
       </w:r>
     </w:p>
     <w:p>
@@ -11381,61 +8042,19 @@
     </w:p>
     <w:p>
       <w:r>
-        <w:t xml:space="preserve">Evalueringen </w:t>
+        <w:t xml:space="preserve">Evalueringen af underkriteriet ”Pris” foretages ud fra den samlede tilbudstekniske pris.</w:t>
       </w:r>
+    </w:p>
+    <w:p/>
+    <w:p>
       <w:r>
-        <w:t>af</w:t>
+        <w:t xml:space="preserve">Der tildeles points for underkriteriet ”Pris” ved brug af en lineær pointmodel, hvor point tildeles på en skala fra 0-8, og hvor 8 er maksimumpoint.</w:t>
       </w:r>
+    </w:p>
+    <w:p/>
+    <w:p>
       <w:r>
-        <w:t xml:space="preserve"> underkriteriet ”Pris” foretages ud fra den samlede tilbudstekniske pris</w:t>
-      </w:r>
-      <w:r>
-        <w:t>.</w:t>
-      </w:r>
-    </w:p>
-    <w:p/>
-    <w:p>
-      <w:r>
-        <w:t xml:space="preserve">Der tildeles points for underkriteriet </w:t>
-      </w:r>
-      <w:r>
-        <w:t xml:space="preserve">”Pris” </w:t>
-      </w:r>
-      <w:r>
-        <w:t xml:space="preserve">ved brug af </w:t>
-      </w:r>
-      <w:r>
-        <w:t>en lineær</w:t>
-      </w:r>
-      <w:r>
-        <w:t xml:space="preserve"> pointmodel, hvor point </w:t>
-      </w:r>
-      <w:r>
-        <w:t>tildeles</w:t>
-      </w:r>
-      <w:r>
-        <w:t xml:space="preserve"> på en skala fra 0-</w:t>
-      </w:r>
-      <w:r>
-        <w:t>8</w:t>
-      </w:r>
-      <w:r>
-        <w:t xml:space="preserve">, og hvor </w:t>
-      </w:r>
-      <w:r>
-        <w:t>8</w:t>
-      </w:r>
-      <w:r>
-        <w:t xml:space="preserve"> er maksimumpoint.</w:t>
-      </w:r>
-    </w:p>
-    <w:p/>
-    <w:p>
-      <w:r>
-        <w:t xml:space="preserve">Det konditionsmæssige tilbud med den laveste tilbudssum tildeles således maksimumpoint (8). Tilbudssummer, </w:t>
-      </w:r>
-      <w:r>
-        <w:t xml:space="preserve">der er </w:t>
+        <w:t xml:space="preserve">Det konditionsmæssige tilbud med den laveste tilbudssum tildeles således maksimumpoint (8). Tilbudssummer, der er </w:t>
       </w:r>
       <w:r>
         <w:rPr>
@@ -11444,10 +8063,7 @@
         <w:t>100 %</w:t>
       </w:r>
       <w:r>
-        <w:t xml:space="preserve"> højere end laveste tilbudssum, tildeles</w:t>
-      </w:r>
-      <w:r>
-        <w:t xml:space="preserve"> 0 point. De resterende tilbud gives point ud fra lineær interpolation mellem disse 2 yderpunkter. </w:t>
+        <w:t xml:space="preserve"> højere end laveste tilbudssum, tildeles 0 point. De resterende tilbud gives point ud fra lineær interpolation mellem disse 2 yderpunkter. </w:t>
       </w:r>
     </w:p>
     <w:p/>
@@ -11645,7 +8261,7 @@
           </mc:Choice>
           <mc:Fallback>
             <w:pict>
-              <v:shape w14:anchorId="42301D83" id="Text Box 70827423" o:spid="_x0000_s1029" type="#_x0000_t202" style="width:209.25pt;height:30.75pt;visibility:visible;mso-wrap-style:square;mso-left-percent:-10001;mso-top-percent:-10001;mso-position-horizontal:absolute;mso-position-horizontal-relative:char;mso-position-vertical:absolute;mso-position-vertical-relative:line;mso-left-percent:-10001;mso-top-percent:-10001;v-text-anchor:top" o:gfxdata="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" filled="f" stroked="f">
+              <v:shape w14:anchorId="42301D83" id="Text Box 70827423" o:spid="_x0000_s1029" type="#_x0000_t202" style="width:209.25pt;height:30.75pt;visibility:visible;mso-wrap-style:square;mso-left-percent:-10001;mso-top-percent:-10001;mso-position-horizontal:absolute;mso-position-horizontal-relative:char;mso-position-vertical:absolute;mso-position-vertical-relative:line;mso-left-percent:-10001;mso-top-percent:-10001;v-text-anchor:top" o:gfxdata="UEsDBBQABgAIAAAAIQC2gziS/gAAAOEBAAATAAAAW0NvbnRlbnRfVHlwZXNdLnhtbJSRQU7DMBBF 90jcwfIWJU67QAgl6YK0S0CoHGBkTxKLZGx5TGhvj5O2G0SRWNoz/78nu9wcxkFMGNg6quQqL6RA 0s5Y6ir5vt9lD1JwBDIwOMJKHpHlpr69KfdHjyxSmriSfYz+USnWPY7AufNIadK6MEJMx9ApD/oD OlTrorhX2lFEilmcO2RdNtjC5xDF9pCuTyYBB5bi6bQ4syoJ3g9WQ0ymaiLzg5KdCXlKLjvcW893 SUOqXwnz5DrgnHtJTxOsQfEKIT7DmDSUCaxw7Rqn8787ZsmRM9e2VmPeBN4uqYvTtW7jvijg9N/y JsXecLq0q+WD6m8AAAD//wMAUEsDBBQABgAIAAAAIQA4/SH/1gAAAJQBAAALAAAAX3JlbHMvLnJl bHOkkMFqwzAMhu+DvYPRfXGawxijTi+j0GvpHsDYimMaW0Yy2fr2M4PBMnrbUb/Q94l/f/hMi1qR JVI2sOt6UJgd+ZiDgffL8ekFlFSbvV0oo4EbChzGx4f9GRdb25HMsYhqlCwG5lrLq9biZkxWOiqY 22YiTra2kYMu1l1tQD30/bPm3wwYN0x18gb45AdQl1tp5j/sFB2T0FQ7R0nTNEV3j6o9feQzro1i OWA14Fm+Q8a1a8+Bvu/d/dMb2JY5uiPbhG/ktn4cqGU/er3pcvwCAAD//wMAUEsDBBQABgAIAAAA IQDwQJWK7wEAAC8EAAAOAAAAZHJzL2Uyb0RvYy54bWysU01vEzEQvSPxHyzfyW4DaWmUTQWtygXR isIPcLx21pLtMWMnu+HXM/YmG9Seirh41+P5ePPezOpmcJbtFUYDvuEXs5oz5SW0xm8b/vPH/buP nMUkfCsseNXwg4r8Zv32zaoPSzWHDmyrkFESH5d9aHiXUlhWVZSdciLOIChPjxrQiURX3FYtip6y O1vN6/qy6gHbgCBVjGS9Gx/5uuTXWsn0oHVUidmGE7ZUTiznJp/VeiWWWxShM/IIQ/wDCieMp6JT qjuRBNuheZHKGYkQQaeZBFeB1kaq0gN1c1E/6+apE0GVXoicGCaa4v9LK7/tn8IjsjR8hoEEzIT0 IS4jGXM/g0aXv4SU0TtReJhoU0Nikozzy8XVh6sFZ5Le3l/Xi/kip6nO0QFj+qLAsfzTcCRZClti /zWm0fXkkot5uDfWZvsZSvlLB6uyg/XflWamLYiyIUrcbm4tslFamj1CehKYgJSA7Kgp8StjjyE5 WpWJemX8FFTqg09TvDMesBBR5l3lBvaCJjUNRQgCrkf/ExUjAZmLNGwGYoAIP0m2gfZAStIypgc6 tIW+4dKawFkH+Pu5raehb3j8tROoOMNkb2HcEeEl+ROIgszDp10CbYpMufBY5giIprIIfdygPPZ/ 34vXec/XfwAAAP//AwBQSwMEFAAGAAgAAAAhAFvLGSXZAAAABAEAAA8AAABkcnMvZG93bnJldi54 bWxMj0FLw0AQhe+C/2EZwZudjTSlxmyKKF4VWxW8TbPTJJidDdltE/+9qxe9DDze471vys3senXi MXReDGQLDYql9raTxsDr7vFqDSpEEku9FzbwxQE21flZSYX1k7zwaRsblUokFGSgjXEoEEPdsqOw 8ANL8g5+dBSTHBu0I02p3PV4rfUKHXWSFloa+L7l+nN7dAbeng4f70v93Dy4fJj8rFHcDRpzeTHf 3YKKPMe/MPzgJ3SoEtPeH8UG1RtIj8Tfm7xlts5B7Q2sshywKvE/fPUNAAD//wMAUEsBAi0AFAAG AAgAAAAhALaDOJL+AAAA4QEAABMAAAAAAAAAAAAAAAAAAAAAAFtDb250ZW50X1R5cGVzXS54bWxQ SwECLQAUAAYACAAAACEAOP0h/9YAAACUAQAACwAAAAAAAAAAAAAAAAAvAQAAX3JlbHMvLnJlbHNQ SwECLQAUAAYACAAAACEA8ECViu8BAAAvBAAADgAAAAAAAAAAAAAAAAAuAgAAZHJzL2Uyb0RvYy54 bWxQSwECLQAUAAYACAAAACEAW8sZJdkAAAAEAQAADwAAAAAAAAAAAAAAAABJBAAAZHJzL2Rvd25y ZXYueG1sUEsFBgAAAAAEAAQA8wAAAE8FAAAAAA== " filled="f" stroked="f">
                 <v:textbox>
                   <w:txbxContent>
                     <w:p>
@@ -11805,35 +8421,13 @@
           <w:iCs/>
           <w:u w:val="single"/>
         </w:rPr>
-        <w:t>Sekundær</w:t>
+        <w:t xml:space="preserve">Sekundær model</w:t>
       </w:r>
+    </w:p>
+    <w:p/>
+    <w:p>
       <w:r>
-        <w:rPr>
-          <w:iCs/>
-          <w:u w:val="single"/>
-        </w:rPr>
-        <w:t xml:space="preserve"> model</w:t>
-      </w:r>
-    </w:p>
-    <w:p/>
-    <w:p>
-      <w:r>
-        <w:t>Hvis et (eller flere</w:t>
-      </w:r>
-      <w:r>
-        <w:t>)</w:t>
-      </w:r>
-      <w:r>
-        <w:t xml:space="preserve"> konditionsmæssige tilbud indeholder tilbudssummer, der overstiger de</w:t>
-      </w:r>
-      <w:r>
-        <w:t>t</w:t>
-      </w:r>
-      <w:r>
-        <w:t xml:space="preserve"> </w:t>
-      </w:r>
-      <w:r>
-        <w:t xml:space="preserve">forventede maksimale spænd på </w:t>
+        <w:t xml:space="preserve">Hvis et (eller flere) konditionsmæssige tilbud indeholder tilbudssummer, der overstiger det forventede maksimale spænd på </w:t>
       </w:r>
       <w:r>
         <w:rPr>
@@ -11842,43 +8436,13 @@
         <w:t>100 %,</w:t>
       </w:r>
       <w:r>
-        <w:t xml:space="preserve"> vil</w:t>
+        <w:t xml:space="preserve"> vil Lægemiddelstyrelsen justere pointmodellen, baseret på samme formel, men med et andet spænd. </w:t>
       </w:r>
+    </w:p>
+    <w:p/>
+    <w:p>
       <w:r>
-        <w:t xml:space="preserve"> </w:t>
-      </w:r>
-      <w:r>
-        <w:t>Lægemiddelstyrelsen</w:t>
-      </w:r>
-      <w:r>
-        <w:t xml:space="preserve"> justere</w:t>
-      </w:r>
-      <w:r>
-        <w:t xml:space="preserve"> pointmodel</w:t>
-      </w:r>
-      <w:r>
-        <w:t>len,</w:t>
-      </w:r>
-      <w:r>
-        <w:t xml:space="preserve"> baseret på samme formel, men med e</w:t>
-      </w:r>
-      <w:r>
-        <w:t>t andet spænd</w:t>
-      </w:r>
-      <w:r>
-        <w:t xml:space="preserve">. </w:t>
-      </w:r>
-    </w:p>
-    <w:p/>
-    <w:p>
-      <w:r>
-        <w:t>Spændet</w:t>
-      </w:r>
-      <w:r>
-        <w:t xml:space="preserve"> </w:t>
-      </w:r>
-      <w:r>
-        <w:t xml:space="preserve">på </w:t>
+        <w:t xml:space="preserve">Spændet på </w:t>
       </w:r>
       <w:r>
         <w:rPr>
@@ -11887,16 +8451,7 @@
         <w:t>100 %</w:t>
       </w:r>
       <w:r>
-        <w:t xml:space="preserve"> </w:t>
-      </w:r>
-      <w:r>
-        <w:t xml:space="preserve">vil blive udvidet </w:t>
-      </w:r>
-      <w:r>
-        <w:t>i trin på</w:t>
-      </w:r>
-      <w:r>
-        <w:t xml:space="preserve"> </w:t>
+        <w:t xml:space="preserve"> vil blive udvidet i trin på </w:t>
       </w:r>
       <w:r>
         <w:rPr>
@@ -11905,13 +8460,7 @@
         <w:t>5 %</w:t>
       </w:r>
       <w:r>
-        <w:t xml:space="preserve"> (dvs. til 105 %, 110 %, osv.),</w:t>
-      </w:r>
-      <w:r>
-        <w:t xml:space="preserve"> indtil samtlige konditionsmæssige tilbudssummer kan indeholdes i spændet</w:t>
-      </w:r>
-      <w:r>
-        <w:t>. I ovennævnte formel erstattes ”</w:t>
+        <w:t xml:space="preserve"> (dvs. til 105 %, 110 %, osv.), indtil samtlige konditionsmæssige tilbudssummer kan indeholdes i spændet. I ovennævnte formel erstattes ”</w:t>
       </w:r>
       <w:r>
         <w:rPr>
@@ -11920,10 +8469,7 @@
         <w:t>100%”</w:t>
       </w:r>
       <w:r>
-        <w:t xml:space="preserve"> således med det justerede </w:t>
-      </w:r>
-      <w:r>
-        <w:t>spænd.</w:t>
+        <w:t xml:space="preserve"> således med det justerede spænd.</w:t>
       </w:r>
     </w:p>
     <w:p>
@@ -11935,19 +8481,7 @@
         <w:rPr>
           <w:highlight w:val="lightGray"/>
         </w:rPr>
-        <w:t>15</w:t>
-      </w:r>
-      <w:r>
-        <w:rPr>
-          <w:highlight w:val="lightGray"/>
-        </w:rPr>
-        <w:t>0</w:t>
-      </w:r>
-      <w:r>
-        <w:rPr>
-          <w:highlight w:val="lightGray"/>
-        </w:rPr>
-        <w:t xml:space="preserve"> %.</w:t>
+        <w:t xml:space="preserve">150 %.</w:t>
       </w:r>
       <w:r>
         <w:t xml:space="preserve"> Et konditionsmæssigt tilbud med en tilbudssum, der overstiger det maksimale spænd på </w:t>
@@ -11956,19 +8490,7 @@
         <w:rPr>
           <w:highlight w:val="lightGray"/>
         </w:rPr>
-        <w:t>15</w:t>
-      </w:r>
-      <w:r>
-        <w:rPr>
-          <w:highlight w:val="lightGray"/>
-        </w:rPr>
-        <w:t>0</w:t>
-      </w:r>
-      <w:r>
-        <w:rPr>
-          <w:highlight w:val="lightGray"/>
-        </w:rPr>
-        <w:t xml:space="preserve"> %,</w:t>
+        <w:t xml:space="preserve">150 %,</w:t>
       </w:r>
       <w:r>
         <w:t xml:space="preserve"> vil blive tildelt 0 point. </w:t>
@@ -11977,10 +8499,7 @@
     <w:p/>
     <w:p>
       <w:r>
-        <w:t>De beregnede point for underkriteriet ”Pris”, jf. ovenstående, indgår herefter i sammenstillingen med point for vurderingen af de kvalitative underkriterier.</w:t>
-      </w:r>
-      <w:r>
-        <w:t xml:space="preserve"> </w:t>
+        <w:t xml:space="preserve">De beregnede point for underkriteriet ”Pris”, jf. ovenstående, indgår herefter i sammenstillingen med point for vurderingen af de kvalitative underkriterier. </w:t>
       </w:r>
     </w:p>
     <w:p>
@@ -12018,62 +8537,20 @@
         <w:spacing w:line="276" w:lineRule="auto"/>
       </w:pPr>
       <w:r>
-        <w:t>For underkriterierne ”</w:t>
+        <w:t xml:space="preserve">For underkriterierne ”Kvalitet”, ”Metode og proces” og ”Vedligeholdelse, support og servicemål” foretages der for hvert af de tilhørende delkriterier en samlet vurdering af det kvalitativt tilbudte ud fra de enkelte delkriteriers evalueringsindhold. Evalueringen af det enkelte delkriterium inden for de kvalitative underkriterier resulterer således i en samlet skønsmæssig bedømmelse for hvert delkriterium. </w:t>
       </w:r>
+    </w:p>
+    <w:p>
+      <w:pPr>
+        <w:spacing w:line="276" w:lineRule="auto"/>
+      </w:pPr>
+    </w:p>
+    <w:p>
+      <w:pPr>
+        <w:spacing w:line="276" w:lineRule="auto"/>
+      </w:pPr>
       <w:r>
-        <w:t>Kvalitet</w:t>
-      </w:r>
-      <w:r>
-        <w:t>”, ”</w:t>
-      </w:r>
-      <w:r>
-        <w:t>Metode og proces</w:t>
-      </w:r>
-      <w:r>
-        <w:t>” og ”</w:t>
-      </w:r>
-      <w:r>
-        <w:t>Vedligeholdelse, support og servicemål</w:t>
-      </w:r>
-      <w:r>
-        <w:t>”</w:t>
-      </w:r>
-      <w:r>
-        <w:t xml:space="preserve"> foretages der for hvert af de tilhørende delkriterier en samlet vurdering af det kvalitativt tilbudte ud fra de enkelte delkriteriers evalueringsindhold. Evalueringen af det enkelte delkriterium inden for de kvalitative underkriterier resulterer således i en samlet skønsmæssig bedømmelse for hvert delkriterium. </w:t>
-      </w:r>
-    </w:p>
-    <w:p>
-      <w:pPr>
-        <w:spacing w:line="276" w:lineRule="auto"/>
-      </w:pPr>
-    </w:p>
-    <w:p>
-      <w:pPr>
-        <w:spacing w:line="276" w:lineRule="auto"/>
-      </w:pPr>
-      <w:r>
-        <w:t xml:space="preserve">Det er </w:t>
-      </w:r>
-      <w:r>
-        <w:t>Lægemiddelstyrelsen</w:t>
-      </w:r>
-      <w:r>
-        <w:t xml:space="preserve">s vurdering, at eventuelle forbehold </w:t>
-      </w:r>
-      <w:r>
-        <w:t>til de i Kontrakten</w:t>
-      </w:r>
-      <w:r>
-        <w:t xml:space="preserve"> </w:t>
-      </w:r>
-      <w:r>
-        <w:t>nævnte bestemmelser ikke sagligt og objektivt kan prissættes af myndighederne. For underkriteriet ”</w:t>
-      </w:r>
-      <w:r>
-        <w:t>Kontraktlige vilkår” foretages</w:t>
-      </w:r>
-      <w:r>
-        <w:t xml:space="preserve"> der derfor en kvalitativ vurdering fra følgende kategorisering, der anvendes som støtte for vurderingen, der resulterer i en samlet skønsmæssig bedømmelse: </w:t>
+        <w:t xml:space="preserve">Det er Lægemiddelstyrelsens vurdering, at eventuelle forbehold til de i Kontrakten nævnte bestemmelser ikke sagligt og objektivt kan prissættes af myndighederne. For underkriteriet ”Kontraktlige vilkår” foretages der derfor en kvalitativ vurdering fra følgende kategorisering, der anvendes som støtte for vurderingen, der resulterer i en samlet skønsmæssig bedømmelse: </w:t>
       </w:r>
     </w:p>
     <w:p>
@@ -12698,13 +9175,7 @@
       </w:pPr>
       <w:bookmarkStart w:id="132" w:name="_Toc240975452"/>
       <w:r>
-        <w:t>U</w:t>
-      </w:r>
-      <w:r>
-        <w:t>nderretning</w:t>
-      </w:r>
-      <w:r>
-        <w:t xml:space="preserve"> og kontraktindgåelse</w:t>
+        <w:t xml:space="preserve">Underretning og kontraktindgåelse</w:t>
       </w:r>
       <w:bookmarkEnd w:id="132"/>
     </w:p>
@@ -12713,141 +9184,33 @@
         <w:spacing w:line="276" w:lineRule="auto"/>
       </w:pPr>
       <w:r>
-        <w:t>På baggrund af evaluering</w:t>
+        <w:t xml:space="preserve">På baggrund af evalueringen, jf. afsnit 13, fastsætter Lægemiddelstyrelsen en frist for den tilbudsgiver, som Lægemiddelstyrelsen har til hensigt at tildele Kontrakten, til at indsende dokumentation for oplysningerne i ESPD. Efter udløbet af denne frist og forudsat dokumentationen er fyldestgørende underretter Lægemiddelstyrelsen om tildelingsbeslutningen. </w:t>
       </w:r>
+    </w:p>
+    <w:p>
+      <w:pPr>
+        <w:spacing w:line="276" w:lineRule="auto"/>
+      </w:pPr>
+    </w:p>
+    <w:p>
+      <w:pPr>
+        <w:spacing w:line="276" w:lineRule="auto"/>
+      </w:pPr>
       <w:r>
-        <w:t>en, jf. afsnit 13,</w:t>
+        <w:t xml:space="preserve">Underretningen udgør ikke et løfte om kontraktindgåelse med tilbudsgiveren, men er alene en underretning om, at Lægemiddelstyrelsen har vurderet den forventede vindende tilbudsgiverens tilbud som det økonomisk mest fordelagtige tilbud. </w:t>
       </w:r>
+    </w:p>
+    <w:p>
+      <w:pPr>
+        <w:spacing w:line="276" w:lineRule="auto"/>
+      </w:pPr>
+    </w:p>
+    <w:p>
+      <w:pPr>
+        <w:spacing w:line="276" w:lineRule="auto"/>
+      </w:pPr>
       <w:r>
-        <w:t xml:space="preserve"> fastsætter </w:t>
-      </w:r>
-      <w:r>
-        <w:t>Lægemiddelstyrelsen</w:t>
-      </w:r>
-      <w:r>
-        <w:t xml:space="preserve"> en frist for </w:t>
-      </w:r>
-      <w:r>
-        <w:t xml:space="preserve">den </w:t>
-      </w:r>
-      <w:r>
-        <w:t xml:space="preserve">tilbudsgiver, som </w:t>
-      </w:r>
-      <w:r>
-        <w:t>Lægemiddelstyrelsen</w:t>
-      </w:r>
-      <w:r>
-        <w:t xml:space="preserve"> har til hensigt at tildele </w:t>
-      </w:r>
-      <w:r>
-        <w:t>K</w:t>
-      </w:r>
-      <w:r>
-        <w:t xml:space="preserve">ontrakten, </w:t>
-      </w:r>
-      <w:r>
-        <w:t xml:space="preserve">til at indsende dokumentation for oplysningerne i ESPD. Efter udløbet af denne frist og forudsat dokumentationen er fyldestgørende underretter </w:t>
-      </w:r>
-      <w:r>
-        <w:t>Lægemiddelstyrelsen</w:t>
-      </w:r>
-      <w:r>
-        <w:t xml:space="preserve"> </w:t>
-      </w:r>
-      <w:r>
-        <w:t>om tildelingsbeslutning</w:t>
-      </w:r>
-      <w:r>
-        <w:t>en.</w:t>
-      </w:r>
-      <w:r>
-        <w:t xml:space="preserve"> </w:t>
-      </w:r>
-    </w:p>
-    <w:p>
-      <w:pPr>
-        <w:spacing w:line="276" w:lineRule="auto"/>
-      </w:pPr>
-    </w:p>
-    <w:p>
-      <w:pPr>
-        <w:spacing w:line="276" w:lineRule="auto"/>
-      </w:pPr>
-      <w:r>
-        <w:t>Underretningen</w:t>
-      </w:r>
-      <w:r>
-        <w:t xml:space="preserve"> udgør ikke e</w:t>
-      </w:r>
-      <w:r>
-        <w:t>t</w:t>
-      </w:r>
-      <w:r>
-        <w:t xml:space="preserve"> løfte om kontraktindgåelse med tilbudsgiveren, men </w:t>
-      </w:r>
-      <w:r>
-        <w:t xml:space="preserve">er </w:t>
-      </w:r>
-      <w:r>
-        <w:t>alene</w:t>
-      </w:r>
-      <w:r>
-        <w:t xml:space="preserve"> en underretning om, at </w:t>
-      </w:r>
-      <w:r>
-        <w:t>Lægemiddelstyrelsen</w:t>
-      </w:r>
-      <w:r>
-        <w:t xml:space="preserve"> har vurderet </w:t>
-      </w:r>
-      <w:r>
-        <w:t xml:space="preserve">den forventede vindende </w:t>
-      </w:r>
-      <w:r>
-        <w:t>tilbud</w:t>
-      </w:r>
-      <w:r>
-        <w:t xml:space="preserve">sgiverens tilbud som det </w:t>
-      </w:r>
-      <w:r>
-        <w:t>økonomisk mest fordelagtige tilbud</w:t>
-      </w:r>
-      <w:r>
-        <w:t xml:space="preserve">. </w:t>
-      </w:r>
-    </w:p>
-    <w:p>
-      <w:pPr>
-        <w:spacing w:line="276" w:lineRule="auto"/>
-      </w:pPr>
-    </w:p>
-    <w:p>
-      <w:pPr>
-        <w:spacing w:line="276" w:lineRule="auto"/>
-      </w:pPr>
-      <w:r>
-        <w:t>Kontrakt</w:t>
-      </w:r>
-      <w:r>
-        <w:t>en</w:t>
-      </w:r>
-      <w:r>
-        <w:t xml:space="preserve"> kan først indgås efter udløbet af </w:t>
-      </w:r>
-      <w:r>
-        <w:t xml:space="preserve">den obligatoriske </w:t>
-      </w:r>
-      <w:r>
-        <w:t>stand still-periode</w:t>
-      </w:r>
-      <w:r>
-        <w:t xml:space="preserve"> på 10 kalenderdage regnet fra dagen efter den dag, hvor </w:t>
-      </w:r>
-      <w:r>
-        <w:t>Lægemiddelstyrelsen</w:t>
-      </w:r>
-      <w:r>
-        <w:t xml:space="preserve"> elektronisk har sendt underretningen om tildelingsbeslutningen til tilbudsgiverne.</w:t>
+        <w:t xml:space="preserve">Kontrakten kan først indgås efter udløbet af den obligatoriske stand still-periode på 10 kalenderdage regnet fra dagen efter den dag, hvor Lægemiddelstyrelsen elektronisk har sendt underretningen om tildelingsbeslutningen til tilbudsgiverne.</w:t>
       </w:r>
     </w:p>
     <w:p>
@@ -12871,10 +9234,7 @@
       </w:pPr>
       <w:bookmarkStart w:id="133" w:name="_Toc240975453"/>
       <w:r>
-        <w:t>B</w:t>
-      </w:r>
-      <w:r>
-        <w:t>ehandling af tilbud m.v.</w:t>
+        <w:t>Behandling af tilbud m.v.</w:t>
       </w:r>
       <w:bookmarkEnd w:id="133"/>
     </w:p>
@@ -12884,8 +9244,6 @@
       </w:pPr>
       <w:r>
         <w:t>Tilbudsgiver har ikke adgang til at overvære åbningen af til</w:t>
-      </w:r>
-      <w:r>
         <w:softHyphen/>
         <w:t>bud, eller til at få oplysninger om konkurrenters tilbud.</w:t>
       </w:r>
@@ -12900,31 +9258,20 @@
         <w:spacing w:line="276" w:lineRule="auto"/>
       </w:pPr>
       <w:r>
-        <w:t>Lægemiddelstyrelsen</w:t>
+        <w:t xml:space="preserve">Lægemiddelstyrelsen er ikke pligtig at tilbagelevere tilbuddet til tilbudsgiver.</w:t>
       </w:r>
+    </w:p>
+    <w:p>
+      <w:pPr>
+        <w:spacing w:line="276" w:lineRule="auto"/>
+      </w:pPr>
+    </w:p>
+    <w:p>
+      <w:pPr>
+        <w:spacing w:line="276" w:lineRule="auto"/>
+      </w:pPr>
       <w:r>
-        <w:t xml:space="preserve"> er ikke pligtig at tilbagelevere tilbuddet til tilbudsgiver.</w:t>
-      </w:r>
-    </w:p>
-    <w:p>
-      <w:pPr>
-        <w:spacing w:line="276" w:lineRule="auto"/>
-      </w:pPr>
-    </w:p>
-    <w:p>
-      <w:pPr>
-        <w:spacing w:line="276" w:lineRule="auto"/>
-      </w:pPr>
-      <w:r>
-        <w:t xml:space="preserve">Tilbudsgivers omkostninger i forbindelse med nærværende udbud er </w:t>
-      </w:r>
-      <w:r>
-        <w:t>Lægemiddelstyrelsen</w:t>
-      </w:r>
-      <w:r>
-        <w:t xml:space="preserve"> uved</w:t>
-      </w:r>
-      <w:r>
+        <w:t xml:space="preserve">Tilbudsgivers omkostninger i forbindelse med nærværende udbud er Lægemiddelstyrelsen uved</w:t>
         <w:softHyphen/>
         <w:t>kommende.</w:t>
       </w:r>
@@ -12951,10 +9298,7 @@
       <w:bookmarkStart w:id="134" w:name="_Toc240975454"/>
       <w:r>
         <w:lastRenderedPageBreak/>
-        <w:t>F</w:t>
-      </w:r>
-      <w:r>
-        <w:t>ortrolighed</w:t>
+        <w:t>Fortrolighed</w:t>
       </w:r>
       <w:bookmarkEnd w:id="134"/>
     </w:p>
@@ -12969,13 +9313,7 @@
         <w:spacing w:line="276" w:lineRule="auto"/>
       </w:pPr>
       <w:r>
-        <w:t>Tilbudsgiver skal iagttage ubetinget tavshed over for uvedkommende vedrørend</w:t>
-      </w:r>
-      <w:r>
-        <w:t>e forhold, som måtte komme til t</w:t>
-      </w:r>
-      <w:r>
-        <w:t xml:space="preserve">ilbudsgivers kendskab i forbindelse med nærværende udbudsforretning. </w:t>
+        <w:t xml:space="preserve">Tilbudsgiver skal iagttage ubetinget tavshed over for uvedkommende vedrørende forhold, som måtte komme til tilbudsgivers kendskab i forbindelse med nærværende udbudsforretning. </w:t>
       </w:r>
     </w:p>
     <w:p>
@@ -13006,10 +9344,7 @@
       <w:bookmarkStart w:id="135" w:name="_Toc50974095"/>
       <w:bookmarkStart w:id="136" w:name="_Toc240975455"/>
       <w:r>
-        <w:t>B</w:t>
-      </w:r>
-      <w:r>
-        <w:t>ehandling af personoplysninger</w:t>
+        <w:t>Behandling af personoplysninger</w:t>
       </w:r>
       <w:bookmarkEnd w:id="135"/>
       <w:bookmarkEnd w:id="136"/>
@@ -13019,135 +9354,33 @@
         <w:spacing w:line="276" w:lineRule="auto"/>
       </w:pPr>
       <w:r>
-        <w:t xml:space="preserve">Som led i udbudsprocessen behandler </w:t>
+        <w:t xml:space="preserve">Som led i udbudsprocessen behandler Lægemiddelstyrelsen personoplysninger, som Lægemiddelstyrelsen modtager fra ansøger/tilbudsgiver. Ordregiver kan videregive personoplysninger til rådgivere, som bistår Lægemiddelstyrelsen med udbudsprocessen, databehandlere og klagemyndigheder, når dette er relevant. </w:t>
       </w:r>
+    </w:p>
+    <w:p>
+      <w:pPr>
+        <w:spacing w:line="276" w:lineRule="auto"/>
+      </w:pPr>
+    </w:p>
+    <w:p>
+      <w:pPr>
+        <w:spacing w:line="276" w:lineRule="auto"/>
+      </w:pPr>
       <w:r>
-        <w:t>Lægemiddelstyrelsen</w:t>
+        <w:t xml:space="preserve">Lægemiddelstyrelsen behandler alene de personoplysninger, som er nødvendige for at gennemføre udbudsprocessen i overensstemmelse med udbudsmaterialet og gældende udbudslovgivning (lov nr. 1564 af 15/12/2015 (udbudsloven) med senere ændringer og tilhørende bekendtgørelser). Endvidere behandler Lægemiddelstyrelsen personoplysninger om ansøgers/tilbudsgivers medarbejdere, projektdeltagere eller tredjeparter, som er involveret i udbudsprocessen eller i opfyldelsen af Kontrakten.  </w:t>
       </w:r>
+    </w:p>
+    <w:p>
+      <w:pPr>
+        <w:spacing w:line="276" w:lineRule="auto"/>
+      </w:pPr>
+    </w:p>
+    <w:p>
+      <w:pPr>
+        <w:spacing w:line="276" w:lineRule="auto"/>
+      </w:pPr>
       <w:r>
-        <w:t xml:space="preserve"> personoplysninger, som </w:t>
-      </w:r>
-      <w:r>
-        <w:t>Lægemiddelstyrelsen</w:t>
-      </w:r>
-      <w:r>
-        <w:t xml:space="preserve"> modtager fra </w:t>
-      </w:r>
-      <w:r>
-        <w:t>a</w:t>
-      </w:r>
-      <w:r>
-        <w:t>nsøger/</w:t>
-      </w:r>
-      <w:r>
-        <w:t>t</w:t>
-      </w:r>
-      <w:r>
-        <w:t xml:space="preserve">ilbudsgiver. Ordregiver kan videregive personoplysninger til rådgivere, som bistår </w:t>
-      </w:r>
-      <w:r>
-        <w:t>Lægemiddelstyrelsen</w:t>
-      </w:r>
-      <w:r>
-        <w:t xml:space="preserve"> med udbudsprocessen, databehandlere og klagemyndigheder, når dette er relevant. </w:t>
-      </w:r>
-    </w:p>
-    <w:p>
-      <w:pPr>
-        <w:spacing w:line="276" w:lineRule="auto"/>
-      </w:pPr>
-    </w:p>
-    <w:p>
-      <w:pPr>
-        <w:spacing w:line="276" w:lineRule="auto"/>
-      </w:pPr>
-      <w:r>
-        <w:t>Lægemiddelstyrelsen</w:t>
-      </w:r>
-      <w:r>
-        <w:t xml:space="preserve"> behandler alene de personoplysninger, som er nødvendige for at gennemføre udbudsprocessen i overensstemmelse med udbudsmaterialet og gældende udbudslovgivning (lov nr. 1564 af 15/12/2015 (</w:t>
-      </w:r>
-      <w:r>
-        <w:t>u</w:t>
-      </w:r>
-      <w:r>
-        <w:t xml:space="preserve">dbudsloven) med senere ændringer og tilhørende bekendtgørelser). Endvidere behandler </w:t>
-      </w:r>
-      <w:r>
-        <w:t>Lægemiddelstyrelsen</w:t>
-      </w:r>
-      <w:r>
-        <w:t xml:space="preserve"> personoplysninger</w:t>
-      </w:r>
-      <w:r>
-        <w:t xml:space="preserve"> om </w:t>
-      </w:r>
-      <w:r>
-        <w:t>a</w:t>
-      </w:r>
-      <w:r>
-        <w:t>nsøgers/</w:t>
-      </w:r>
-      <w:r>
-        <w:t>t</w:t>
-      </w:r>
-      <w:r>
-        <w:t>ilbudsgivers medarbejdere</w:t>
-      </w:r>
-      <w:r>
-        <w:t xml:space="preserve">, projektdeltagere eller tredjeparter, som er involveret i udbudsprocessen eller i opfyldelsen </w:t>
-      </w:r>
-      <w:r>
-        <w:t>af Kontrakten.</w:t>
-      </w:r>
-      <w:r>
-        <w:t xml:space="preserve">  </w:t>
-      </w:r>
-    </w:p>
-    <w:p>
-      <w:pPr>
-        <w:spacing w:line="276" w:lineRule="auto"/>
-      </w:pPr>
-    </w:p>
-    <w:p>
-      <w:pPr>
-        <w:spacing w:line="276" w:lineRule="auto"/>
-      </w:pPr>
-      <w:r>
-        <w:t>Lægemiddelstyrelsen</w:t>
-      </w:r>
-      <w:r>
-        <w:t xml:space="preserve"> er ansvarlig for at sikre, at personoplysninger behandles i overensstemmelse med forordning 2016/679 (databeskyttelsesforordningen) og lov nr. 502 af 23/05/2018 (databeskyttelsesloven), hvilket bl.a. indebærer, at </w:t>
-      </w:r>
-      <w:r>
-        <w:t>Lægemiddelstyrelsen</w:t>
-      </w:r>
-      <w:r>
-        <w:t xml:space="preserve"> skal sikre, at </w:t>
-      </w:r>
-      <w:r>
-        <w:t>Lægemiddelstyrelsen</w:t>
-      </w:r>
-      <w:r>
-        <w:t xml:space="preserve"> har hjemmel til at behandle personoplysningerne. </w:t>
-      </w:r>
-      <w:r>
-        <w:t>Lægemiddelstyrelsen</w:t>
-      </w:r>
-      <w:r>
-        <w:t xml:space="preserve">s hjemmel til behandling af disse oplysninger er databeskyttelsesforordningens artikel 6, stk. 1, litra c) og e) og artikel 10. Dette gælder også i tilfælde, hvor </w:t>
-      </w:r>
-      <w:r>
-        <w:t>Lægemiddelstyrelsen</w:t>
-      </w:r>
-      <w:r>
-        <w:t xml:space="preserve"> har behov for at gøre personoplysningerne tilgængelige for rådgivere, som bistår </w:t>
-      </w:r>
-      <w:r>
-        <w:t>Lægemiddelstyrelsen</w:t>
-      </w:r>
-      <w:r>
-        <w:t xml:space="preserve"> med udbudsprocessen, databehandlere og klagemyndigheder.</w:t>
+        <w:t xml:space="preserve">Lægemiddelstyrelsen er ansvarlig for at sikre, at personoplysninger behandles i overensstemmelse med forordning 2016/679 (databeskyttelsesforordningen) og lov nr. 502 af 23/05/2018 (databeskyttelsesloven), hvilket bl.a. indebærer, at Lægemiddelstyrelsen skal sikre, at Lægemiddelstyrelsen har hjemmel til at behandle personoplysningerne. Lægemiddelstyrelsens hjemmel til behandling af disse oplysninger er databeskyttelsesforordningens artikel 6, stk. 1, litra c) og e) og artikel 10. Dette gælder også i tilfælde, hvor Lægemiddelstyrelsen har behov for at gøre personoplysningerne tilgængelige for rådgivere, som bistår Lægemiddelstyrelsen med udbudsprocessen, databehandlere og klagemyndigheder.</w:t>
       </w:r>
     </w:p>
     <w:p>
@@ -13180,56 +9413,20 @@
         <w:spacing w:line="276" w:lineRule="auto"/>
       </w:pPr>
       <w:r>
-        <w:t>Lægemiddelstyrelsen</w:t>
+        <w:t xml:space="preserve">Lægemiddelstyrelsen opbevarer alene personoplysningerne i det tidsrum, som er nødvendigt for opfyldelse af de formål, hvortil de pågældende personoplysninger behandles. Dette indebærer, at Ordregiver som udgangspunkt opbevarer personoplysningerne så længe Kontrakten løber.</w:t>
       </w:r>
+    </w:p>
+    <w:p>
+      <w:pPr>
+        <w:spacing w:line="276" w:lineRule="auto"/>
+      </w:pPr>
+    </w:p>
+    <w:p>
+      <w:pPr>
+        <w:spacing w:line="276" w:lineRule="auto"/>
+      </w:pPr>
       <w:r>
-        <w:t xml:space="preserve"> opbevarer</w:t>
-      </w:r>
-      <w:r>
-        <w:t xml:space="preserve"> alene personoplysningerne i det tidsrum, som er nødvendigt for opfyldelse af de formål, hvortil de pågældende personoplysninger behandles. Dette indebærer, at </w:t>
-      </w:r>
-      <w:r>
-        <w:t xml:space="preserve">Ordregiver som udgangspunkt opbevarer personoplysningerne så længe </w:t>
-      </w:r>
-      <w:r>
-        <w:t>K</w:t>
-      </w:r>
-      <w:r>
-        <w:t>ontrakten løber</w:t>
-      </w:r>
-      <w:r>
-        <w:t>.</w:t>
-      </w:r>
-    </w:p>
-    <w:p>
-      <w:pPr>
-        <w:spacing w:line="276" w:lineRule="auto"/>
-      </w:pPr>
-    </w:p>
-    <w:p>
-      <w:pPr>
-        <w:spacing w:line="276" w:lineRule="auto"/>
-      </w:pPr>
-      <w:r>
-        <w:t xml:space="preserve">Det kan dog være nødvendigt at forlænge denne periode, f.eks. fordi det vurderes nødvendigt for, </w:t>
-      </w:r>
-      <w:r>
-        <w:t xml:space="preserve">at </w:t>
-      </w:r>
-      <w:r>
-        <w:t>Lægemiddelstyrelsen</w:t>
-      </w:r>
-      <w:r>
-        <w:t xml:space="preserve"> kan overholde en retlig forpligtelse, som påhviler </w:t>
-      </w:r>
-      <w:r>
-        <w:t>Lægemiddelstyrelsen</w:t>
-      </w:r>
-      <w:r>
-        <w:t xml:space="preserve"> eller for, at et retskrav kan fastlægges, gøres gældende eller forsvares.</w:t>
-      </w:r>
-      <w:r>
-        <w:t xml:space="preserve">  </w:t>
+        <w:t xml:space="preserve">Det kan dog være nødvendigt at forlænge denne periode, f.eks. fordi det vurderes nødvendigt for, at Lægemiddelstyrelsen kan overholde en retlig forpligtelse, som påhviler Lægemiddelstyrelsen eller for, at et retskrav kan fastlægges, gøres gældende eller forsvares.  </w:t>
       </w:r>
     </w:p>
     <w:p>
@@ -13283,22 +9480,7 @@
         <w:spacing w:line="276" w:lineRule="auto"/>
       </w:pPr>
       <w:r>
-        <w:t>Ansøger/</w:t>
-      </w:r>
-      <w:r>
-        <w:t>t</w:t>
-      </w:r>
-      <w:r>
-        <w:t xml:space="preserve">ilbudsgiver er ansvarlig for at sikre, at de registrerede modtager den nødvendige information om behandlingen af deres persondata samt orienteres om deres rettigheder. De registrerede kan gøres deres rettigheder gældende ved at tage kontakt </w:t>
-      </w:r>
-      <w:r>
-        <w:t xml:space="preserve">til </w:t>
-      </w:r>
-      <w:r>
-        <w:t>Lægemiddelstyrelsen</w:t>
-      </w:r>
-      <w:r>
-        <w:t xml:space="preserve">. </w:t>
+        <w:t xml:space="preserve">Ansøger/tilbudsgiver er ansvarlig for at sikre, at de registrerede modtager den nødvendige information om behandlingen af deres persondata samt orienteres om deres rettigheder. De registrerede kan gøres deres rettigheder gældende ved at tage kontakt til Lægemiddelstyrelsen. </w:t>
       </w:r>
     </w:p>
     <w:p>
@@ -13329,10 +9511,7 @@
       <w:bookmarkStart w:id="141" w:name="_Toc240975458"/>
       <w:r>
         <w:lastRenderedPageBreak/>
-        <w:t>A</w:t>
-      </w:r>
-      <w:r>
-        <w:t>ktindsigt</w:t>
+        <w:t>Aktindsigt</w:t>
       </w:r>
       <w:bookmarkEnd w:id="141"/>
     </w:p>
@@ -13341,19 +9520,7 @@
         <w:spacing w:line="276" w:lineRule="auto"/>
       </w:pPr>
       <w:r>
-        <w:t>Lægemiddelstyrelsen</w:t>
-      </w:r>
-      <w:r>
-        <w:t xml:space="preserve"> er underlagt de forvaltningsmæssige regler, herunder reglerne om aktindsigt i offentligheds- og forvaltningsloven.</w:t>
-      </w:r>
-      <w:r>
-        <w:t xml:space="preserve"> Adgang til aktindsigt i tilbud efter offentlighedsloven er dog begrænset til de</w:t>
-      </w:r>
-      <w:r>
-        <w:t>m</w:t>
-      </w:r>
-      <w:r>
-        <w:t>, der er klageberettigede vedrørende udbuddet, samt massemedier, jf. nærmere Udbudslovens § 5 a.</w:t>
+        <w:t xml:space="preserve">Lægemiddelstyrelsen er underlagt de forvaltningsmæssige regler, herunder reglerne om aktindsigt i offentligheds- og forvaltningsloven. Adgang til aktindsigt i tilbud efter offentlighedsloven er dog begrænset til dem, der er klageberettigede vedrørende udbuddet, samt massemedier, jf. nærmere Udbudslovens § 5 a.</w:t>
       </w:r>
     </w:p>
     <w:p>
@@ -13379,19 +9546,7 @@
         <w:spacing w:line="276" w:lineRule="auto"/>
       </w:pPr>
       <w:r>
-        <w:t>Lægemiddelstyrelsen</w:t>
-      </w:r>
-      <w:r>
-        <w:t xml:space="preserve"> er ikke bundet af tilbudsgivers angivelser i forbindelse med en eventuel begæring om aktindsigt, men angivelserne vil indgå som et element i </w:t>
-      </w:r>
-      <w:r>
-        <w:t>Lægemiddelstyrelsen</w:t>
-      </w:r>
-      <w:r>
-        <w:t>s</w:t>
-      </w:r>
-      <w:r>
-        <w:t xml:space="preserve"> vurdering af, om og i hvilket omfang der skal gives aktindsigt.</w:t>
+        <w:t xml:space="preserve">Lægemiddelstyrelsen er ikke bundet af tilbudsgivers angivelser i forbindelse med en eventuel begæring om aktindsigt, men angivelserne vil indgå som et element i Lægemiddelstyrelsens vurdering af, om og i hvilket omfang der skal gives aktindsigt.</w:t>
       </w:r>
     </w:p>
     <w:p>
@@ -13433,117 +9588,33 @@
         <w:spacing w:line="276" w:lineRule="auto"/>
       </w:pPr>
       <w:r>
-        <w:t xml:space="preserve">Før beslutning om tildeling af </w:t>
+        <w:t xml:space="preserve">Før beslutning om tildeling af Kontrakten skal Lægemiddelstyrelsen kræve, at den tilbudsgiver, som Lægemiddelstyrelsen har til hensigt at tildele Kontrakten til, fremlægger dokumentation i henhold til Udbudslovens § 152 for de oplysninger, der er afgivet i ESPD.</w:t>
       </w:r>
+    </w:p>
+    <w:p>
+      <w:pPr>
+        <w:spacing w:line="276" w:lineRule="auto"/>
+      </w:pPr>
+    </w:p>
+    <w:p>
+      <w:pPr>
+        <w:spacing w:line="276" w:lineRule="auto"/>
+      </w:pPr>
       <w:r>
-        <w:t>K</w:t>
+        <w:t xml:space="preserve">Lægemiddelstyrelsen kan desuden på ethvert tidspunkt i udbudsproceduren anmode ansøgerne eller tilbudsgiverne om at fremlægge (endelig) dokumentation for de forhold, der er blevet erklæret i ESPD, jf. Udbudslovens § 151, stk. 2. Tilsvarende kan Lægemiddelstyrelsen anmode ansøgerne eller tilbudsgiverne om at supplere eller præcisere modtaget dokumentation. I så fald skal den efterspurgte dokumentation fremsendes inden en kortere tidsfrist, der fastsættes af Lægemiddelstyrelsen. </w:t>
       </w:r>
+    </w:p>
+    <w:p>
+      <w:pPr>
+        <w:spacing w:line="276" w:lineRule="auto"/>
+      </w:pPr>
+    </w:p>
+    <w:p>
+      <w:pPr>
+        <w:spacing w:line="276" w:lineRule="auto"/>
+      </w:pPr>
       <w:r>
-        <w:t>ontrakt</w:t>
-      </w:r>
-      <w:r>
-        <w:t>en</w:t>
-      </w:r>
-      <w:r>
-        <w:t xml:space="preserve"> skal </w:t>
-      </w:r>
-      <w:r>
-        <w:t>Lægemiddelstyrelsen</w:t>
-      </w:r>
-      <w:r>
-        <w:t xml:space="preserve"> kræve, at den</w:t>
-      </w:r>
-      <w:r>
-        <w:t xml:space="preserve"> </w:t>
-      </w:r>
-      <w:r>
-        <w:t xml:space="preserve">tilbudsgiver, som </w:t>
-      </w:r>
-      <w:r>
-        <w:t>Lægemiddelstyrelsen</w:t>
-      </w:r>
-      <w:r>
-        <w:t xml:space="preserve"> har til hensigt at tildele </w:t>
-      </w:r>
-      <w:r>
-        <w:t>K</w:t>
-      </w:r>
-      <w:r>
-        <w:t>ontrakten til, fremlægger dokumentation i henhold til Udbudslovens § 152 for de oplysninger, der er afgivet i ESPD.</w:t>
-      </w:r>
-    </w:p>
-    <w:p>
-      <w:pPr>
-        <w:spacing w:line="276" w:lineRule="auto"/>
-      </w:pPr>
-    </w:p>
-    <w:p>
-      <w:pPr>
-        <w:spacing w:line="276" w:lineRule="auto"/>
-      </w:pPr>
-      <w:r>
-        <w:t>Lægemiddelstyrelsen</w:t>
-      </w:r>
-      <w:r>
-        <w:t xml:space="preserve"> kan desuden på ethvert tidspunkt i udbudsproceduren anmode ansøgerne eller tilbudsgiverne om at fremlægge (endelig) dokumentation for de forhold, der</w:t>
-      </w:r>
-      <w:r>
-        <w:t xml:space="preserve"> er blevet erklæret i ESPD, jf. Udbudslovens § 151, stk. 2. Tilsvarende kan </w:t>
-      </w:r>
-      <w:r>
-        <w:t>Lægemiddelstyrelsen</w:t>
-      </w:r>
-      <w:r>
-        <w:t xml:space="preserve"> anmode ansøgerne eller tilbudsgiverne om at supplere eller præcisere modtaget dokumentation. I så fald skal den efterspurgte dokumentation fremsendes inden en kortere tidsfrist, der fastsættes af </w:t>
-      </w:r>
-      <w:r>
-        <w:t>Lægemiddelstyrelsen</w:t>
-      </w:r>
-      <w:r>
-        <w:t>.</w:t>
-      </w:r>
-      <w:r>
-        <w:t xml:space="preserve"> </w:t>
-      </w:r>
-    </w:p>
-    <w:p>
-      <w:pPr>
-        <w:spacing w:line="276" w:lineRule="auto"/>
-      </w:pPr>
-    </w:p>
-    <w:p>
-      <w:pPr>
-        <w:spacing w:line="276" w:lineRule="auto"/>
-      </w:pPr>
-      <w:r>
-        <w:t xml:space="preserve">Hvis </w:t>
-      </w:r>
-      <w:r>
-        <w:t>krævet dokumentation</w:t>
-      </w:r>
-      <w:r>
-        <w:t xml:space="preserve"> ikke </w:t>
-      </w:r>
-      <w:r>
-        <w:t>fuldt ud fremsendes</w:t>
-      </w:r>
-      <w:r>
-        <w:t xml:space="preserve">, kan </w:t>
-      </w:r>
-      <w:r>
-        <w:t>Lægemiddelstyrelsen</w:t>
-      </w:r>
-      <w:r>
-        <w:t xml:space="preserve"> give mulighed for eftersendelse indenfor en kort tidsfrist. </w:t>
-      </w:r>
-      <w:r>
-        <w:t>Lægemiddelstyrelsen</w:t>
-      </w:r>
-      <w:r>
-        <w:t xml:space="preserve"> er d</w:t>
-      </w:r>
-      <w:r>
-        <w:t xml:space="preserve">og ikke forpligtet hertil. </w:t>
+        <w:t xml:space="preserve">Hvis krævet dokumentation ikke fuldt ud fremsendes, kan Lægemiddelstyrelsen give mulighed for eftersendelse indenfor en kort tidsfrist. Lægemiddelstyrelsen er dog ikke forpligtet hertil. </w:t>
       </w:r>
     </w:p>
     <w:p>
@@ -13666,19 +9737,7 @@
               <w:rPr>
                 <w:b/>
               </w:rPr>
-              <w:t xml:space="preserve">Udbudslovens § 135, stk. 1 </w:t>
-            </w:r>
-            <w:r>
-              <w:rPr>
-                <w:b/>
-              </w:rPr>
-              <w:t>-</w:t>
-            </w:r>
-            <w:r>
-              <w:rPr>
-                <w:b/>
-              </w:rPr>
-              <w:t xml:space="preserve"> 3 </w:t>
+              <w:t xml:space="preserve">Udbudslovens § 135, stk. 1 - 3 </w:t>
             </w:r>
           </w:p>
           <w:p>
@@ -13827,13 +9886,8 @@
             </w:pPr>
             <w:r>
               <w:t xml:space="preserve">Uddrag fra relevant register, certifikat eller tilsvarende dokument(er) udstedt af kompetent myndighed, der viser, </w:t>
-            </w:r>
-            <w:r>
               <w:lastRenderedPageBreak/>
-              <w:t>at ansøgeren eller tilbudsgiver ikke er omfattet af udelukkelsesgrundene i § 135, stk. 1.</w:t>
-            </w:r>
-            <w:r>
-              <w:t xml:space="preserve"> </w:t>
+              <w:t xml:space="preserve">at ansøgeren eller tilbudsgiver ikke er omfattet af udelukkelsesgrundene i § 135, stk. 1. </w:t>
             </w:r>
           </w:p>
           <w:p>
@@ -13897,13 +9951,7 @@
               <w:t>Bemærk:</w:t>
             </w:r>
             <w:r>
-              <w:t xml:space="preserve"> Dokumentationen skal omfatte både </w:t>
-            </w:r>
-            <w:r>
-              <w:t>tilbudsgiver selv</w:t>
-            </w:r>
-            <w:r>
-              <w:t xml:space="preserve"> </w:t>
+              <w:t xml:space="preserve"> Dokumentationen skal omfatte både tilbudsgiver selv </w:t>
             </w:r>
             <w:r>
               <w:rPr>
@@ -13913,13 +9961,7 @@
               <w:t xml:space="preserve">og </w:t>
             </w:r>
             <w:r>
-              <w:t xml:space="preserve">eventuelle medlemmer af eller tilbudsgivers bestyrelse, direktion eller tilsynsråd, jf. </w:t>
-            </w:r>
-            <w:r>
-              <w:t xml:space="preserve">udbudslovens </w:t>
-            </w:r>
-            <w:r>
-              <w:t>135, stk. 2.</w:t>
+              <w:t xml:space="preserve">eventuelle medlemmer af eller tilbudsgivers bestyrelse, direktion eller tilsynsråd, jf. udbudslovens 135, stk. 2.</w:t>
             </w:r>
           </w:p>
           <w:p>
@@ -13952,13 +9994,7 @@
                 <w:b/>
               </w:rPr>
               <w:lastRenderedPageBreak/>
-              <w:t xml:space="preserve">Udbudslovens § </w:t>
-            </w:r>
-            <w:r>
-              <w:rPr>
-                <w:b/>
-              </w:rPr>
-              <w:t>137, stk. 1, nr. 2 (Frivillig udelukkelsesgrund)</w:t>
+              <w:t xml:space="preserve">Udbudslovens § 137, stk. 1, nr. 2 (Frivillig udelukkelsesgrund)</w:t>
             </w:r>
           </w:p>
         </w:tc>
@@ -14079,10 +10115,7 @@
               <w:ind w:left="360"/>
             </w:pPr>
             <w:r>
-              <w:t xml:space="preserve">Certifikat udstedt af den kompetente myndighed i det pågældende land som bevis for, at ansøgeren ikke er omfattet af udelukkelsesgrundene i de i </w:t>
-            </w:r>
-            <w:r>
-              <w:t>§ 137, stk. 1, nr. 2, nævnte tilfælde.</w:t>
+              <w:t xml:space="preserve">Certifikat udstedt af den kompetente myndighed i det pågældende land som bevis for, at ansøgeren ikke er omfattet af udelukkelsesgrundene i de i § 137, stk. 1, nr. 2, nævnte tilfælde.</w:t>
             </w:r>
           </w:p>
           <w:p>
@@ -14100,20 +10133,9 @@
               <w:spacing w:line="276" w:lineRule="auto"/>
             </w:pPr>
             <w:r>
-              <w:t xml:space="preserve">Udsteder det pågældende land ikke certifikater, eller dækker disse ikke alle de i § 137, stk. 1, nr. </w:t>
-            </w:r>
-            <w:r>
-              <w:t>2, nævnte</w:t>
-            </w:r>
-            <w:r>
-              <w:t xml:space="preserve"> tilfælde, kan de erstattes af en erklæring under ed. Anvendes edsaflæggelse ikke i det pågældende land, kan der anvendes en erklæring på tro og love, der er afgivet </w:t>
-            </w:r>
-            <w:r>
+              <w:t xml:space="preserve">Udsteder det pågældende land ikke certifikater, eller dækker disse ikke alle de i § 137, stk. 1, nr. 2, nævnte tilfælde, kan de erstattes af en erklæring under ed. Anvendes edsaflæggelse ikke i det pågældende land, kan der anvendes en erklæring på tro og love, der er afgivet </w:t>
               <w:lastRenderedPageBreak/>
-              <w:t xml:space="preserve">for en kompetent retslig eller administrativ myndighed, for en notar eller for en kompetent faglig organisation i det land, hvor ansøgeren </w:t>
-            </w:r>
-            <w:r>
-              <w:t>eller tilbudsgiver er etableret.</w:t>
+              <w:t xml:space="preserve">for en kompetent retslig eller administrativ myndighed, for en notar eller for en kompetent faglig organisation i det land, hvor ansøgeren eller tilbudsgiver er etableret.</w:t>
             </w:r>
           </w:p>
           <w:p>
@@ -14296,13 +10318,7 @@
               <w:rPr>
                 <w:b/>
               </w:rPr>
-              <w:t xml:space="preserve">Såfremt ansøger/tilbudsgiver baserer sig på en anden enhed i forhold til </w:t>
-            </w:r>
-            <w:r>
-              <w:rPr>
-                <w:b/>
-              </w:rPr>
-              <w:t>teknisk og faglig formåen</w:t>
+              <w:t xml:space="preserve">Såfremt ansøger/tilbudsgiver baserer sig på en anden enhed i forhold til teknisk og faglig formåen</w:t>
             </w:r>
           </w:p>
           <w:p>
@@ -14391,68 +10407,27 @@
         <w:spacing w:line="276" w:lineRule="auto"/>
       </w:pPr>
       <w:r>
-        <w:t>Lægemiddelstyrelsen</w:t>
+        <w:t xml:space="preserve">Lægemiddelstyrelsen kan på ethvert tidspunkt i udbudsproceduren anmode tilbudsgiverne om at fremlægge dokumentation for de forhold, der er blevet erklæret i tro og love erklæring(er) om sanktioner mod Rusland og russiske interesser, jf. punkt </w:t>
+        <w:fldChar w:fldCharType="begin"/>
+        <w:instrText xml:space="preserve"> REF _Ref103872129 \r \h </w:instrText>
+        <w:instrText xml:space="preserve"> \* MERGEFORMAT </w:instrText>
+        <w:fldChar w:fldCharType="separate"/>
+        <w:t>10</w:t>
+        <w:fldChar w:fldCharType="end"/>
+        <w:t xml:space="preserve"> ovenfor. Tilsvarende kan Lægemiddelstyrelsen anmode tilbudsgiverne om at supplere eller præcisere modtaget dokumentation. </w:t>
       </w:r>
+    </w:p>
+    <w:p>
+      <w:pPr>
+        <w:spacing w:line="276" w:lineRule="auto"/>
+      </w:pPr>
+    </w:p>
+    <w:p>
+      <w:pPr>
+        <w:spacing w:line="276" w:lineRule="auto"/>
+      </w:pPr>
       <w:r>
-        <w:t xml:space="preserve"> kan</w:t>
-      </w:r>
-      <w:r>
-        <w:t xml:space="preserve"> på ethvert tidspunkt i </w:t>
-      </w:r>
-      <w:r>
-        <w:t xml:space="preserve">udbudsproceduren anmode </w:t>
-      </w:r>
-      <w:r>
-        <w:t>t</w:t>
-      </w:r>
-      <w:r>
-        <w:t xml:space="preserve">ilbudsgiverne om at fremlægge dokumentation for de forhold, der er blevet erklæret i tro og love erklæring(er) om sanktioner mod Rusland og russiske interesser, jf. punkt </w:t>
-      </w:r>
-      <w:r>
-        <w:fldChar w:fldCharType="begin"/>
-      </w:r>
-      <w:r>
-        <w:instrText xml:space="preserve"> REF _Ref103872129 \r \h </w:instrText>
-      </w:r>
-      <w:r>
-        <w:instrText xml:space="preserve"> \* MERGEFORMAT </w:instrText>
-      </w:r>
-      <w:r>
-        <w:fldChar w:fldCharType="separate"/>
-      </w:r>
-      <w:r>
-        <w:t>10</w:t>
-      </w:r>
-      <w:r>
-        <w:fldChar w:fldCharType="end"/>
-      </w:r>
-      <w:r>
-        <w:t xml:space="preserve"> ovenfor. Tilsvarende kan </w:t>
-      </w:r>
-      <w:r>
-        <w:t>Lægemiddelstyrelsen</w:t>
-      </w:r>
-      <w:r>
-        <w:t xml:space="preserve"> anmode tilbudsgiverne om at supplere eller præcisere modtaget dokumentation. </w:t>
-      </w:r>
-    </w:p>
-    <w:p>
-      <w:pPr>
-        <w:spacing w:line="276" w:lineRule="auto"/>
-      </w:pPr>
-    </w:p>
-    <w:p>
-      <w:pPr>
-        <w:spacing w:line="276" w:lineRule="auto"/>
-      </w:pPr>
-      <w:r>
-        <w:t xml:space="preserve">I så fald skal den efterspurgte dokumentation fremsendes inden en kortere tidsfrist, der fastsættes af </w:t>
-      </w:r>
-      <w:r>
-        <w:t>Lægemiddelstyrelsen</w:t>
-      </w:r>
-      <w:r>
-        <w:t>. Manglende fremsendelse af efterspurgt dokumentation kan føre til udelukkelse af den pågældende tilbudsgiver fra udbudsproceduren.</w:t>
+        <w:t xml:space="preserve">I så fald skal den efterspurgte dokumentation fremsendes inden en kortere tidsfrist, der fastsættes af Lægemiddelstyrelsen. Manglende fremsendelse af efterspurgt dokumentation kan føre til udelukkelse af den pågældende tilbudsgiver fra udbudsproceduren.</w:t>
       </w:r>
     </w:p>
     <w:p>

--- a/Stjernekort/testdata/dvr/01. Udbudsbetingelser.docx
+++ b/Stjernekort/testdata/dvr/01. Udbudsbetingelser.docx
@@ -4032,7 +4032,7 @@
       </w:pPr>
       <w:ins w:id="1148" w:author="Claude" w:date="2026-09-29T12:00:00Z">
         <w:r>
-          <w:t xml:space="preserve">Der skal desuden gives tilbud på en option på udvikling og levering af DVR online (webbaseret brugergrænseflade til dyrlæger), jf. Kontraktens punkt 6.2, bilag 3A, afsnit 3.5, og bilag 12, punkt 8.</w:t>
+          <w:t xml:space="preserve">Der skal desuden gives tilbud på en option på udvikling og levering af DVR online (webbaseret brugergrænseflade til dyrlæger), jf. Kontraktens punkt 6.2 og 6.3, bilag 3A, afsnit 3.5, og bilag 12, punkt 8.</w:t>
         </w:r>
       </w:ins>
     </w:p>
